--- a/templates/plananual/ARTE 1° A 5/ARTE 5° - PROGRAMACIÓN CURRICULAR ANUAL .docx
+++ b/templates/plananual/ARTE 1° A 5/ARTE 5° - PROGRAMACIÓN CURRICULAR ANUAL .docx
@@ -1,6 +1,6 @@
 
 <file path=word/document.xml><?xml version="1.0" encoding="utf-8"?>
-<w:document xmlns:wpc="http://schemas.microsoft.com/office/word/2010/wordprocessingCanvas" xmlns:cx="http://schemas.microsoft.com/office/drawing/2014/chartex" xmlns:cx1="http://schemas.microsoft.com/office/drawing/2015/9/8/chartex" xmlns:cx2="http://schemas.microsoft.com/office/drawing/2015/10/21/chartex" xmlns:cx3="http://schemas.microsoft.com/office/drawing/2016/5/9/chartex" xmlns:cx4="http://schemas.microsoft.com/office/drawing/2016/5/10/chartex" xmlns:cx5="http://schemas.microsoft.com/office/drawing/2016/5/11/chartex" xmlns:cx6="http://schemas.microsoft.com/office/drawing/2016/5/12/chartex" xmlns:cx7="http://schemas.microsoft.com/office/drawing/2016/5/13/chartex" xmlns:cx8="http://schemas.microsoft.com/office/drawing/2016/5/14/chartex" xmlns:mc="http://schemas.openxmlformats.org/markup-compatibility/2006" xmlns:aink="http://schemas.microsoft.com/office/drawing/2016/ink" xmlns:am3d="http://schemas.microsoft.com/office/drawing/2017/model3d" xmlns:o="urn:schemas-microsoft-com:office:office" xmlns:oel="http://schemas.microsoft.com/office/2019/extlst" xmlns:r="http://schemas.openxmlformats.org/officeDocument/2006/relationships" xmlns:m="http://schemas.openxmlformats.org/officeDocument/2006/math" xmlns:v="urn:schemas-microsoft-com:vml" xmlns:wp14="http://schemas.microsoft.com/office/word/2010/wordprocessingDrawing" xmlns:wp="http://schemas.openxmlformats.org/drawingml/2006/wordprocessingDrawing" xmlns:w10="urn:schemas-microsoft-com:office:word" xmlns:w="http://schemas.openxmlformats.org/wordprocessingml/2006/main" xmlns:w14="http://schemas.microsoft.com/office/word/2010/wordml" xmlns:w15="http://schemas.microsoft.com/office/word/2012/wordml" xmlns:w16cex="http://schemas.microsoft.com/office/word/2018/wordml/cex" xmlns:w16cid="http://schemas.microsoft.com/office/word/2016/wordml/cid" xmlns:w16="http://schemas.microsoft.com/office/word/2018/wordml" xmlns:w16du="http://schemas.microsoft.com/office/word/2023/wordml/word16du" xmlns:w16sdtdh="http://schemas.microsoft.com/office/word/2020/wordml/sdtdatahash" xmlns:w16sdtfl="http://schemas.microsoft.com/office/word/2024/wordml/sdtformatlock" xmlns:w16se="http://schemas.microsoft.com/office/word/2015/wordml/symex" xmlns:wpg="http://schemas.microsoft.com/office/word/2010/wordprocessingGroup" xmlns:wpi="http://schemas.microsoft.com/office/word/2010/wordprocessingInk" xmlns:wne="http://schemas.microsoft.com/office/word/2006/wordml" xmlns:wps="http://schemas.microsoft.com/office/word/2010/wordprocessingShape" mc:Ignorable="w14 w15 w16se w16cid w16 w16cex w16sdtdh w16sdtfl w16du wp14">
+<w:document xmlns:wpc="http://schemas.microsoft.com/office/word/2010/wordprocessingCanvas" xmlns:cx="http://schemas.microsoft.com/office/drawing/2014/chartex" xmlns:cx1="http://schemas.microsoft.com/office/drawing/2015/9/8/chartex" xmlns:cx2="http://schemas.microsoft.com/office/drawing/2015/10/21/chartex" xmlns:cx3="http://schemas.microsoft.com/office/drawing/2016/5/9/chartex" xmlns:cx4="http://schemas.microsoft.com/office/drawing/2016/5/10/chartex" xmlns:cx5="http://schemas.microsoft.com/office/drawing/2016/5/11/chartex" xmlns:cx6="http://schemas.microsoft.com/office/drawing/2016/5/12/chartex" xmlns:cx7="http://schemas.microsoft.com/office/drawing/2016/5/13/chartex" xmlns:cx8="http://schemas.microsoft.com/office/drawing/2016/5/14/chartex" xmlns:mc="http://schemas.openxmlformats.org/markup-compatibility/2006" xmlns:aink="http://schemas.microsoft.com/office/drawing/2016/ink" xmlns:am3d="http://schemas.microsoft.com/office/drawing/2017/model3d" xmlns:o="urn:schemas-microsoft-com:office:office" xmlns:oel="http://schemas.microsoft.com/office/2019/extlst" xmlns:r="http://schemas.openxmlformats.org/officeDocument/2006/relationships" xmlns:m="http://schemas.openxmlformats.org/officeDocument/2006/math" xmlns:v="urn:schemas-microsoft-com:vml" xmlns:wp14="http://schemas.microsoft.com/office/word/2010/wordprocessingDrawing" xmlns:wp="http://schemas.openxmlformats.org/drawingml/2006/wordprocessingDrawing" xmlns:w10="urn:schemas-microsoft-com:office:word" xmlns:w="http://schemas.openxmlformats.org/wordprocessingml/2006/main" xmlns:w14="http://schemas.microsoft.com/office/word/2010/wordml" xmlns:w15="http://schemas.microsoft.com/office/word/2012/wordml" xmlns:w16cex="http://schemas.microsoft.com/office/word/2018/wordml/cex" xmlns:w16cid="http://schemas.microsoft.com/office/word/2016/wordml/cid" xmlns:w16="http://schemas.microsoft.com/office/word/2018/wordml" xmlns:w16du="http://schemas.microsoft.com/office/word/2023/wordml/word16du" xmlns:w16sdtdh="http://schemas.microsoft.com/office/word/2020/wordml/sdtdatahash" xmlns:w16se="http://schemas.microsoft.com/office/word/2015/wordml/symex" xmlns:wpg="http://schemas.microsoft.com/office/word/2010/wordprocessingGroup" xmlns:wpi="http://schemas.microsoft.com/office/word/2010/wordprocessingInk" xmlns:wne="http://schemas.microsoft.com/office/word/2006/wordml" xmlns:wps="http://schemas.microsoft.com/office/word/2010/wordprocessingShape" mc:Ignorable="w14 w15 w16se w16cid w16 w16cex w16sdtdh w16du wp14">
   <w:body>
     <w:p>
       <w:pPr>
@@ -440,31 +440,7 @@
                             <w:sz w:val="32"/>
                             <w:szCs w:val="32"/>
                           </w:rPr>
-                          <w:t>{{</w:t>
-                        </w:r>
-                        <w:proofErr w:type="spellStart"/>
-                        <w:r>
-                          <w:rPr>
-                            <w:rFonts w:ascii="Aptos ExtraBold" w:hAnsi="Aptos ExtraBold" w:cs="Times New Roman"/>
-                            <w:b/>
-                            <w:bCs/>
-                            <w:color w:val="FFFFFF" w:themeColor="background1"/>
-                            <w:sz w:val="32"/>
-                            <w:szCs w:val="32"/>
-                          </w:rPr>
-                          <w:t>anio</w:t>
-                        </w:r>
-                        <w:proofErr w:type="spellEnd"/>
-                        <w:r>
-                          <w:rPr>
-                            <w:rFonts w:ascii="Aptos ExtraBold" w:hAnsi="Aptos ExtraBold" w:cs="Times New Roman"/>
-                            <w:b/>
-                            <w:bCs/>
-                            <w:color w:val="FFFFFF" w:themeColor="background1"/>
-                            <w:sz w:val="32"/>
-                            <w:szCs w:val="32"/>
-                          </w:rPr>
-                          <w:t>}}</w:t>
+                          <w:t>{{anio}}</w:t>
                         </w:r>
                       </w:p>
                     </w:txbxContent>
@@ -2361,7 +2337,6 @@
               <w:t xml:space="preserve">Describe los efectos que tienen los elementos, principios y códigos asociados a cada lenguaje artístico sobre la audiencia. Ejemplo: Los estudiantes observan una serie de afiches sobre el </w:t>
             </w:r>
             <w:proofErr w:type="spellStart"/>
-            <w:proofErr w:type="gramStart"/>
             <w:r>
               <w:rPr>
                 <w:rFonts w:ascii="Arial Nova Cond Light" w:eastAsia="Times New Roman" w:hAnsi="Arial Nova Cond Light" w:cs="Arial"/>
@@ -2373,7 +2348,6 @@
               <w:t>bullying</w:t>
             </w:r>
             <w:proofErr w:type="spellEnd"/>
-            <w:proofErr w:type="gramEnd"/>
             <w:r>
               <w:rPr>
                 <w:rFonts w:ascii="Arial Nova Cond Light" w:eastAsia="Times New Roman" w:hAnsi="Arial Nova Cond Light" w:cs="Arial"/>
@@ -9338,7 +9312,7 @@
     <w:tbl>
       <w:tblPr>
         <w:tblStyle w:val="Tablaconcuadrcula"/>
-        <w:tblW w:w="14850" w:type="dxa"/>
+        <w:tblW w:w="14851" w:type="dxa"/>
         <w:jc w:val="center"/>
         <w:tblBorders>
           <w:top w:val="double" w:sz="4" w:space="0" w:color="47D459" w:themeColor="accent3" w:themeTint="99"/>
@@ -9352,7 +9326,7 @@
         <w:tblLook w:val="04A0" w:firstRow="1" w:lastRow="0" w:firstColumn="1" w:lastColumn="0" w:noHBand="0" w:noVBand="1"/>
       </w:tblPr>
       <w:tblGrid>
-        <w:gridCol w:w="874"/>
+        <w:gridCol w:w="875"/>
         <w:gridCol w:w="1095"/>
         <w:gridCol w:w="1726"/>
         <w:gridCol w:w="6169"/>
@@ -9368,32 +9342,27 @@
         <w:tc>
           <w:tcPr>
             <w:tcW w:w="875" w:type="dxa"/>
-            <w:tcBorders>
-              <w:top w:val="double" w:sz="4" w:space="0" w:color="47D459" w:themeColor="accent3" w:themeTint="99"/>
-              <w:left w:val="double" w:sz="4" w:space="0" w:color="47D459" w:themeColor="accent3" w:themeTint="99"/>
-              <w:bottom w:val="double" w:sz="4" w:space="0" w:color="47D459" w:themeColor="accent3" w:themeTint="99"/>
-              <w:right w:val="double" w:sz="4" w:space="0" w:color="47D459" w:themeColor="accent3" w:themeTint="99"/>
-            </w:tcBorders>
             <w:shd w:val="clear" w:color="auto" w:fill="C1F0C7" w:themeFill="accent3" w:themeFillTint="33"/>
             <w:vAlign w:val="center"/>
-            <w:hideMark/>
-          </w:tcPr>
-          <w:p>
-            <w:pPr>
-              <w:spacing w:after="160" w:line="276" w:lineRule="auto"/>
-              <w:ind w:right="-455"/>
-              <w:rPr>
-                <w:rFonts w:ascii="Arial Nova Cond Light" w:hAnsi="Arial Nova Cond Light" w:cs="Times New Roman"/>
-                <w:b/>
-                <w:bCs/>
-                <w:color w:val="000000" w:themeColor="text1"/>
-                <w:sz w:val="20"/>
-                <w:szCs w:val="20"/>
-              </w:rPr>
-            </w:pPr>
-            <w:r>
-              <w:rPr>
-                <w:rFonts w:ascii="Arial Nova Cond Light" w:hAnsi="Arial Nova Cond Light" w:cs="Times New Roman"/>
+          </w:tcPr>
+          <w:p>
+            <w:pPr>
+              <w:pStyle w:val="Prrafodelista"/>
+              <w:ind w:left="0"/>
+              <w:jc w:val="center"/>
+              <w:rPr>
+                <w:rFonts w:ascii="Arial Nova Cond" w:hAnsi="Arial Nova Cond" w:cs="Times New Roman"/>
+                <w:b/>
+                <w:bCs/>
+                <w:color w:val="000000" w:themeColor="text1"/>
+                <w:sz w:val="20"/>
+                <w:szCs w:val="20"/>
+              </w:rPr>
+            </w:pPr>
+            <w:bookmarkStart w:id="1" w:name="_Hlk227075175"/>
+            <w:r>
+              <w:rPr>
+                <w:rFonts w:ascii="Arial Nova Cond" w:hAnsi="Arial Nova Cond" w:cs="Times New Roman"/>
                 <w:b/>
                 <w:bCs/>
                 <w:color w:val="000000" w:themeColor="text1"/>
@@ -9407,32 +9376,26 @@
         <w:tc>
           <w:tcPr>
             <w:tcW w:w="1095" w:type="dxa"/>
-            <w:tcBorders>
-              <w:top w:val="double" w:sz="4" w:space="0" w:color="47D459" w:themeColor="accent3" w:themeTint="99"/>
-              <w:left w:val="double" w:sz="4" w:space="0" w:color="47D459" w:themeColor="accent3" w:themeTint="99"/>
-              <w:bottom w:val="double" w:sz="4" w:space="0" w:color="47D459" w:themeColor="accent3" w:themeTint="99"/>
-              <w:right w:val="double" w:sz="4" w:space="0" w:color="47D459" w:themeColor="accent3" w:themeTint="99"/>
-            </w:tcBorders>
             <w:shd w:val="clear" w:color="auto" w:fill="C1F0C7" w:themeFill="accent3" w:themeFillTint="33"/>
             <w:vAlign w:val="center"/>
-            <w:hideMark/>
-          </w:tcPr>
-          <w:p>
-            <w:pPr>
-              <w:spacing w:after="160" w:line="276" w:lineRule="auto"/>
-              <w:ind w:right="-455"/>
-              <w:rPr>
-                <w:rFonts w:ascii="Arial Nova Cond Light" w:hAnsi="Arial Nova Cond Light" w:cs="Times New Roman"/>
-                <w:b/>
-                <w:bCs/>
-                <w:color w:val="000000" w:themeColor="text1"/>
-                <w:sz w:val="20"/>
-                <w:szCs w:val="20"/>
-              </w:rPr>
-            </w:pPr>
-            <w:r>
-              <w:rPr>
-                <w:rFonts w:ascii="Arial Nova Cond Light" w:hAnsi="Arial Nova Cond Light" w:cs="Times New Roman"/>
+          </w:tcPr>
+          <w:p>
+            <w:pPr>
+              <w:pStyle w:val="Prrafodelista"/>
+              <w:ind w:left="0"/>
+              <w:jc w:val="center"/>
+              <w:rPr>
+                <w:rFonts w:ascii="Arial Nova Cond" w:hAnsi="Arial Nova Cond" w:cs="Times New Roman"/>
+                <w:b/>
+                <w:bCs/>
+                <w:color w:val="000000" w:themeColor="text1"/>
+                <w:sz w:val="20"/>
+                <w:szCs w:val="20"/>
+              </w:rPr>
+            </w:pPr>
+            <w:r>
+              <w:rPr>
+                <w:rFonts w:ascii="Arial Nova Cond" w:hAnsi="Arial Nova Cond" w:cs="Times New Roman"/>
                 <w:b/>
                 <w:bCs/>
                 <w:color w:val="000000" w:themeColor="text1"/>
@@ -9446,32 +9409,26 @@
         <w:tc>
           <w:tcPr>
             <w:tcW w:w="1726" w:type="dxa"/>
-            <w:tcBorders>
-              <w:top w:val="double" w:sz="4" w:space="0" w:color="47D459" w:themeColor="accent3" w:themeTint="99"/>
-              <w:left w:val="double" w:sz="4" w:space="0" w:color="47D459" w:themeColor="accent3" w:themeTint="99"/>
-              <w:bottom w:val="double" w:sz="4" w:space="0" w:color="47D459" w:themeColor="accent3" w:themeTint="99"/>
-              <w:right w:val="double" w:sz="4" w:space="0" w:color="47D459" w:themeColor="accent3" w:themeTint="99"/>
-            </w:tcBorders>
             <w:shd w:val="clear" w:color="auto" w:fill="C1F0C7" w:themeFill="accent3" w:themeFillTint="33"/>
             <w:vAlign w:val="center"/>
-            <w:hideMark/>
-          </w:tcPr>
-          <w:p>
-            <w:pPr>
-              <w:spacing w:after="160" w:line="276" w:lineRule="auto"/>
-              <w:ind w:right="-455"/>
-              <w:rPr>
-                <w:rFonts w:ascii="Arial Nova Cond Light" w:hAnsi="Arial Nova Cond Light" w:cs="Times New Roman"/>
-                <w:b/>
-                <w:bCs/>
-                <w:color w:val="000000" w:themeColor="text1"/>
-                <w:sz w:val="20"/>
-                <w:szCs w:val="20"/>
-              </w:rPr>
-            </w:pPr>
-            <w:r>
-              <w:rPr>
-                <w:rFonts w:ascii="Arial Nova Cond Light" w:hAnsi="Arial Nova Cond Light" w:cs="Times New Roman"/>
+          </w:tcPr>
+          <w:p>
+            <w:pPr>
+              <w:pStyle w:val="Prrafodelista"/>
+              <w:ind w:left="0"/>
+              <w:jc w:val="center"/>
+              <w:rPr>
+                <w:rFonts w:ascii="Arial Nova Cond" w:hAnsi="Arial Nova Cond" w:cs="Times New Roman"/>
+                <w:b/>
+                <w:bCs/>
+                <w:color w:val="000000" w:themeColor="text1"/>
+                <w:sz w:val="20"/>
+                <w:szCs w:val="20"/>
+              </w:rPr>
+            </w:pPr>
+            <w:r>
+              <w:rPr>
+                <w:rFonts w:ascii="Arial Nova Cond" w:hAnsi="Arial Nova Cond" w:cs="Times New Roman"/>
                 <w:b/>
                 <w:bCs/>
                 <w:color w:val="000000" w:themeColor="text1"/>
@@ -9485,110 +9442,147 @@
         <w:tc>
           <w:tcPr>
             <w:tcW w:w="6169" w:type="dxa"/>
-            <w:tcBorders>
-              <w:top w:val="double" w:sz="4" w:space="0" w:color="47D459" w:themeColor="accent3" w:themeTint="99"/>
-              <w:left w:val="double" w:sz="4" w:space="0" w:color="47D459" w:themeColor="accent3" w:themeTint="99"/>
-              <w:bottom w:val="double" w:sz="4" w:space="0" w:color="47D459" w:themeColor="accent3" w:themeTint="99"/>
-              <w:right w:val="double" w:sz="4" w:space="0" w:color="47D459" w:themeColor="accent3" w:themeTint="99"/>
-            </w:tcBorders>
             <w:shd w:val="clear" w:color="auto" w:fill="C1F0C7" w:themeFill="accent3" w:themeFillTint="33"/>
             <w:vAlign w:val="center"/>
-            <w:hideMark/>
-          </w:tcPr>
-          <w:p>
-            <w:pPr>
-              <w:spacing w:after="160" w:line="276" w:lineRule="auto"/>
-              <w:ind w:right="-455"/>
-              <w:rPr>
-                <w:rFonts w:ascii="Arial Nova Cond Light" w:hAnsi="Arial Nova Cond Light" w:cs="Times New Roman"/>
-                <w:b/>
-                <w:bCs/>
-                <w:color w:val="000000" w:themeColor="text1"/>
-                <w:sz w:val="20"/>
-                <w:szCs w:val="20"/>
-              </w:rPr>
-            </w:pPr>
-            <w:r>
-              <w:rPr>
-                <w:rFonts w:ascii="Arial Nova Cond Light" w:hAnsi="Arial Nova Cond Light" w:cs="Times New Roman"/>
-                <w:b/>
-                <w:bCs/>
-                <w:color w:val="000000" w:themeColor="text1"/>
-                <w:sz w:val="20"/>
-                <w:szCs w:val="20"/>
-              </w:rPr>
-              <w:t>SITUACIÓN SIGNIFICATIVA</w:t>
+          </w:tcPr>
+          <w:p>
+            <w:pPr>
+              <w:pStyle w:val="Prrafodelista"/>
+              <w:ind w:left="0"/>
+              <w:jc w:val="center"/>
+              <w:rPr>
+                <w:rFonts w:ascii="Arial Nova Cond" w:hAnsi="Arial Nova Cond" w:cs="Times New Roman"/>
+                <w:b/>
+                <w:bCs/>
+                <w:color w:val="000000" w:themeColor="text1"/>
+                <w:sz w:val="20"/>
+                <w:szCs w:val="20"/>
+              </w:rPr>
+            </w:pPr>
+            <w:r>
+              <w:rPr>
+                <w:rFonts w:ascii="Arial Nova Cond" w:hAnsi="Arial Nova Cond" w:cs="Times New Roman"/>
+                <w:b/>
+                <w:bCs/>
+                <w:color w:val="000000" w:themeColor="text1"/>
+                <w:sz w:val="20"/>
+                <w:szCs w:val="20"/>
+              </w:rPr>
+              <w:t>SITUACIÓN SIGNIF</w:t>
+            </w:r>
+            <w:r>
+              <w:rPr>
+                <w:rFonts w:ascii="Arial Nova Cond" w:hAnsi="Arial Nova Cond" w:cs="Times New Roman"/>
+                <w:b/>
+                <w:bCs/>
+                <w:color w:val="000000" w:themeColor="text1"/>
+                <w:sz w:val="20"/>
+                <w:szCs w:val="20"/>
+              </w:rPr>
+              <w:t>I</w:t>
+            </w:r>
+            <w:r>
+              <w:rPr>
+                <w:rFonts w:ascii="Arial Nova Cond" w:hAnsi="Arial Nova Cond" w:cs="Times New Roman"/>
+                <w:b/>
+                <w:bCs/>
+                <w:color w:val="000000" w:themeColor="text1"/>
+                <w:sz w:val="20"/>
+                <w:szCs w:val="20"/>
+              </w:rPr>
+              <w:t>CATIVA</w:t>
             </w:r>
           </w:p>
         </w:tc>
         <w:tc>
           <w:tcPr>
             <w:tcW w:w="2015" w:type="dxa"/>
-            <w:tcBorders>
-              <w:top w:val="double" w:sz="4" w:space="0" w:color="47D459" w:themeColor="accent3" w:themeTint="99"/>
-              <w:left w:val="double" w:sz="4" w:space="0" w:color="47D459" w:themeColor="accent3" w:themeTint="99"/>
-              <w:bottom w:val="double" w:sz="4" w:space="0" w:color="47D459" w:themeColor="accent3" w:themeTint="99"/>
-              <w:right w:val="double" w:sz="4" w:space="0" w:color="47D459" w:themeColor="accent3" w:themeTint="99"/>
-            </w:tcBorders>
             <w:shd w:val="clear" w:color="auto" w:fill="C1F0C7" w:themeFill="accent3" w:themeFillTint="33"/>
             <w:vAlign w:val="center"/>
-            <w:hideMark/>
-          </w:tcPr>
-          <w:p>
-            <w:pPr>
-              <w:spacing w:after="160" w:line="276" w:lineRule="auto"/>
-              <w:ind w:right="-455"/>
-              <w:rPr>
-                <w:rFonts w:ascii="Arial Nova Cond Light" w:hAnsi="Arial Nova Cond Light" w:cs="Times New Roman"/>
-                <w:b/>
-                <w:bCs/>
-                <w:color w:val="000000" w:themeColor="text1"/>
-                <w:sz w:val="20"/>
-                <w:szCs w:val="20"/>
-              </w:rPr>
-            </w:pPr>
-            <w:r>
-              <w:rPr>
-                <w:rFonts w:ascii="Arial Nova Cond Light" w:hAnsi="Arial Nova Cond Light" w:cs="Times New Roman"/>
-                <w:b/>
-                <w:bCs/>
-                <w:color w:val="000000" w:themeColor="text1"/>
-                <w:sz w:val="20"/>
-                <w:szCs w:val="20"/>
-              </w:rPr>
-              <w:t>TÍTULO DE LA UNIDAD DIDÁCTICA.</w:t>
+          </w:tcPr>
+          <w:p>
+            <w:pPr>
+              <w:pStyle w:val="Prrafodelista"/>
+              <w:ind w:left="0"/>
+              <w:jc w:val="center"/>
+              <w:rPr>
+                <w:rFonts w:ascii="Arial Nova Cond" w:hAnsi="Arial Nova Cond" w:cs="Times New Roman"/>
+                <w:b/>
+                <w:bCs/>
+                <w:color w:val="000000" w:themeColor="text1"/>
+                <w:sz w:val="20"/>
+                <w:szCs w:val="20"/>
+              </w:rPr>
+            </w:pPr>
+            <w:r>
+              <w:rPr>
+                <w:rFonts w:ascii="Arial Nova Cond" w:hAnsi="Arial Nova Cond" w:cs="Times New Roman"/>
+                <w:b/>
+                <w:bCs/>
+                <w:color w:val="000000" w:themeColor="text1"/>
+                <w:sz w:val="20"/>
+                <w:szCs w:val="20"/>
+              </w:rPr>
+              <w:t>TÍTULO DE LA UNIDAD DID</w:t>
+            </w:r>
+            <w:r>
+              <w:rPr>
+                <w:rFonts w:ascii="Arial Nova Cond" w:hAnsi="Arial Nova Cond" w:cs="Times New Roman"/>
+                <w:b/>
+                <w:bCs/>
+                <w:color w:val="000000" w:themeColor="text1"/>
+                <w:sz w:val="20"/>
+                <w:szCs w:val="20"/>
+              </w:rPr>
+              <w:t>Á</w:t>
+            </w:r>
+            <w:r>
+              <w:rPr>
+                <w:rFonts w:ascii="Arial Nova Cond" w:hAnsi="Arial Nova Cond" w:cs="Times New Roman"/>
+                <w:b/>
+                <w:bCs/>
+                <w:color w:val="000000" w:themeColor="text1"/>
+                <w:sz w:val="20"/>
+                <w:szCs w:val="20"/>
+              </w:rPr>
+              <w:t>CTICA</w:t>
+            </w:r>
+            <w:r>
+              <w:rPr>
+                <w:rFonts w:ascii="Arial Nova Cond" w:hAnsi="Arial Nova Cond" w:cs="Times New Roman"/>
+                <w:b/>
+                <w:bCs/>
+                <w:color w:val="000000" w:themeColor="text1"/>
+                <w:sz w:val="20"/>
+                <w:szCs w:val="20"/>
+              </w:rPr>
+              <w:t>.</w:t>
             </w:r>
           </w:p>
         </w:tc>
         <w:tc>
           <w:tcPr>
             <w:tcW w:w="1634" w:type="dxa"/>
-            <w:tcBorders>
-              <w:top w:val="double" w:sz="4" w:space="0" w:color="47D459" w:themeColor="accent3" w:themeTint="99"/>
-              <w:left w:val="double" w:sz="4" w:space="0" w:color="47D459" w:themeColor="accent3" w:themeTint="99"/>
-              <w:bottom w:val="double" w:sz="4" w:space="0" w:color="47D459" w:themeColor="accent3" w:themeTint="99"/>
-              <w:right w:val="double" w:sz="4" w:space="0" w:color="47D459" w:themeColor="accent3" w:themeTint="99"/>
-            </w:tcBorders>
             <w:shd w:val="clear" w:color="auto" w:fill="C1F0C7" w:themeFill="accent3" w:themeFillTint="33"/>
             <w:vAlign w:val="center"/>
-            <w:hideMark/>
-          </w:tcPr>
-          <w:p>
-            <w:pPr>
-              <w:spacing w:after="160" w:line="276" w:lineRule="auto"/>
-              <w:ind w:right="-455"/>
-              <w:rPr>
-                <w:rFonts w:ascii="Arial Nova Cond Light" w:hAnsi="Arial Nova Cond Light" w:cs="Times New Roman"/>
-                <w:b/>
-                <w:bCs/>
-                <w:color w:val="000000" w:themeColor="text1"/>
-                <w:sz w:val="20"/>
-                <w:szCs w:val="20"/>
-              </w:rPr>
-            </w:pPr>
-            <w:r>
-              <w:rPr>
-                <w:rFonts w:ascii="Arial Nova Cond Light" w:hAnsi="Arial Nova Cond Light" w:cs="Times New Roman"/>
+          </w:tcPr>
+          <w:p>
+            <w:pPr>
+              <w:pStyle w:val="Prrafodelista"/>
+              <w:ind w:left="0"/>
+              <w:jc w:val="center"/>
+              <w:rPr>
+                <w:rFonts w:ascii="Arial Nova Cond" w:hAnsi="Arial Nova Cond" w:cs="Times New Roman"/>
+                <w:b/>
+                <w:bCs/>
+                <w:color w:val="000000" w:themeColor="text1"/>
+                <w:sz w:val="20"/>
+                <w:szCs w:val="20"/>
+              </w:rPr>
+            </w:pPr>
+            <w:r>
+              <w:rPr>
+                <w:rFonts w:ascii="Arial Nova Cond" w:hAnsi="Arial Nova Cond" w:cs="Times New Roman"/>
                 <w:b/>
                 <w:bCs/>
                 <w:color w:val="000000" w:themeColor="text1"/>
@@ -9602,32 +9596,26 @@
         <w:tc>
           <w:tcPr>
             <w:tcW w:w="1337" w:type="dxa"/>
-            <w:tcBorders>
-              <w:top w:val="double" w:sz="4" w:space="0" w:color="47D459" w:themeColor="accent3" w:themeTint="99"/>
-              <w:left w:val="double" w:sz="4" w:space="0" w:color="47D459" w:themeColor="accent3" w:themeTint="99"/>
-              <w:bottom w:val="double" w:sz="4" w:space="0" w:color="47D459" w:themeColor="accent3" w:themeTint="99"/>
-              <w:right w:val="double" w:sz="4" w:space="0" w:color="47D459" w:themeColor="accent3" w:themeTint="99"/>
-            </w:tcBorders>
             <w:shd w:val="clear" w:color="auto" w:fill="C1F0C7" w:themeFill="accent3" w:themeFillTint="33"/>
             <w:vAlign w:val="center"/>
-            <w:hideMark/>
-          </w:tcPr>
-          <w:p>
-            <w:pPr>
-              <w:spacing w:after="160" w:line="276" w:lineRule="auto"/>
-              <w:ind w:right="-455"/>
-              <w:rPr>
-                <w:rFonts w:ascii="Arial Nova Cond Light" w:hAnsi="Arial Nova Cond Light" w:cs="Times New Roman"/>
-                <w:b/>
-                <w:bCs/>
-                <w:color w:val="000000" w:themeColor="text1"/>
-                <w:sz w:val="20"/>
-                <w:szCs w:val="20"/>
-              </w:rPr>
-            </w:pPr>
-            <w:r>
-              <w:rPr>
-                <w:rFonts w:ascii="Arial Nova Cond Light" w:hAnsi="Arial Nova Cond Light" w:cs="Times New Roman"/>
+          </w:tcPr>
+          <w:p>
+            <w:pPr>
+              <w:pStyle w:val="Prrafodelista"/>
+              <w:ind w:left="0"/>
+              <w:jc w:val="center"/>
+              <w:rPr>
+                <w:rFonts w:ascii="Arial Nova Cond" w:hAnsi="Arial Nova Cond" w:cs="Times New Roman"/>
+                <w:b/>
+                <w:bCs/>
+                <w:color w:val="000000" w:themeColor="text1"/>
+                <w:sz w:val="20"/>
+                <w:szCs w:val="20"/>
+              </w:rPr>
+            </w:pPr>
+            <w:r>
+              <w:rPr>
+                <w:rFonts w:ascii="Arial Nova Cond" w:hAnsi="Arial Nova Cond" w:cs="Times New Roman"/>
                 <w:b/>
                 <w:bCs/>
                 <w:color w:val="000000" w:themeColor="text1"/>
@@ -9648,24 +9636,23 @@
           <w:tcPr>
             <w:tcW w:w="875" w:type="dxa"/>
             <w:vMerge w:val="restart"/>
-            <w:tcBorders>
-              <w:top w:val="double" w:sz="4" w:space="0" w:color="47D459" w:themeColor="accent3" w:themeTint="99"/>
-              <w:left w:val="double" w:sz="4" w:space="0" w:color="47D459" w:themeColor="accent3" w:themeTint="99"/>
-              <w:bottom w:val="double" w:sz="4" w:space="0" w:color="47D459" w:themeColor="accent3" w:themeTint="99"/>
-              <w:right w:val="double" w:sz="4" w:space="0" w:color="47D459" w:themeColor="accent3" w:themeTint="99"/>
-            </w:tcBorders>
-            <w:vAlign w:val="center"/>
-            <w:hideMark/>
-          </w:tcPr>
-          <w:p>
-            <w:pPr>
-              <w:spacing w:after="160" w:line="276" w:lineRule="auto"/>
-              <w:ind w:right="-455"/>
-              <w:rPr>
-                <w:rFonts w:ascii="Arial Nova Cond Light" w:hAnsi="Arial Nova Cond Light" w:cs="Times New Roman"/>
-                <w:b/>
-                <w:bCs/>
-                <w:color w:val="000000" w:themeColor="text1"/>
+            <w:vAlign w:val="center"/>
+          </w:tcPr>
+          <w:p>
+            <w:pPr>
+              <w:pStyle w:val="Prrafodelista"/>
+              <w:tabs>
+                <w:tab w:val="left" w:pos="0"/>
+                <w:tab w:val="left" w:pos="142"/>
+                <w:tab w:val="left" w:pos="284"/>
+              </w:tabs>
+              <w:spacing w:line="276" w:lineRule="auto"/>
+              <w:ind w:left="0"/>
+              <w:jc w:val="center"/>
+              <w:rPr>
+                <w:rFonts w:ascii="Arial Nova Cond" w:eastAsia="Calibri" w:hAnsi="Arial Nova Cond" w:cs="Times New Roman"/>
+                <w:b/>
+                <w:bCs/>
                 <w:sz w:val="20"/>
                 <w:szCs w:val="20"/>
                 <w:lang w:val="es-ES_tradnl"/>
@@ -9673,10 +9660,9 @@
             </w:pPr>
             <w:r>
               <w:rPr>
-                <w:rFonts w:ascii="Arial Nova Cond Light" w:hAnsi="Arial Nova Cond Light" w:cs="Times New Roman"/>
-                <w:b/>
-                <w:bCs/>
-                <w:color w:val="000000" w:themeColor="text1"/>
+                <w:rFonts w:ascii="Arial Nova Cond" w:eastAsia="Calibri" w:hAnsi="Arial Nova Cond" w:cs="Times New Roman"/>
+                <w:b/>
+                <w:bCs/>
                 <w:sz w:val="20"/>
                 <w:szCs w:val="20"/>
                 <w:lang w:val="es-ES_tradnl"/>
@@ -9688,24 +9674,23 @@
         <w:tc>
           <w:tcPr>
             <w:tcW w:w="1095" w:type="dxa"/>
-            <w:tcBorders>
-              <w:top w:val="double" w:sz="4" w:space="0" w:color="47D459" w:themeColor="accent3" w:themeTint="99"/>
-              <w:left w:val="double" w:sz="4" w:space="0" w:color="47D459" w:themeColor="accent3" w:themeTint="99"/>
-              <w:bottom w:val="double" w:sz="4" w:space="0" w:color="47D459" w:themeColor="accent3" w:themeTint="99"/>
-              <w:right w:val="double" w:sz="4" w:space="0" w:color="47D459" w:themeColor="accent3" w:themeTint="99"/>
-            </w:tcBorders>
-            <w:vAlign w:val="center"/>
-            <w:hideMark/>
-          </w:tcPr>
-          <w:p>
-            <w:pPr>
-              <w:spacing w:after="160" w:line="276" w:lineRule="auto"/>
-              <w:ind w:right="-455"/>
-              <w:rPr>
-                <w:rFonts w:ascii="Arial Nova Cond Light" w:hAnsi="Arial Nova Cond Light" w:cs="Times New Roman"/>
-                <w:b/>
-                <w:bCs/>
-                <w:color w:val="000000" w:themeColor="text1"/>
+            <w:vAlign w:val="center"/>
+          </w:tcPr>
+          <w:p>
+            <w:pPr>
+              <w:pStyle w:val="Prrafodelista"/>
+              <w:tabs>
+                <w:tab w:val="left" w:pos="0"/>
+                <w:tab w:val="left" w:pos="142"/>
+                <w:tab w:val="left" w:pos="284"/>
+              </w:tabs>
+              <w:spacing w:line="276" w:lineRule="auto"/>
+              <w:ind w:left="0"/>
+              <w:jc w:val="center"/>
+              <w:rPr>
+                <w:rFonts w:ascii="Arial Nova Cond" w:eastAsia="Calibri" w:hAnsi="Arial Nova Cond" w:cs="Times New Roman"/>
+                <w:b/>
+                <w:bCs/>
                 <w:sz w:val="20"/>
                 <w:szCs w:val="20"/>
                 <w:lang w:val="es-ES_tradnl"/>
@@ -9713,10 +9698,9 @@
             </w:pPr>
             <w:r>
               <w:rPr>
-                <w:rFonts w:ascii="Arial Nova Cond Light" w:hAnsi="Arial Nova Cond Light" w:cs="Times New Roman"/>
-                <w:b/>
-                <w:bCs/>
-                <w:color w:val="000000" w:themeColor="text1"/>
+                <w:rFonts w:ascii="Arial Nova Cond" w:eastAsia="Calibri" w:hAnsi="Arial Nova Cond" w:cs="Times New Roman"/>
+                <w:b/>
+                <w:bCs/>
                 <w:sz w:val="20"/>
                 <w:szCs w:val="20"/>
                 <w:lang w:val="es-ES_tradnl"/>
@@ -9728,23 +9712,21 @@
         <w:tc>
           <w:tcPr>
             <w:tcW w:w="1726" w:type="dxa"/>
-            <w:tcBorders>
-              <w:top w:val="double" w:sz="4" w:space="0" w:color="47D459" w:themeColor="accent3" w:themeTint="99"/>
-              <w:left w:val="double" w:sz="4" w:space="0" w:color="47D459" w:themeColor="accent3" w:themeTint="99"/>
-              <w:bottom w:val="double" w:sz="4" w:space="0" w:color="47D459" w:themeColor="accent3" w:themeTint="99"/>
-              <w:right w:val="double" w:sz="4" w:space="0" w:color="47D459" w:themeColor="accent3" w:themeTint="99"/>
-            </w:tcBorders>
-            <w:vAlign w:val="center"/>
-            <w:hideMark/>
-          </w:tcPr>
-          <w:p>
-            <w:pPr>
-              <w:spacing w:after="160" w:line="276" w:lineRule="auto"/>
-              <w:rPr>
-                <w:rFonts w:ascii="Arial Nova Cond Light" w:hAnsi="Arial Nova Cond Light" w:cs="Times New Roman"/>
-                <w:b/>
-                <w:bCs/>
-                <w:color w:val="000000" w:themeColor="text1"/>
+            <w:vAlign w:val="center"/>
+          </w:tcPr>
+          <w:p>
+            <w:pPr>
+              <w:pStyle w:val="Prrafodelista"/>
+              <w:tabs>
+                <w:tab w:val="left" w:pos="0"/>
+                <w:tab w:val="left" w:pos="142"/>
+                <w:tab w:val="left" w:pos="284"/>
+              </w:tabs>
+              <w:spacing w:line="276" w:lineRule="auto"/>
+              <w:ind w:left="0"/>
+              <w:jc w:val="both"/>
+              <w:rPr>
+                <w:rFonts w:ascii="Arial Nova Cond" w:eastAsia="Calibri" w:hAnsi="Arial Nova Cond" w:cs="Times New Roman"/>
                 <w:sz w:val="20"/>
                 <w:szCs w:val="20"/>
                 <w:lang w:val="es-ES_tradnl"/>
@@ -9752,10 +9734,7 @@
             </w:pPr>
             <w:r>
               <w:rPr>
-                <w:rFonts w:ascii="Arial Nova Cond Light" w:hAnsi="Arial Nova Cond Light" w:cs="Times New Roman"/>
-                <w:b/>
-                <w:bCs/>
-                <w:color w:val="000000" w:themeColor="text1"/>
+                <w:rFonts w:ascii="Arial Nova Cond" w:eastAsia="Calibri" w:hAnsi="Arial Nova Cond" w:cs="Times New Roman"/>
                 <w:sz w:val="20"/>
                 <w:szCs w:val="20"/>
                 <w:lang w:val="es-ES_tradnl"/>
@@ -9767,24 +9746,21 @@
         <w:tc>
           <w:tcPr>
             <w:tcW w:w="6169" w:type="dxa"/>
-            <w:tcBorders>
-              <w:top w:val="double" w:sz="4" w:space="0" w:color="47D459" w:themeColor="accent3" w:themeTint="99"/>
-              <w:left w:val="double" w:sz="4" w:space="0" w:color="47D459" w:themeColor="accent3" w:themeTint="99"/>
-              <w:bottom w:val="double" w:sz="4" w:space="0" w:color="47D459" w:themeColor="accent3" w:themeTint="99"/>
-              <w:right w:val="double" w:sz="4" w:space="0" w:color="47D459" w:themeColor="accent3" w:themeTint="99"/>
-            </w:tcBorders>
-            <w:vAlign w:val="center"/>
-            <w:hideMark/>
-          </w:tcPr>
-          <w:p>
-            <w:pPr>
-              <w:spacing w:after="160" w:line="276" w:lineRule="auto"/>
-              <w:ind w:right="-455"/>
-              <w:rPr>
-                <w:rFonts w:ascii="Arial Nova Cond Light" w:hAnsi="Arial Nova Cond Light" w:cs="Times New Roman"/>
-                <w:b/>
-                <w:bCs/>
-                <w:color w:val="000000" w:themeColor="text1"/>
+            <w:vAlign w:val="center"/>
+          </w:tcPr>
+          <w:p>
+            <w:pPr>
+              <w:pStyle w:val="Prrafodelista"/>
+              <w:tabs>
+                <w:tab w:val="left" w:pos="0"/>
+                <w:tab w:val="left" w:pos="142"/>
+                <w:tab w:val="left" w:pos="284"/>
+              </w:tabs>
+              <w:spacing w:line="276" w:lineRule="auto"/>
+              <w:ind w:left="0"/>
+              <w:jc w:val="both"/>
+              <w:rPr>
+                <w:rFonts w:ascii="Arial Nova Cond" w:eastAsia="Calibri" w:hAnsi="Arial Nova Cond" w:cs="Times New Roman"/>
                 <w:sz w:val="20"/>
                 <w:szCs w:val="20"/>
                 <w:lang w:val="es-ES_tradnl"/>
@@ -9792,10 +9768,7 @@
             </w:pPr>
             <w:r>
               <w:rPr>
-                <w:rFonts w:ascii="Arial Nova Cond Light" w:hAnsi="Arial Nova Cond Light" w:cs="Times New Roman"/>
-                <w:b/>
-                <w:bCs/>
-                <w:color w:val="000000" w:themeColor="text1"/>
+                <w:rFonts w:ascii="Arial Nova Cond" w:eastAsia="Calibri" w:hAnsi="Arial Nova Cond" w:cs="Times New Roman"/>
                 <w:sz w:val="20"/>
                 <w:szCs w:val="20"/>
                 <w:lang w:val="es-ES_tradnl"/>
@@ -9807,33 +9780,27 @@
         <w:tc>
           <w:tcPr>
             <w:tcW w:w="2015" w:type="dxa"/>
-            <w:tcBorders>
-              <w:top w:val="double" w:sz="4" w:space="0" w:color="47D459" w:themeColor="accent3" w:themeTint="99"/>
-              <w:left w:val="double" w:sz="4" w:space="0" w:color="47D459" w:themeColor="accent3" w:themeTint="99"/>
-              <w:bottom w:val="double" w:sz="4" w:space="0" w:color="47D459" w:themeColor="accent3" w:themeTint="99"/>
-              <w:right w:val="double" w:sz="4" w:space="0" w:color="47D459" w:themeColor="accent3" w:themeTint="99"/>
-            </w:tcBorders>
-            <w:vAlign w:val="center"/>
-            <w:hideMark/>
-          </w:tcPr>
-          <w:p>
-            <w:pPr>
-              <w:spacing w:after="160" w:line="276" w:lineRule="auto"/>
-              <w:rPr>
-                <w:rFonts w:ascii="Arial Nova Cond Light" w:hAnsi="Arial Nova Cond Light" w:cs="Times New Roman"/>
-                <w:b/>
-                <w:bCs/>
-                <w:color w:val="000000" w:themeColor="text1"/>
-                <w:sz w:val="20"/>
-                <w:szCs w:val="20"/>
-              </w:rPr>
-            </w:pPr>
-            <w:r>
-              <w:rPr>
-                <w:rFonts w:ascii="Arial Nova Cond Light" w:hAnsi="Arial Nova Cond Light" w:cs="Times New Roman"/>
-                <w:b/>
-                <w:bCs/>
-                <w:color w:val="000000" w:themeColor="text1"/>
+            <w:vAlign w:val="center"/>
+          </w:tcPr>
+          <w:p>
+            <w:pPr>
+              <w:autoSpaceDE w:val="0"/>
+              <w:autoSpaceDN w:val="0"/>
+              <w:adjustRightInd w:val="0"/>
+              <w:jc w:val="center"/>
+              <w:rPr>
+                <w:rFonts w:ascii="Arial Nova Cond" w:hAnsi="Arial Nova Cond" w:cs="Arial"/>
+                <w:color w:val="000000"/>
+                <w:kern w:val="0"/>
+                <w:sz w:val="20"/>
+                <w:szCs w:val="20"/>
+              </w:rPr>
+            </w:pPr>
+            <w:r>
+              <w:rPr>
+                <w:rFonts w:ascii="Arial Nova Cond" w:hAnsi="Arial Nova Cond" w:cs="Arial"/>
+                <w:color w:val="000000"/>
+                <w:kern w:val="0"/>
                 <w:sz w:val="20"/>
                 <w:szCs w:val="20"/>
               </w:rPr>
@@ -9844,34 +9811,27 @@
         <w:tc>
           <w:tcPr>
             <w:tcW w:w="1634" w:type="dxa"/>
-            <w:tcBorders>
-              <w:top w:val="double" w:sz="4" w:space="0" w:color="47D459" w:themeColor="accent3" w:themeTint="99"/>
-              <w:left w:val="double" w:sz="4" w:space="0" w:color="47D459" w:themeColor="accent3" w:themeTint="99"/>
-              <w:bottom w:val="double" w:sz="4" w:space="0" w:color="47D459" w:themeColor="accent3" w:themeTint="99"/>
-              <w:right w:val="double" w:sz="4" w:space="0" w:color="47D459" w:themeColor="accent3" w:themeTint="99"/>
-            </w:tcBorders>
-            <w:vAlign w:val="center"/>
-            <w:hideMark/>
-          </w:tcPr>
-          <w:p>
-            <w:pPr>
-              <w:spacing w:after="160" w:line="276" w:lineRule="auto"/>
-              <w:ind w:right="-455"/>
-              <w:rPr>
-                <w:rFonts w:ascii="Arial Nova Cond Light" w:hAnsi="Arial Nova Cond Light" w:cs="Times New Roman"/>
-                <w:b/>
-                <w:bCs/>
-                <w:color w:val="000000" w:themeColor="text1"/>
-                <w:sz w:val="20"/>
-                <w:szCs w:val="20"/>
-              </w:rPr>
-            </w:pPr>
-            <w:r>
-              <w:rPr>
-                <w:rFonts w:ascii="Arial Nova Cond Light" w:hAnsi="Arial Nova Cond Light" w:cs="Times New Roman"/>
-                <w:b/>
-                <w:bCs/>
-                <w:color w:val="000000" w:themeColor="text1"/>
+            <w:vAlign w:val="center"/>
+          </w:tcPr>
+          <w:p>
+            <w:pPr>
+              <w:autoSpaceDE w:val="0"/>
+              <w:autoSpaceDN w:val="0"/>
+              <w:adjustRightInd w:val="0"/>
+              <w:jc w:val="both"/>
+              <w:rPr>
+                <w:rFonts w:ascii="Arial Nova Cond" w:hAnsi="Arial Nova Cond" w:cs="Arial"/>
+                <w:color w:val="000000"/>
+                <w:kern w:val="0"/>
+                <w:sz w:val="20"/>
+                <w:szCs w:val="20"/>
+              </w:rPr>
+            </w:pPr>
+            <w:r>
+              <w:rPr>
+                <w:rFonts w:ascii="Arial Nova Cond" w:hAnsi="Arial Nova Cond" w:cs="Arial"/>
+                <w:color w:val="000000"/>
+                <w:kern w:val="0"/>
                 <w:sz w:val="20"/>
                 <w:szCs w:val="20"/>
               </w:rPr>
@@ -9882,34 +9842,27 @@
         <w:tc>
           <w:tcPr>
             <w:tcW w:w="1337" w:type="dxa"/>
-            <w:tcBorders>
-              <w:top w:val="double" w:sz="4" w:space="0" w:color="47D459" w:themeColor="accent3" w:themeTint="99"/>
-              <w:left w:val="double" w:sz="4" w:space="0" w:color="47D459" w:themeColor="accent3" w:themeTint="99"/>
-              <w:bottom w:val="double" w:sz="4" w:space="0" w:color="47D459" w:themeColor="accent3" w:themeTint="99"/>
-              <w:right w:val="double" w:sz="4" w:space="0" w:color="47D459" w:themeColor="accent3" w:themeTint="99"/>
-            </w:tcBorders>
-            <w:vAlign w:val="center"/>
-            <w:hideMark/>
-          </w:tcPr>
-          <w:p>
-            <w:pPr>
-              <w:spacing w:after="160" w:line="276" w:lineRule="auto"/>
-              <w:ind w:right="-455"/>
-              <w:rPr>
-                <w:rFonts w:ascii="Arial Nova Cond Light" w:hAnsi="Arial Nova Cond Light" w:cs="Times New Roman"/>
-                <w:b/>
-                <w:bCs/>
-                <w:color w:val="000000" w:themeColor="text1"/>
-                <w:sz w:val="20"/>
-                <w:szCs w:val="20"/>
-              </w:rPr>
-            </w:pPr>
-            <w:r>
-              <w:rPr>
-                <w:rFonts w:ascii="Arial Nova Cond Light" w:hAnsi="Arial Nova Cond Light" w:cs="Times New Roman"/>
-                <w:b/>
-                <w:bCs/>
-                <w:color w:val="000000" w:themeColor="text1"/>
+            <w:vAlign w:val="center"/>
+          </w:tcPr>
+          <w:p>
+            <w:pPr>
+              <w:autoSpaceDE w:val="0"/>
+              <w:autoSpaceDN w:val="0"/>
+              <w:adjustRightInd w:val="0"/>
+              <w:jc w:val="center"/>
+              <w:rPr>
+                <w:rFonts w:ascii="Arial Nova Cond" w:hAnsi="Arial Nova Cond" w:cs="Arial"/>
+                <w:color w:val="000000"/>
+                <w:kern w:val="0"/>
+                <w:sz w:val="20"/>
+                <w:szCs w:val="20"/>
+              </w:rPr>
+            </w:pPr>
+            <w:r>
+              <w:rPr>
+                <w:rFonts w:ascii="Arial Nova Cond" w:hAnsi="Arial Nova Cond" w:cs="Arial"/>
+                <w:color w:val="000000"/>
+                <w:kern w:val="0"/>
                 <w:sz w:val="20"/>
                 <w:szCs w:val="20"/>
               </w:rPr>
@@ -9927,24 +9880,23 @@
           <w:tcPr>
             <w:tcW w:w="875" w:type="dxa"/>
             <w:vMerge/>
-            <w:tcBorders>
-              <w:top w:val="double" w:sz="4" w:space="0" w:color="47D459" w:themeColor="accent3" w:themeTint="99"/>
-              <w:left w:val="double" w:sz="4" w:space="0" w:color="47D459" w:themeColor="accent3" w:themeTint="99"/>
-              <w:bottom w:val="double" w:sz="4" w:space="0" w:color="47D459" w:themeColor="accent3" w:themeTint="99"/>
-              <w:right w:val="double" w:sz="4" w:space="0" w:color="47D459" w:themeColor="accent3" w:themeTint="99"/>
-            </w:tcBorders>
-            <w:vAlign w:val="center"/>
-            <w:hideMark/>
-          </w:tcPr>
-          <w:p>
-            <w:pPr>
-              <w:spacing w:after="160" w:line="276" w:lineRule="auto"/>
-              <w:ind w:right="-455"/>
-              <w:rPr>
-                <w:rFonts w:ascii="Arial Nova Cond Light" w:hAnsi="Arial Nova Cond Light" w:cs="Times New Roman"/>
-                <w:b/>
-                <w:bCs/>
-                <w:color w:val="000000" w:themeColor="text1"/>
+            <w:vAlign w:val="center"/>
+          </w:tcPr>
+          <w:p>
+            <w:pPr>
+              <w:pStyle w:val="Prrafodelista"/>
+              <w:tabs>
+                <w:tab w:val="left" w:pos="0"/>
+                <w:tab w:val="left" w:pos="142"/>
+                <w:tab w:val="left" w:pos="284"/>
+              </w:tabs>
+              <w:spacing w:line="276" w:lineRule="auto"/>
+              <w:ind w:left="0"/>
+              <w:jc w:val="center"/>
+              <w:rPr>
+                <w:rFonts w:ascii="Arial Nova Cond" w:eastAsia="Calibri" w:hAnsi="Arial Nova Cond" w:cs="Times New Roman"/>
+                <w:b/>
+                <w:bCs/>
                 <w:sz w:val="20"/>
                 <w:szCs w:val="20"/>
                 <w:lang w:val="es-ES_tradnl"/>
@@ -9955,24 +9907,23 @@
         <w:tc>
           <w:tcPr>
             <w:tcW w:w="1095" w:type="dxa"/>
-            <w:tcBorders>
-              <w:top w:val="double" w:sz="4" w:space="0" w:color="47D459" w:themeColor="accent3" w:themeTint="99"/>
-              <w:left w:val="double" w:sz="4" w:space="0" w:color="47D459" w:themeColor="accent3" w:themeTint="99"/>
-              <w:bottom w:val="double" w:sz="4" w:space="0" w:color="47D459" w:themeColor="accent3" w:themeTint="99"/>
-              <w:right w:val="double" w:sz="4" w:space="0" w:color="47D459" w:themeColor="accent3" w:themeTint="99"/>
-            </w:tcBorders>
-            <w:vAlign w:val="center"/>
-            <w:hideMark/>
-          </w:tcPr>
-          <w:p>
-            <w:pPr>
-              <w:spacing w:after="160" w:line="276" w:lineRule="auto"/>
-              <w:ind w:right="-455"/>
-              <w:rPr>
-                <w:rFonts w:ascii="Arial Nova Cond Light" w:hAnsi="Arial Nova Cond Light" w:cs="Times New Roman"/>
-                <w:b/>
-                <w:bCs/>
-                <w:color w:val="000000" w:themeColor="text1"/>
+            <w:vAlign w:val="center"/>
+          </w:tcPr>
+          <w:p>
+            <w:pPr>
+              <w:pStyle w:val="Prrafodelista"/>
+              <w:tabs>
+                <w:tab w:val="left" w:pos="0"/>
+                <w:tab w:val="left" w:pos="142"/>
+                <w:tab w:val="left" w:pos="284"/>
+              </w:tabs>
+              <w:spacing w:line="276" w:lineRule="auto"/>
+              <w:ind w:left="0"/>
+              <w:jc w:val="center"/>
+              <w:rPr>
+                <w:rFonts w:ascii="Arial Nova Cond" w:eastAsia="Calibri" w:hAnsi="Arial Nova Cond" w:cs="Times New Roman"/>
+                <w:b/>
+                <w:bCs/>
                 <w:sz w:val="20"/>
                 <w:szCs w:val="20"/>
                 <w:lang w:val="es-ES_tradnl"/>
@@ -9980,10 +9931,9 @@
             </w:pPr>
             <w:r>
               <w:rPr>
-                <w:rFonts w:ascii="Arial Nova Cond Light" w:hAnsi="Arial Nova Cond Light" w:cs="Times New Roman"/>
-                <w:b/>
-                <w:bCs/>
-                <w:color w:val="000000" w:themeColor="text1"/>
+                <w:rFonts w:ascii="Arial Nova Cond" w:eastAsia="Calibri" w:hAnsi="Arial Nova Cond" w:cs="Times New Roman"/>
+                <w:b/>
+                <w:bCs/>
                 <w:sz w:val="20"/>
                 <w:szCs w:val="20"/>
                 <w:lang w:val="es-ES_tradnl"/>
@@ -9995,33 +9945,21 @@
         <w:tc>
           <w:tcPr>
             <w:tcW w:w="1726" w:type="dxa"/>
-            <w:tcBorders>
-              <w:top w:val="double" w:sz="4" w:space="0" w:color="47D459" w:themeColor="accent3" w:themeTint="99"/>
-              <w:left w:val="double" w:sz="4" w:space="0" w:color="47D459" w:themeColor="accent3" w:themeTint="99"/>
-              <w:bottom w:val="double" w:sz="4" w:space="0" w:color="47D459" w:themeColor="accent3" w:themeTint="99"/>
-              <w:right w:val="double" w:sz="4" w:space="0" w:color="47D459" w:themeColor="accent3" w:themeTint="99"/>
-            </w:tcBorders>
-            <w:vAlign w:val="center"/>
-            <w:hideMark/>
-          </w:tcPr>
-          <w:p>
-            <w:pPr>
-              <w:spacing w:after="160" w:line="276" w:lineRule="auto"/>
-              <w:rPr>
-                <w:rFonts w:ascii="Arial Nova Cond Light" w:hAnsi="Arial Nova Cond Light" w:cs="Times New Roman"/>
-                <w:b/>
-                <w:bCs/>
-                <w:color w:val="000000" w:themeColor="text1"/>
-                <w:sz w:val="20"/>
-                <w:szCs w:val="20"/>
-              </w:rPr>
-            </w:pPr>
-            <w:r>
-              <w:rPr>
-                <w:rFonts w:ascii="Arial Nova Cond Light" w:hAnsi="Arial Nova Cond Light" w:cs="Times New Roman"/>
-                <w:b/>
-                <w:bCs/>
-                <w:color w:val="000000" w:themeColor="text1"/>
+            <w:vAlign w:val="center"/>
+          </w:tcPr>
+          <w:p>
+            <w:pPr>
+              <w:pStyle w:val="NormalWeb"/>
+              <w:jc w:val="both"/>
+              <w:rPr>
+                <w:rFonts w:ascii="Arial Nova Cond" w:hAnsi="Arial Nova Cond"/>
+                <w:sz w:val="20"/>
+                <w:szCs w:val="20"/>
+              </w:rPr>
+            </w:pPr>
+            <w:r>
+              <w:rPr>
+                <w:rFonts w:ascii="Arial Nova Cond" w:eastAsia="Calibri" w:hAnsi="Arial Nova Cond"/>
                 <w:sz w:val="20"/>
                 <w:szCs w:val="20"/>
                 <w:lang w:val="es-ES_tradnl"/>
@@ -10033,24 +9971,21 @@
         <w:tc>
           <w:tcPr>
             <w:tcW w:w="6169" w:type="dxa"/>
-            <w:tcBorders>
-              <w:top w:val="double" w:sz="4" w:space="0" w:color="47D459" w:themeColor="accent3" w:themeTint="99"/>
-              <w:left w:val="double" w:sz="4" w:space="0" w:color="47D459" w:themeColor="accent3" w:themeTint="99"/>
-              <w:bottom w:val="double" w:sz="4" w:space="0" w:color="47D459" w:themeColor="accent3" w:themeTint="99"/>
-              <w:right w:val="double" w:sz="4" w:space="0" w:color="47D459" w:themeColor="accent3" w:themeTint="99"/>
-            </w:tcBorders>
-            <w:vAlign w:val="center"/>
-            <w:hideMark/>
-          </w:tcPr>
-          <w:p>
-            <w:pPr>
-              <w:spacing w:after="160" w:line="276" w:lineRule="auto"/>
-              <w:ind w:right="-455"/>
-              <w:rPr>
-                <w:rFonts w:ascii="Arial Nova Cond Light" w:hAnsi="Arial Nova Cond Light" w:cs="Times New Roman"/>
-                <w:b/>
-                <w:bCs/>
-                <w:color w:val="000000" w:themeColor="text1"/>
+            <w:vAlign w:val="center"/>
+          </w:tcPr>
+          <w:p>
+            <w:pPr>
+              <w:pStyle w:val="Prrafodelista"/>
+              <w:tabs>
+                <w:tab w:val="left" w:pos="0"/>
+                <w:tab w:val="left" w:pos="142"/>
+                <w:tab w:val="left" w:pos="284"/>
+              </w:tabs>
+              <w:spacing w:line="276" w:lineRule="auto"/>
+              <w:ind w:left="0"/>
+              <w:jc w:val="both"/>
+              <w:rPr>
+                <w:rFonts w:ascii="Arial Nova Cond" w:eastAsia="Calibri" w:hAnsi="Arial Nova Cond" w:cs="Times New Roman"/>
                 <w:sz w:val="20"/>
                 <w:szCs w:val="20"/>
                 <w:lang w:val="es-ES_tradnl"/>
@@ -10058,10 +9993,7 @@
             </w:pPr>
             <w:r>
               <w:rPr>
-                <w:rFonts w:ascii="Arial Nova Cond Light" w:hAnsi="Arial Nova Cond Light" w:cs="Times New Roman"/>
-                <w:b/>
-                <w:bCs/>
-                <w:color w:val="000000" w:themeColor="text1"/>
+                <w:rFonts w:ascii="Arial Nova Cond" w:eastAsia="Calibri" w:hAnsi="Arial Nova Cond" w:cs="Times New Roman"/>
                 <w:sz w:val="20"/>
                 <w:szCs w:val="20"/>
                 <w:lang w:val="es-ES_tradnl"/>
@@ -10073,33 +10005,27 @@
         <w:tc>
           <w:tcPr>
             <w:tcW w:w="2015" w:type="dxa"/>
-            <w:tcBorders>
-              <w:top w:val="double" w:sz="4" w:space="0" w:color="47D459" w:themeColor="accent3" w:themeTint="99"/>
-              <w:left w:val="double" w:sz="4" w:space="0" w:color="47D459" w:themeColor="accent3" w:themeTint="99"/>
-              <w:bottom w:val="double" w:sz="4" w:space="0" w:color="47D459" w:themeColor="accent3" w:themeTint="99"/>
-              <w:right w:val="double" w:sz="4" w:space="0" w:color="47D459" w:themeColor="accent3" w:themeTint="99"/>
-            </w:tcBorders>
-            <w:vAlign w:val="center"/>
-            <w:hideMark/>
-          </w:tcPr>
-          <w:p>
-            <w:pPr>
-              <w:spacing w:after="160" w:line="276" w:lineRule="auto"/>
-              <w:rPr>
-                <w:rFonts w:ascii="Arial Nova Cond Light" w:hAnsi="Arial Nova Cond Light" w:cs="Times New Roman"/>
-                <w:b/>
-                <w:bCs/>
-                <w:color w:val="000000" w:themeColor="text1"/>
-                <w:sz w:val="20"/>
-                <w:szCs w:val="20"/>
-              </w:rPr>
-            </w:pPr>
-            <w:r>
-              <w:rPr>
-                <w:rFonts w:ascii="Arial Nova Cond Light" w:hAnsi="Arial Nova Cond Light" w:cs="Times New Roman"/>
-                <w:b/>
-                <w:bCs/>
-                <w:color w:val="000000" w:themeColor="text1"/>
+            <w:vAlign w:val="center"/>
+          </w:tcPr>
+          <w:p>
+            <w:pPr>
+              <w:autoSpaceDE w:val="0"/>
+              <w:autoSpaceDN w:val="0"/>
+              <w:adjustRightInd w:val="0"/>
+              <w:jc w:val="center"/>
+              <w:rPr>
+                <w:rFonts w:ascii="Arial Nova Cond" w:hAnsi="Arial Nova Cond" w:cs="Arial"/>
+                <w:color w:val="000000" w:themeColor="text1"/>
+                <w:kern w:val="0"/>
+                <w:sz w:val="20"/>
+                <w:szCs w:val="20"/>
+              </w:rPr>
+            </w:pPr>
+            <w:r>
+              <w:rPr>
+                <w:rFonts w:ascii="Arial Nova Cond" w:hAnsi="Arial Nova Cond" w:cs="Arial"/>
+                <w:color w:val="000000"/>
+                <w:kern w:val="0"/>
                 <w:sz w:val="20"/>
                 <w:szCs w:val="20"/>
               </w:rPr>
@@ -10110,34 +10036,27 @@
         <w:tc>
           <w:tcPr>
             <w:tcW w:w="1634" w:type="dxa"/>
-            <w:tcBorders>
-              <w:top w:val="double" w:sz="4" w:space="0" w:color="47D459" w:themeColor="accent3" w:themeTint="99"/>
-              <w:left w:val="double" w:sz="4" w:space="0" w:color="47D459" w:themeColor="accent3" w:themeTint="99"/>
-              <w:bottom w:val="double" w:sz="4" w:space="0" w:color="47D459" w:themeColor="accent3" w:themeTint="99"/>
-              <w:right w:val="double" w:sz="4" w:space="0" w:color="47D459" w:themeColor="accent3" w:themeTint="99"/>
-            </w:tcBorders>
-            <w:vAlign w:val="center"/>
-            <w:hideMark/>
-          </w:tcPr>
-          <w:p>
-            <w:pPr>
-              <w:spacing w:after="160" w:line="276" w:lineRule="auto"/>
-              <w:ind w:right="-455"/>
-              <w:rPr>
-                <w:rFonts w:ascii="Arial Nova Cond Light" w:hAnsi="Arial Nova Cond Light" w:cs="Times New Roman"/>
-                <w:b/>
-                <w:bCs/>
-                <w:color w:val="000000" w:themeColor="text1"/>
-                <w:sz w:val="20"/>
-                <w:szCs w:val="20"/>
-              </w:rPr>
-            </w:pPr>
-            <w:r>
-              <w:rPr>
-                <w:rFonts w:ascii="Arial Nova Cond Light" w:hAnsi="Arial Nova Cond Light" w:cs="Times New Roman"/>
-                <w:b/>
-                <w:bCs/>
-                <w:color w:val="000000" w:themeColor="text1"/>
+            <w:vAlign w:val="center"/>
+          </w:tcPr>
+          <w:p>
+            <w:pPr>
+              <w:autoSpaceDE w:val="0"/>
+              <w:autoSpaceDN w:val="0"/>
+              <w:adjustRightInd w:val="0"/>
+              <w:jc w:val="both"/>
+              <w:rPr>
+                <w:rFonts w:ascii="Arial Nova Cond" w:hAnsi="Arial Nova Cond" w:cs="Arial"/>
+                <w:color w:val="000000"/>
+                <w:kern w:val="0"/>
+                <w:sz w:val="20"/>
+                <w:szCs w:val="20"/>
+              </w:rPr>
+            </w:pPr>
+            <w:r>
+              <w:rPr>
+                <w:rFonts w:ascii="Arial Nova Cond" w:hAnsi="Arial Nova Cond" w:cs="Arial"/>
+                <w:color w:val="000000"/>
+                <w:kern w:val="0"/>
                 <w:sz w:val="20"/>
                 <w:szCs w:val="20"/>
               </w:rPr>
@@ -10148,34 +10067,27 @@
         <w:tc>
           <w:tcPr>
             <w:tcW w:w="1337" w:type="dxa"/>
-            <w:tcBorders>
-              <w:top w:val="double" w:sz="4" w:space="0" w:color="47D459" w:themeColor="accent3" w:themeTint="99"/>
-              <w:left w:val="double" w:sz="4" w:space="0" w:color="47D459" w:themeColor="accent3" w:themeTint="99"/>
-              <w:bottom w:val="double" w:sz="4" w:space="0" w:color="47D459" w:themeColor="accent3" w:themeTint="99"/>
-              <w:right w:val="double" w:sz="4" w:space="0" w:color="47D459" w:themeColor="accent3" w:themeTint="99"/>
-            </w:tcBorders>
-            <w:vAlign w:val="center"/>
-            <w:hideMark/>
-          </w:tcPr>
-          <w:p>
-            <w:pPr>
-              <w:spacing w:after="160" w:line="276" w:lineRule="auto"/>
-              <w:ind w:right="-455"/>
-              <w:rPr>
-                <w:rFonts w:ascii="Arial Nova Cond Light" w:hAnsi="Arial Nova Cond Light" w:cs="Times New Roman"/>
-                <w:b/>
-                <w:bCs/>
-                <w:color w:val="000000" w:themeColor="text1"/>
-                <w:sz w:val="20"/>
-                <w:szCs w:val="20"/>
-              </w:rPr>
-            </w:pPr>
-            <w:r>
-              <w:rPr>
-                <w:rFonts w:ascii="Arial Nova Cond Light" w:hAnsi="Arial Nova Cond Light" w:cs="Times New Roman"/>
-                <w:b/>
-                <w:bCs/>
-                <w:color w:val="000000" w:themeColor="text1"/>
+            <w:vAlign w:val="center"/>
+          </w:tcPr>
+          <w:p>
+            <w:pPr>
+              <w:autoSpaceDE w:val="0"/>
+              <w:autoSpaceDN w:val="0"/>
+              <w:adjustRightInd w:val="0"/>
+              <w:jc w:val="center"/>
+              <w:rPr>
+                <w:rFonts w:ascii="Arial Nova Cond" w:hAnsi="Arial Nova Cond" w:cs="Arial"/>
+                <w:color w:val="000000"/>
+                <w:kern w:val="0"/>
+                <w:sz w:val="20"/>
+                <w:szCs w:val="20"/>
+              </w:rPr>
+            </w:pPr>
+            <w:r>
+              <w:rPr>
+                <w:rFonts w:ascii="Arial Nova Cond" w:hAnsi="Arial Nova Cond" w:cs="Arial"/>
+                <w:color w:val="000000"/>
+                <w:kern w:val="0"/>
                 <w:sz w:val="20"/>
                 <w:szCs w:val="20"/>
               </w:rPr>
@@ -10193,24 +10105,23 @@
           <w:tcPr>
             <w:tcW w:w="875" w:type="dxa"/>
             <w:vMerge/>
-            <w:tcBorders>
-              <w:top w:val="double" w:sz="4" w:space="0" w:color="47D459" w:themeColor="accent3" w:themeTint="99"/>
-              <w:left w:val="double" w:sz="4" w:space="0" w:color="47D459" w:themeColor="accent3" w:themeTint="99"/>
-              <w:bottom w:val="double" w:sz="4" w:space="0" w:color="47D459" w:themeColor="accent3" w:themeTint="99"/>
-              <w:right w:val="double" w:sz="4" w:space="0" w:color="47D459" w:themeColor="accent3" w:themeTint="99"/>
-            </w:tcBorders>
-            <w:vAlign w:val="center"/>
-            <w:hideMark/>
-          </w:tcPr>
-          <w:p>
-            <w:pPr>
-              <w:spacing w:after="160" w:line="276" w:lineRule="auto"/>
-              <w:ind w:right="-455"/>
-              <w:rPr>
-                <w:rFonts w:ascii="Arial Nova Cond Light" w:hAnsi="Arial Nova Cond Light" w:cs="Times New Roman"/>
-                <w:b/>
-                <w:bCs/>
-                <w:color w:val="000000" w:themeColor="text1"/>
+            <w:vAlign w:val="center"/>
+          </w:tcPr>
+          <w:p>
+            <w:pPr>
+              <w:pStyle w:val="Prrafodelista"/>
+              <w:tabs>
+                <w:tab w:val="left" w:pos="0"/>
+                <w:tab w:val="left" w:pos="142"/>
+                <w:tab w:val="left" w:pos="284"/>
+              </w:tabs>
+              <w:spacing w:line="276" w:lineRule="auto"/>
+              <w:ind w:left="0"/>
+              <w:jc w:val="center"/>
+              <w:rPr>
+                <w:rFonts w:ascii="Arial Nova Cond" w:eastAsia="Calibri" w:hAnsi="Arial Nova Cond" w:cs="Times New Roman"/>
+                <w:b/>
+                <w:bCs/>
                 <w:sz w:val="20"/>
                 <w:szCs w:val="20"/>
                 <w:lang w:val="es-ES_tradnl"/>
@@ -10221,24 +10132,23 @@
         <w:tc>
           <w:tcPr>
             <w:tcW w:w="1095" w:type="dxa"/>
-            <w:tcBorders>
-              <w:top w:val="double" w:sz="4" w:space="0" w:color="47D459" w:themeColor="accent3" w:themeTint="99"/>
-              <w:left w:val="double" w:sz="4" w:space="0" w:color="47D459" w:themeColor="accent3" w:themeTint="99"/>
-              <w:bottom w:val="double" w:sz="4" w:space="0" w:color="47D459" w:themeColor="accent3" w:themeTint="99"/>
-              <w:right w:val="double" w:sz="4" w:space="0" w:color="47D459" w:themeColor="accent3" w:themeTint="99"/>
-            </w:tcBorders>
-            <w:vAlign w:val="center"/>
-            <w:hideMark/>
-          </w:tcPr>
-          <w:p>
-            <w:pPr>
-              <w:spacing w:after="160" w:line="276" w:lineRule="auto"/>
-              <w:ind w:right="-455"/>
-              <w:rPr>
-                <w:rFonts w:ascii="Arial Nova Cond Light" w:hAnsi="Arial Nova Cond Light" w:cs="Times New Roman"/>
-                <w:b/>
-                <w:bCs/>
-                <w:color w:val="000000" w:themeColor="text1"/>
+            <w:vAlign w:val="center"/>
+          </w:tcPr>
+          <w:p>
+            <w:pPr>
+              <w:pStyle w:val="Prrafodelista"/>
+              <w:tabs>
+                <w:tab w:val="left" w:pos="0"/>
+                <w:tab w:val="left" w:pos="142"/>
+                <w:tab w:val="left" w:pos="284"/>
+              </w:tabs>
+              <w:spacing w:line="276" w:lineRule="auto"/>
+              <w:ind w:left="0"/>
+              <w:jc w:val="center"/>
+              <w:rPr>
+                <w:rFonts w:ascii="Arial Nova Cond" w:eastAsia="Calibri" w:hAnsi="Arial Nova Cond" w:cs="Times New Roman"/>
+                <w:b/>
+                <w:bCs/>
                 <w:sz w:val="20"/>
                 <w:szCs w:val="20"/>
                 <w:lang w:val="es-ES_tradnl"/>
@@ -10246,10 +10156,9 @@
             </w:pPr>
             <w:r>
               <w:rPr>
-                <w:rFonts w:ascii="Arial Nova Cond Light" w:hAnsi="Arial Nova Cond Light" w:cs="Times New Roman"/>
-                <w:b/>
-                <w:bCs/>
-                <w:color w:val="000000" w:themeColor="text1"/>
+                <w:rFonts w:ascii="Arial Nova Cond" w:eastAsia="Calibri" w:hAnsi="Arial Nova Cond" w:cs="Times New Roman"/>
+                <w:b/>
+                <w:bCs/>
                 <w:sz w:val="20"/>
                 <w:szCs w:val="20"/>
                 <w:lang w:val="es-ES_tradnl"/>
@@ -10261,33 +10170,21 @@
         <w:tc>
           <w:tcPr>
             <w:tcW w:w="1726" w:type="dxa"/>
-            <w:tcBorders>
-              <w:top w:val="double" w:sz="4" w:space="0" w:color="47D459" w:themeColor="accent3" w:themeTint="99"/>
-              <w:left w:val="double" w:sz="4" w:space="0" w:color="47D459" w:themeColor="accent3" w:themeTint="99"/>
-              <w:bottom w:val="double" w:sz="4" w:space="0" w:color="47D459" w:themeColor="accent3" w:themeTint="99"/>
-              <w:right w:val="double" w:sz="4" w:space="0" w:color="47D459" w:themeColor="accent3" w:themeTint="99"/>
-            </w:tcBorders>
-            <w:vAlign w:val="center"/>
-            <w:hideMark/>
-          </w:tcPr>
-          <w:p>
-            <w:pPr>
-              <w:spacing w:after="160" w:line="276" w:lineRule="auto"/>
-              <w:rPr>
-                <w:rFonts w:ascii="Arial Nova Cond Light" w:hAnsi="Arial Nova Cond Light" w:cs="Times New Roman"/>
-                <w:b/>
-                <w:bCs/>
-                <w:color w:val="000000" w:themeColor="text1"/>
-                <w:sz w:val="20"/>
-                <w:szCs w:val="20"/>
-              </w:rPr>
-            </w:pPr>
-            <w:r>
-              <w:rPr>
-                <w:rFonts w:ascii="Arial Nova Cond Light" w:hAnsi="Arial Nova Cond Light" w:cs="Times New Roman"/>
-                <w:b/>
-                <w:bCs/>
-                <w:color w:val="000000" w:themeColor="text1"/>
+            <w:vAlign w:val="center"/>
+          </w:tcPr>
+          <w:p>
+            <w:pPr>
+              <w:pStyle w:val="NormalWeb"/>
+              <w:jc w:val="both"/>
+              <w:rPr>
+                <w:rFonts w:ascii="Arial Nova Cond" w:eastAsia="Calibri" w:hAnsi="Arial Nova Cond"/>
+                <w:sz w:val="20"/>
+                <w:szCs w:val="20"/>
+              </w:rPr>
+            </w:pPr>
+            <w:r>
+              <w:rPr>
+                <w:rFonts w:ascii="Arial Nova Cond" w:eastAsia="Calibri" w:hAnsi="Arial Nova Cond"/>
                 <w:sz w:val="20"/>
                 <w:szCs w:val="20"/>
                 <w:lang w:val="es-ES_tradnl"/>
@@ -10299,24 +10196,21 @@
         <w:tc>
           <w:tcPr>
             <w:tcW w:w="6169" w:type="dxa"/>
-            <w:tcBorders>
-              <w:top w:val="double" w:sz="4" w:space="0" w:color="47D459" w:themeColor="accent3" w:themeTint="99"/>
-              <w:left w:val="double" w:sz="4" w:space="0" w:color="47D459" w:themeColor="accent3" w:themeTint="99"/>
-              <w:bottom w:val="double" w:sz="4" w:space="0" w:color="47D459" w:themeColor="accent3" w:themeTint="99"/>
-              <w:right w:val="double" w:sz="4" w:space="0" w:color="47D459" w:themeColor="accent3" w:themeTint="99"/>
-            </w:tcBorders>
-            <w:vAlign w:val="center"/>
-            <w:hideMark/>
-          </w:tcPr>
-          <w:p>
-            <w:pPr>
-              <w:spacing w:after="160" w:line="276" w:lineRule="auto"/>
-              <w:ind w:right="-455"/>
-              <w:rPr>
-                <w:rFonts w:ascii="Arial Nova Cond Light" w:hAnsi="Arial Nova Cond Light" w:cs="Times New Roman"/>
-                <w:b/>
-                <w:bCs/>
-                <w:color w:val="000000" w:themeColor="text1"/>
+            <w:vAlign w:val="center"/>
+          </w:tcPr>
+          <w:p>
+            <w:pPr>
+              <w:pStyle w:val="Prrafodelista"/>
+              <w:tabs>
+                <w:tab w:val="left" w:pos="0"/>
+                <w:tab w:val="left" w:pos="142"/>
+                <w:tab w:val="left" w:pos="284"/>
+              </w:tabs>
+              <w:spacing w:line="276" w:lineRule="auto"/>
+              <w:ind w:left="0"/>
+              <w:jc w:val="both"/>
+              <w:rPr>
+                <w:rFonts w:ascii="Arial Nova Cond" w:eastAsia="Calibri" w:hAnsi="Arial Nova Cond" w:cs="Times New Roman"/>
                 <w:sz w:val="20"/>
                 <w:szCs w:val="20"/>
                 <w:lang w:val="es-ES_tradnl"/>
@@ -10324,10 +10218,7 @@
             </w:pPr>
             <w:r>
               <w:rPr>
-                <w:rFonts w:ascii="Arial Nova Cond Light" w:hAnsi="Arial Nova Cond Light" w:cs="Times New Roman"/>
-                <w:b/>
-                <w:bCs/>
-                <w:color w:val="000000" w:themeColor="text1"/>
+                <w:rFonts w:ascii="Arial Nova Cond" w:eastAsia="Calibri" w:hAnsi="Arial Nova Cond" w:cs="Times New Roman"/>
                 <w:sz w:val="20"/>
                 <w:szCs w:val="20"/>
                 <w:lang w:val="es-ES_tradnl"/>
@@ -10339,33 +10230,27 @@
         <w:tc>
           <w:tcPr>
             <w:tcW w:w="2015" w:type="dxa"/>
-            <w:tcBorders>
-              <w:top w:val="double" w:sz="4" w:space="0" w:color="47D459" w:themeColor="accent3" w:themeTint="99"/>
-              <w:left w:val="double" w:sz="4" w:space="0" w:color="47D459" w:themeColor="accent3" w:themeTint="99"/>
-              <w:bottom w:val="double" w:sz="4" w:space="0" w:color="47D459" w:themeColor="accent3" w:themeTint="99"/>
-              <w:right w:val="double" w:sz="4" w:space="0" w:color="47D459" w:themeColor="accent3" w:themeTint="99"/>
-            </w:tcBorders>
-            <w:vAlign w:val="center"/>
-            <w:hideMark/>
-          </w:tcPr>
-          <w:p>
-            <w:pPr>
-              <w:spacing w:after="160" w:line="276" w:lineRule="auto"/>
-              <w:rPr>
-                <w:rFonts w:ascii="Arial Nova Cond Light" w:hAnsi="Arial Nova Cond Light" w:cs="Times New Roman"/>
-                <w:b/>
-                <w:bCs/>
-                <w:color w:val="000000" w:themeColor="text1"/>
-                <w:sz w:val="20"/>
-                <w:szCs w:val="20"/>
-              </w:rPr>
-            </w:pPr>
-            <w:r>
-              <w:rPr>
-                <w:rFonts w:ascii="Arial Nova Cond Light" w:hAnsi="Arial Nova Cond Light" w:cs="Times New Roman"/>
-                <w:b/>
-                <w:bCs/>
-                <w:color w:val="000000" w:themeColor="text1"/>
+            <w:vAlign w:val="center"/>
+          </w:tcPr>
+          <w:p>
+            <w:pPr>
+              <w:autoSpaceDE w:val="0"/>
+              <w:autoSpaceDN w:val="0"/>
+              <w:adjustRightInd w:val="0"/>
+              <w:jc w:val="center"/>
+              <w:rPr>
+                <w:rFonts w:ascii="Arial Nova Cond" w:hAnsi="Arial Nova Cond" w:cs="Arial"/>
+                <w:color w:val="000000"/>
+                <w:kern w:val="0"/>
+                <w:sz w:val="20"/>
+                <w:szCs w:val="20"/>
+              </w:rPr>
+            </w:pPr>
+            <w:r>
+              <w:rPr>
+                <w:rFonts w:ascii="Arial Nova Cond" w:hAnsi="Arial Nova Cond" w:cs="Arial"/>
+                <w:color w:val="000000"/>
+                <w:kern w:val="0"/>
                 <w:sz w:val="20"/>
                 <w:szCs w:val="20"/>
               </w:rPr>
@@ -10376,34 +10261,27 @@
         <w:tc>
           <w:tcPr>
             <w:tcW w:w="1634" w:type="dxa"/>
-            <w:tcBorders>
-              <w:top w:val="double" w:sz="4" w:space="0" w:color="47D459" w:themeColor="accent3" w:themeTint="99"/>
-              <w:left w:val="double" w:sz="4" w:space="0" w:color="47D459" w:themeColor="accent3" w:themeTint="99"/>
-              <w:bottom w:val="double" w:sz="4" w:space="0" w:color="47D459" w:themeColor="accent3" w:themeTint="99"/>
-              <w:right w:val="double" w:sz="4" w:space="0" w:color="47D459" w:themeColor="accent3" w:themeTint="99"/>
-            </w:tcBorders>
-            <w:vAlign w:val="center"/>
-            <w:hideMark/>
-          </w:tcPr>
-          <w:p>
-            <w:pPr>
-              <w:spacing w:after="160" w:line="276" w:lineRule="auto"/>
-              <w:ind w:right="-455"/>
-              <w:rPr>
-                <w:rFonts w:ascii="Arial Nova Cond Light" w:hAnsi="Arial Nova Cond Light" w:cs="Times New Roman"/>
-                <w:b/>
-                <w:bCs/>
-                <w:color w:val="000000" w:themeColor="text1"/>
-                <w:sz w:val="20"/>
-                <w:szCs w:val="20"/>
-              </w:rPr>
-            </w:pPr>
-            <w:r>
-              <w:rPr>
-                <w:rFonts w:ascii="Arial Nova Cond Light" w:hAnsi="Arial Nova Cond Light" w:cs="Times New Roman"/>
-                <w:b/>
-                <w:bCs/>
-                <w:color w:val="000000" w:themeColor="text1"/>
+            <w:vAlign w:val="center"/>
+          </w:tcPr>
+          <w:p>
+            <w:pPr>
+              <w:autoSpaceDE w:val="0"/>
+              <w:autoSpaceDN w:val="0"/>
+              <w:adjustRightInd w:val="0"/>
+              <w:jc w:val="both"/>
+              <w:rPr>
+                <w:rFonts w:ascii="Arial Nova Cond" w:hAnsi="Arial Nova Cond" w:cs="Arial"/>
+                <w:color w:val="000000"/>
+                <w:kern w:val="0"/>
+                <w:sz w:val="20"/>
+                <w:szCs w:val="20"/>
+              </w:rPr>
+            </w:pPr>
+            <w:r>
+              <w:rPr>
+                <w:rFonts w:ascii="Arial Nova Cond" w:hAnsi="Arial Nova Cond" w:cs="Arial"/>
+                <w:color w:val="000000"/>
+                <w:kern w:val="0"/>
                 <w:sz w:val="20"/>
                 <w:szCs w:val="20"/>
               </w:rPr>
@@ -10414,34 +10292,27 @@
         <w:tc>
           <w:tcPr>
             <w:tcW w:w="1337" w:type="dxa"/>
-            <w:tcBorders>
-              <w:top w:val="double" w:sz="4" w:space="0" w:color="47D459" w:themeColor="accent3" w:themeTint="99"/>
-              <w:left w:val="double" w:sz="4" w:space="0" w:color="47D459" w:themeColor="accent3" w:themeTint="99"/>
-              <w:bottom w:val="double" w:sz="4" w:space="0" w:color="47D459" w:themeColor="accent3" w:themeTint="99"/>
-              <w:right w:val="double" w:sz="4" w:space="0" w:color="47D459" w:themeColor="accent3" w:themeTint="99"/>
-            </w:tcBorders>
-            <w:vAlign w:val="center"/>
-            <w:hideMark/>
-          </w:tcPr>
-          <w:p>
-            <w:pPr>
-              <w:spacing w:after="160" w:line="276" w:lineRule="auto"/>
-              <w:ind w:right="-455"/>
-              <w:rPr>
-                <w:rFonts w:ascii="Arial Nova Cond Light" w:hAnsi="Arial Nova Cond Light" w:cs="Times New Roman"/>
-                <w:b/>
-                <w:bCs/>
-                <w:color w:val="000000" w:themeColor="text1"/>
-                <w:sz w:val="20"/>
-                <w:szCs w:val="20"/>
-              </w:rPr>
-            </w:pPr>
-            <w:r>
-              <w:rPr>
-                <w:rFonts w:ascii="Arial Nova Cond Light" w:hAnsi="Arial Nova Cond Light" w:cs="Times New Roman"/>
-                <w:b/>
-                <w:bCs/>
-                <w:color w:val="000000" w:themeColor="text1"/>
+            <w:vAlign w:val="center"/>
+          </w:tcPr>
+          <w:p>
+            <w:pPr>
+              <w:autoSpaceDE w:val="0"/>
+              <w:autoSpaceDN w:val="0"/>
+              <w:adjustRightInd w:val="0"/>
+              <w:jc w:val="center"/>
+              <w:rPr>
+                <w:rFonts w:ascii="Arial Nova Cond" w:hAnsi="Arial Nova Cond" w:cs="Arial"/>
+                <w:color w:val="000000"/>
+                <w:kern w:val="0"/>
+                <w:sz w:val="20"/>
+                <w:szCs w:val="20"/>
+              </w:rPr>
+            </w:pPr>
+            <w:r>
+              <w:rPr>
+                <w:rFonts w:ascii="Arial Nova Cond" w:hAnsi="Arial Nova Cond" w:cs="Arial"/>
+                <w:color w:val="000000"/>
+                <w:kern w:val="0"/>
                 <w:sz w:val="20"/>
                 <w:szCs w:val="20"/>
               </w:rPr>
@@ -10459,24 +10330,23 @@
           <w:tcPr>
             <w:tcW w:w="875" w:type="dxa"/>
             <w:vMerge w:val="restart"/>
-            <w:tcBorders>
-              <w:top w:val="double" w:sz="4" w:space="0" w:color="47D459" w:themeColor="accent3" w:themeTint="99"/>
-              <w:left w:val="double" w:sz="4" w:space="0" w:color="47D459" w:themeColor="accent3" w:themeTint="99"/>
-              <w:bottom w:val="double" w:sz="4" w:space="0" w:color="47D459" w:themeColor="accent3" w:themeTint="99"/>
-              <w:right w:val="double" w:sz="4" w:space="0" w:color="47D459" w:themeColor="accent3" w:themeTint="99"/>
-            </w:tcBorders>
-            <w:vAlign w:val="center"/>
-            <w:hideMark/>
-          </w:tcPr>
-          <w:p>
-            <w:pPr>
-              <w:spacing w:after="160" w:line="276" w:lineRule="auto"/>
-              <w:ind w:right="-455"/>
-              <w:rPr>
-                <w:rFonts w:ascii="Arial Nova Cond Light" w:hAnsi="Arial Nova Cond Light" w:cs="Times New Roman"/>
-                <w:b/>
-                <w:bCs/>
-                <w:color w:val="000000" w:themeColor="text1"/>
+            <w:vAlign w:val="center"/>
+          </w:tcPr>
+          <w:p>
+            <w:pPr>
+              <w:pStyle w:val="Prrafodelista"/>
+              <w:tabs>
+                <w:tab w:val="left" w:pos="0"/>
+                <w:tab w:val="left" w:pos="142"/>
+                <w:tab w:val="left" w:pos="284"/>
+              </w:tabs>
+              <w:spacing w:line="276" w:lineRule="auto"/>
+              <w:ind w:left="0"/>
+              <w:jc w:val="center"/>
+              <w:rPr>
+                <w:rFonts w:ascii="Arial Nova Cond" w:eastAsia="Calibri" w:hAnsi="Arial Nova Cond" w:cs="Times New Roman"/>
+                <w:b/>
+                <w:bCs/>
                 <w:sz w:val="20"/>
                 <w:szCs w:val="20"/>
                 <w:lang w:val="es-ES_tradnl"/>
@@ -10484,10 +10354,9 @@
             </w:pPr>
             <w:r>
               <w:rPr>
-                <w:rFonts w:ascii="Arial Nova Cond Light" w:hAnsi="Arial Nova Cond Light" w:cs="Times New Roman"/>
-                <w:b/>
-                <w:bCs/>
-                <w:color w:val="000000" w:themeColor="text1"/>
+                <w:rFonts w:ascii="Arial Nova Cond" w:eastAsia="Calibri" w:hAnsi="Arial Nova Cond" w:cs="Times New Roman"/>
+                <w:b/>
+                <w:bCs/>
                 <w:sz w:val="20"/>
                 <w:szCs w:val="20"/>
                 <w:lang w:val="es-ES_tradnl"/>
@@ -10499,24 +10368,23 @@
         <w:tc>
           <w:tcPr>
             <w:tcW w:w="1095" w:type="dxa"/>
-            <w:tcBorders>
-              <w:top w:val="double" w:sz="4" w:space="0" w:color="47D459" w:themeColor="accent3" w:themeTint="99"/>
-              <w:left w:val="double" w:sz="4" w:space="0" w:color="47D459" w:themeColor="accent3" w:themeTint="99"/>
-              <w:bottom w:val="double" w:sz="4" w:space="0" w:color="47D459" w:themeColor="accent3" w:themeTint="99"/>
-              <w:right w:val="double" w:sz="4" w:space="0" w:color="47D459" w:themeColor="accent3" w:themeTint="99"/>
-            </w:tcBorders>
-            <w:vAlign w:val="center"/>
-            <w:hideMark/>
-          </w:tcPr>
-          <w:p>
-            <w:pPr>
-              <w:spacing w:after="160" w:line="276" w:lineRule="auto"/>
-              <w:ind w:right="-455"/>
-              <w:rPr>
-                <w:rFonts w:ascii="Arial Nova Cond Light" w:hAnsi="Arial Nova Cond Light" w:cs="Times New Roman"/>
-                <w:b/>
-                <w:bCs/>
-                <w:color w:val="000000" w:themeColor="text1"/>
+            <w:vAlign w:val="center"/>
+          </w:tcPr>
+          <w:p>
+            <w:pPr>
+              <w:pStyle w:val="Prrafodelista"/>
+              <w:tabs>
+                <w:tab w:val="left" w:pos="0"/>
+                <w:tab w:val="left" w:pos="142"/>
+                <w:tab w:val="left" w:pos="284"/>
+              </w:tabs>
+              <w:spacing w:line="276" w:lineRule="auto"/>
+              <w:ind w:left="0"/>
+              <w:jc w:val="center"/>
+              <w:rPr>
+                <w:rFonts w:ascii="Arial Nova Cond" w:eastAsia="Calibri" w:hAnsi="Arial Nova Cond" w:cs="Times New Roman"/>
+                <w:b/>
+                <w:bCs/>
                 <w:sz w:val="20"/>
                 <w:szCs w:val="20"/>
                 <w:lang w:val="es-ES_tradnl"/>
@@ -10524,10 +10392,9 @@
             </w:pPr>
             <w:r>
               <w:rPr>
-                <w:rFonts w:ascii="Arial Nova Cond Light" w:hAnsi="Arial Nova Cond Light" w:cs="Times New Roman"/>
-                <w:b/>
-                <w:bCs/>
-                <w:color w:val="000000" w:themeColor="text1"/>
+                <w:rFonts w:ascii="Arial Nova Cond" w:eastAsia="Calibri" w:hAnsi="Arial Nova Cond" w:cs="Times New Roman"/>
+                <w:b/>
+                <w:bCs/>
                 <w:sz w:val="20"/>
                 <w:szCs w:val="20"/>
                 <w:lang w:val="es-ES_tradnl"/>
@@ -10539,33 +10406,21 @@
         <w:tc>
           <w:tcPr>
             <w:tcW w:w="1726" w:type="dxa"/>
-            <w:tcBorders>
-              <w:top w:val="double" w:sz="4" w:space="0" w:color="47D459" w:themeColor="accent3" w:themeTint="99"/>
-              <w:left w:val="double" w:sz="4" w:space="0" w:color="47D459" w:themeColor="accent3" w:themeTint="99"/>
-              <w:bottom w:val="double" w:sz="4" w:space="0" w:color="47D459" w:themeColor="accent3" w:themeTint="99"/>
-              <w:right w:val="double" w:sz="4" w:space="0" w:color="47D459" w:themeColor="accent3" w:themeTint="99"/>
-            </w:tcBorders>
-            <w:vAlign w:val="center"/>
-            <w:hideMark/>
-          </w:tcPr>
-          <w:p>
-            <w:pPr>
-              <w:spacing w:after="160" w:line="276" w:lineRule="auto"/>
-              <w:rPr>
-                <w:rFonts w:ascii="Arial Nova Cond Light" w:hAnsi="Arial Nova Cond Light" w:cs="Times New Roman"/>
-                <w:b/>
-                <w:bCs/>
-                <w:color w:val="000000" w:themeColor="text1"/>
-                <w:sz w:val="20"/>
-                <w:szCs w:val="20"/>
-              </w:rPr>
-            </w:pPr>
-            <w:r>
-              <w:rPr>
-                <w:rFonts w:ascii="Arial Nova Cond Light" w:hAnsi="Arial Nova Cond Light" w:cs="Times New Roman"/>
-                <w:b/>
-                <w:bCs/>
-                <w:color w:val="000000" w:themeColor="text1"/>
+            <w:vAlign w:val="center"/>
+          </w:tcPr>
+          <w:p>
+            <w:pPr>
+              <w:pStyle w:val="Sinespaciado"/>
+              <w:jc w:val="both"/>
+              <w:rPr>
+                <w:rFonts w:ascii="Arial Nova Cond" w:eastAsia="Times New Roman" w:hAnsi="Arial Nova Cond" w:cs="Times New Roman"/>
+                <w:sz w:val="20"/>
+                <w:szCs w:val="20"/>
+              </w:rPr>
+            </w:pPr>
+            <w:r>
+              <w:rPr>
+                <w:rFonts w:ascii="Arial Nova Cond" w:eastAsia="Calibri" w:hAnsi="Arial Nova Cond" w:cs="Times New Roman"/>
                 <w:sz w:val="20"/>
                 <w:szCs w:val="20"/>
                 <w:lang w:val="es-ES_tradnl"/>
@@ -10577,23 +10432,21 @@
         <w:tc>
           <w:tcPr>
             <w:tcW w:w="6169" w:type="dxa"/>
-            <w:tcBorders>
-              <w:top w:val="double" w:sz="4" w:space="0" w:color="47D459" w:themeColor="accent3" w:themeTint="99"/>
-              <w:left w:val="double" w:sz="4" w:space="0" w:color="47D459" w:themeColor="accent3" w:themeTint="99"/>
-              <w:bottom w:val="double" w:sz="4" w:space="0" w:color="47D459" w:themeColor="accent3" w:themeTint="99"/>
-              <w:right w:val="double" w:sz="4" w:space="0" w:color="47D459" w:themeColor="accent3" w:themeTint="99"/>
-            </w:tcBorders>
-            <w:vAlign w:val="center"/>
-            <w:hideMark/>
-          </w:tcPr>
-          <w:p>
-            <w:pPr>
-              <w:spacing w:after="160" w:line="276" w:lineRule="auto"/>
-              <w:ind w:right="-455"/>
-              <w:rPr>
-                <w:rFonts w:ascii="Arial Nova Cond Light" w:hAnsi="Arial Nova Cond Light" w:cs="Times New Roman"/>
-                <w:b/>
-                <w:bCs/>
+            <w:vAlign w:val="center"/>
+          </w:tcPr>
+          <w:p>
+            <w:pPr>
+              <w:pStyle w:val="Prrafodelista"/>
+              <w:tabs>
+                <w:tab w:val="left" w:pos="0"/>
+                <w:tab w:val="left" w:pos="142"/>
+                <w:tab w:val="left" w:pos="284"/>
+              </w:tabs>
+              <w:spacing w:line="276" w:lineRule="auto"/>
+              <w:ind w:left="0"/>
+              <w:jc w:val="both"/>
+              <w:rPr>
+                <w:rFonts w:ascii="Arial Nova Cond" w:eastAsia="Calibri" w:hAnsi="Arial Nova Cond" w:cs="Times New Roman"/>
                 <w:color w:val="000000" w:themeColor="text1"/>
                 <w:sz w:val="20"/>
                 <w:szCs w:val="20"/>
@@ -10602,10 +10455,7 @@
             </w:pPr>
             <w:r>
               <w:rPr>
-                <w:rFonts w:ascii="Arial Nova Cond Light" w:hAnsi="Arial Nova Cond Light" w:cs="Times New Roman"/>
-                <w:b/>
-                <w:bCs/>
-                <w:color w:val="000000" w:themeColor="text1"/>
+                <w:rFonts w:ascii="Arial Nova Cond" w:eastAsia="Calibri" w:hAnsi="Arial Nova Cond" w:cs="Times New Roman"/>
                 <w:sz w:val="20"/>
                 <w:szCs w:val="20"/>
                 <w:lang w:val="es-ES_tradnl"/>
@@ -10617,33 +10467,27 @@
         <w:tc>
           <w:tcPr>
             <w:tcW w:w="2015" w:type="dxa"/>
-            <w:tcBorders>
-              <w:top w:val="double" w:sz="4" w:space="0" w:color="47D459" w:themeColor="accent3" w:themeTint="99"/>
-              <w:left w:val="double" w:sz="4" w:space="0" w:color="47D459" w:themeColor="accent3" w:themeTint="99"/>
-              <w:bottom w:val="double" w:sz="4" w:space="0" w:color="47D459" w:themeColor="accent3" w:themeTint="99"/>
-              <w:right w:val="double" w:sz="4" w:space="0" w:color="47D459" w:themeColor="accent3" w:themeTint="99"/>
-            </w:tcBorders>
-            <w:vAlign w:val="center"/>
-            <w:hideMark/>
-          </w:tcPr>
-          <w:p>
-            <w:pPr>
-              <w:spacing w:after="160" w:line="276" w:lineRule="auto"/>
-              <w:rPr>
-                <w:rFonts w:ascii="Arial Nova Cond Light" w:hAnsi="Arial Nova Cond Light" w:cs="Times New Roman"/>
-                <w:b/>
-                <w:bCs/>
-                <w:color w:val="000000" w:themeColor="text1"/>
-                <w:sz w:val="20"/>
-                <w:szCs w:val="20"/>
-              </w:rPr>
-            </w:pPr>
-            <w:r>
-              <w:rPr>
-                <w:rFonts w:ascii="Arial Nova Cond Light" w:hAnsi="Arial Nova Cond Light" w:cs="Times New Roman"/>
-                <w:b/>
-                <w:bCs/>
-                <w:color w:val="000000" w:themeColor="text1"/>
+            <w:vAlign w:val="center"/>
+          </w:tcPr>
+          <w:p>
+            <w:pPr>
+              <w:autoSpaceDE w:val="0"/>
+              <w:autoSpaceDN w:val="0"/>
+              <w:adjustRightInd w:val="0"/>
+              <w:jc w:val="center"/>
+              <w:rPr>
+                <w:rFonts w:ascii="Arial Nova Cond" w:hAnsi="Arial Nova Cond" w:cs="Arial"/>
+                <w:color w:val="215E99" w:themeColor="text2" w:themeTint="BF"/>
+                <w:kern w:val="0"/>
+                <w:sz w:val="20"/>
+                <w:szCs w:val="20"/>
+              </w:rPr>
+            </w:pPr>
+            <w:r>
+              <w:rPr>
+                <w:rFonts w:ascii="Arial Nova Cond" w:hAnsi="Arial Nova Cond" w:cs="Arial"/>
+                <w:color w:val="000000"/>
+                <w:kern w:val="0"/>
                 <w:sz w:val="20"/>
                 <w:szCs w:val="20"/>
               </w:rPr>
@@ -10654,34 +10498,27 @@
         <w:tc>
           <w:tcPr>
             <w:tcW w:w="1634" w:type="dxa"/>
-            <w:tcBorders>
-              <w:top w:val="double" w:sz="4" w:space="0" w:color="47D459" w:themeColor="accent3" w:themeTint="99"/>
-              <w:left w:val="double" w:sz="4" w:space="0" w:color="47D459" w:themeColor="accent3" w:themeTint="99"/>
-              <w:bottom w:val="double" w:sz="4" w:space="0" w:color="47D459" w:themeColor="accent3" w:themeTint="99"/>
-              <w:right w:val="double" w:sz="4" w:space="0" w:color="47D459" w:themeColor="accent3" w:themeTint="99"/>
-            </w:tcBorders>
-            <w:vAlign w:val="center"/>
-            <w:hideMark/>
-          </w:tcPr>
-          <w:p>
-            <w:pPr>
-              <w:spacing w:after="160" w:line="276" w:lineRule="auto"/>
-              <w:ind w:right="-455"/>
-              <w:rPr>
-                <w:rFonts w:ascii="Arial Nova Cond Light" w:hAnsi="Arial Nova Cond Light" w:cs="Times New Roman"/>
-                <w:b/>
-                <w:bCs/>
-                <w:color w:val="000000" w:themeColor="text1"/>
-                <w:sz w:val="20"/>
-                <w:szCs w:val="20"/>
-              </w:rPr>
-            </w:pPr>
-            <w:r>
-              <w:rPr>
-                <w:rFonts w:ascii="Arial Nova Cond Light" w:hAnsi="Arial Nova Cond Light" w:cs="Times New Roman"/>
-                <w:b/>
-                <w:bCs/>
-                <w:color w:val="000000" w:themeColor="text1"/>
+            <w:vAlign w:val="center"/>
+          </w:tcPr>
+          <w:p>
+            <w:pPr>
+              <w:autoSpaceDE w:val="0"/>
+              <w:autoSpaceDN w:val="0"/>
+              <w:adjustRightInd w:val="0"/>
+              <w:jc w:val="both"/>
+              <w:rPr>
+                <w:rFonts w:ascii="Arial Nova Cond" w:hAnsi="Arial Nova Cond" w:cs="Arial"/>
+                <w:color w:val="000000"/>
+                <w:kern w:val="0"/>
+                <w:sz w:val="20"/>
+                <w:szCs w:val="20"/>
+              </w:rPr>
+            </w:pPr>
+            <w:r>
+              <w:rPr>
+                <w:rFonts w:ascii="Arial Nova Cond" w:hAnsi="Arial Nova Cond" w:cs="Arial"/>
+                <w:color w:val="000000"/>
+                <w:kern w:val="0"/>
                 <w:sz w:val="20"/>
                 <w:szCs w:val="20"/>
               </w:rPr>
@@ -10692,34 +10529,27 @@
         <w:tc>
           <w:tcPr>
             <w:tcW w:w="1337" w:type="dxa"/>
-            <w:tcBorders>
-              <w:top w:val="double" w:sz="4" w:space="0" w:color="47D459" w:themeColor="accent3" w:themeTint="99"/>
-              <w:left w:val="double" w:sz="4" w:space="0" w:color="47D459" w:themeColor="accent3" w:themeTint="99"/>
-              <w:bottom w:val="double" w:sz="4" w:space="0" w:color="47D459" w:themeColor="accent3" w:themeTint="99"/>
-              <w:right w:val="double" w:sz="4" w:space="0" w:color="47D459" w:themeColor="accent3" w:themeTint="99"/>
-            </w:tcBorders>
-            <w:vAlign w:val="center"/>
-            <w:hideMark/>
-          </w:tcPr>
-          <w:p>
-            <w:pPr>
-              <w:spacing w:after="160" w:line="276" w:lineRule="auto"/>
-              <w:ind w:right="-455"/>
-              <w:rPr>
-                <w:rFonts w:ascii="Arial Nova Cond Light" w:hAnsi="Arial Nova Cond Light" w:cs="Times New Roman"/>
-                <w:b/>
-                <w:bCs/>
-                <w:color w:val="000000" w:themeColor="text1"/>
-                <w:sz w:val="20"/>
-                <w:szCs w:val="20"/>
-              </w:rPr>
-            </w:pPr>
-            <w:r>
-              <w:rPr>
-                <w:rFonts w:ascii="Arial Nova Cond Light" w:hAnsi="Arial Nova Cond Light" w:cs="Times New Roman"/>
-                <w:b/>
-                <w:bCs/>
-                <w:color w:val="000000" w:themeColor="text1"/>
+            <w:vAlign w:val="center"/>
+          </w:tcPr>
+          <w:p>
+            <w:pPr>
+              <w:autoSpaceDE w:val="0"/>
+              <w:autoSpaceDN w:val="0"/>
+              <w:adjustRightInd w:val="0"/>
+              <w:jc w:val="center"/>
+              <w:rPr>
+                <w:rFonts w:ascii="Arial Nova Cond" w:hAnsi="Arial Nova Cond" w:cs="Arial"/>
+                <w:color w:val="000000"/>
+                <w:kern w:val="0"/>
+                <w:sz w:val="20"/>
+                <w:szCs w:val="20"/>
+              </w:rPr>
+            </w:pPr>
+            <w:r>
+              <w:rPr>
+                <w:rFonts w:ascii="Arial Nova Cond" w:hAnsi="Arial Nova Cond" w:cs="Arial"/>
+                <w:color w:val="000000"/>
+                <w:kern w:val="0"/>
                 <w:sz w:val="20"/>
                 <w:szCs w:val="20"/>
               </w:rPr>
@@ -10737,24 +10567,23 @@
           <w:tcPr>
             <w:tcW w:w="875" w:type="dxa"/>
             <w:vMerge/>
-            <w:tcBorders>
-              <w:top w:val="double" w:sz="4" w:space="0" w:color="47D459" w:themeColor="accent3" w:themeTint="99"/>
-              <w:left w:val="double" w:sz="4" w:space="0" w:color="47D459" w:themeColor="accent3" w:themeTint="99"/>
-              <w:bottom w:val="double" w:sz="4" w:space="0" w:color="47D459" w:themeColor="accent3" w:themeTint="99"/>
-              <w:right w:val="double" w:sz="4" w:space="0" w:color="47D459" w:themeColor="accent3" w:themeTint="99"/>
-            </w:tcBorders>
-            <w:vAlign w:val="center"/>
-            <w:hideMark/>
-          </w:tcPr>
-          <w:p>
-            <w:pPr>
-              <w:spacing w:after="160" w:line="276" w:lineRule="auto"/>
-              <w:ind w:right="-455"/>
-              <w:rPr>
-                <w:rFonts w:ascii="Arial Nova Cond Light" w:hAnsi="Arial Nova Cond Light" w:cs="Times New Roman"/>
-                <w:b/>
-                <w:bCs/>
-                <w:color w:val="000000" w:themeColor="text1"/>
+            <w:vAlign w:val="center"/>
+          </w:tcPr>
+          <w:p>
+            <w:pPr>
+              <w:pStyle w:val="Prrafodelista"/>
+              <w:tabs>
+                <w:tab w:val="left" w:pos="0"/>
+                <w:tab w:val="left" w:pos="142"/>
+                <w:tab w:val="left" w:pos="284"/>
+              </w:tabs>
+              <w:spacing w:line="276" w:lineRule="auto"/>
+              <w:ind w:left="0"/>
+              <w:jc w:val="center"/>
+              <w:rPr>
+                <w:rFonts w:ascii="Arial Nova Cond" w:eastAsia="Calibri" w:hAnsi="Arial Nova Cond" w:cs="Times New Roman"/>
+                <w:b/>
+                <w:bCs/>
                 <w:sz w:val="20"/>
                 <w:szCs w:val="20"/>
                 <w:lang w:val="es-ES_tradnl"/>
@@ -10765,24 +10594,23 @@
         <w:tc>
           <w:tcPr>
             <w:tcW w:w="1095" w:type="dxa"/>
-            <w:tcBorders>
-              <w:top w:val="double" w:sz="4" w:space="0" w:color="47D459" w:themeColor="accent3" w:themeTint="99"/>
-              <w:left w:val="double" w:sz="4" w:space="0" w:color="47D459" w:themeColor="accent3" w:themeTint="99"/>
-              <w:bottom w:val="double" w:sz="4" w:space="0" w:color="47D459" w:themeColor="accent3" w:themeTint="99"/>
-              <w:right w:val="double" w:sz="4" w:space="0" w:color="47D459" w:themeColor="accent3" w:themeTint="99"/>
-            </w:tcBorders>
-            <w:vAlign w:val="center"/>
-            <w:hideMark/>
-          </w:tcPr>
-          <w:p>
-            <w:pPr>
-              <w:spacing w:after="160" w:line="276" w:lineRule="auto"/>
-              <w:ind w:right="-455"/>
-              <w:rPr>
-                <w:rFonts w:ascii="Arial Nova Cond Light" w:hAnsi="Arial Nova Cond Light" w:cs="Times New Roman"/>
-                <w:b/>
-                <w:bCs/>
-                <w:color w:val="000000" w:themeColor="text1"/>
+            <w:vAlign w:val="center"/>
+          </w:tcPr>
+          <w:p>
+            <w:pPr>
+              <w:pStyle w:val="Prrafodelista"/>
+              <w:tabs>
+                <w:tab w:val="left" w:pos="0"/>
+                <w:tab w:val="left" w:pos="142"/>
+                <w:tab w:val="left" w:pos="284"/>
+              </w:tabs>
+              <w:spacing w:line="276" w:lineRule="auto"/>
+              <w:ind w:left="0"/>
+              <w:jc w:val="center"/>
+              <w:rPr>
+                <w:rFonts w:ascii="Arial Nova Cond" w:eastAsia="Calibri" w:hAnsi="Arial Nova Cond" w:cs="Times New Roman"/>
+                <w:b/>
+                <w:bCs/>
                 <w:sz w:val="20"/>
                 <w:szCs w:val="20"/>
                 <w:lang w:val="es-ES_tradnl"/>
@@ -10790,10 +10618,9 @@
             </w:pPr>
             <w:r>
               <w:rPr>
-                <w:rFonts w:ascii="Arial Nova Cond Light" w:hAnsi="Arial Nova Cond Light" w:cs="Times New Roman"/>
-                <w:b/>
-                <w:bCs/>
-                <w:color w:val="000000" w:themeColor="text1"/>
+                <w:rFonts w:ascii="Arial Nova Cond" w:eastAsia="Calibri" w:hAnsi="Arial Nova Cond" w:cs="Times New Roman"/>
+                <w:b/>
+                <w:bCs/>
                 <w:sz w:val="20"/>
                 <w:szCs w:val="20"/>
                 <w:lang w:val="es-ES_tradnl"/>
@@ -10805,33 +10632,21 @@
         <w:tc>
           <w:tcPr>
             <w:tcW w:w="1726" w:type="dxa"/>
-            <w:tcBorders>
-              <w:top w:val="double" w:sz="4" w:space="0" w:color="47D459" w:themeColor="accent3" w:themeTint="99"/>
-              <w:left w:val="double" w:sz="4" w:space="0" w:color="47D459" w:themeColor="accent3" w:themeTint="99"/>
-              <w:bottom w:val="double" w:sz="4" w:space="0" w:color="47D459" w:themeColor="accent3" w:themeTint="99"/>
-              <w:right w:val="double" w:sz="4" w:space="0" w:color="47D459" w:themeColor="accent3" w:themeTint="99"/>
-            </w:tcBorders>
-            <w:vAlign w:val="center"/>
-            <w:hideMark/>
-          </w:tcPr>
-          <w:p>
-            <w:pPr>
-              <w:spacing w:after="160" w:line="276" w:lineRule="auto"/>
-              <w:rPr>
-                <w:rFonts w:ascii="Arial Nova Cond Light" w:hAnsi="Arial Nova Cond Light" w:cs="Times New Roman"/>
-                <w:b/>
-                <w:bCs/>
-                <w:color w:val="000000" w:themeColor="text1"/>
-                <w:sz w:val="20"/>
-                <w:szCs w:val="20"/>
-              </w:rPr>
-            </w:pPr>
-            <w:r>
-              <w:rPr>
-                <w:rFonts w:ascii="Arial Nova Cond Light" w:hAnsi="Arial Nova Cond Light" w:cs="Times New Roman"/>
-                <w:b/>
-                <w:bCs/>
-                <w:color w:val="000000" w:themeColor="text1"/>
+            <w:vAlign w:val="center"/>
+          </w:tcPr>
+          <w:p>
+            <w:pPr>
+              <w:pStyle w:val="Sinespaciado"/>
+              <w:jc w:val="both"/>
+              <w:rPr>
+                <w:rFonts w:ascii="Arial Nova Cond" w:hAnsi="Arial Nova Cond"/>
+                <w:sz w:val="20"/>
+                <w:szCs w:val="20"/>
+              </w:rPr>
+            </w:pPr>
+            <w:r>
+              <w:rPr>
+                <w:rFonts w:ascii="Arial Nova Cond" w:eastAsia="Calibri" w:hAnsi="Arial Nova Cond" w:cs="Times New Roman"/>
                 <w:sz w:val="20"/>
                 <w:szCs w:val="20"/>
                 <w:lang w:val="es-ES_tradnl"/>
@@ -10843,23 +10658,21 @@
         <w:tc>
           <w:tcPr>
             <w:tcW w:w="6169" w:type="dxa"/>
-            <w:tcBorders>
-              <w:top w:val="double" w:sz="4" w:space="0" w:color="47D459" w:themeColor="accent3" w:themeTint="99"/>
-              <w:left w:val="double" w:sz="4" w:space="0" w:color="47D459" w:themeColor="accent3" w:themeTint="99"/>
-              <w:bottom w:val="double" w:sz="4" w:space="0" w:color="47D459" w:themeColor="accent3" w:themeTint="99"/>
-              <w:right w:val="double" w:sz="4" w:space="0" w:color="47D459" w:themeColor="accent3" w:themeTint="99"/>
-            </w:tcBorders>
-            <w:vAlign w:val="center"/>
-            <w:hideMark/>
-          </w:tcPr>
-          <w:p>
-            <w:pPr>
-              <w:spacing w:after="160" w:line="276" w:lineRule="auto"/>
-              <w:ind w:right="-455"/>
-              <w:rPr>
-                <w:rFonts w:ascii="Arial Nova Cond Light" w:hAnsi="Arial Nova Cond Light" w:cs="Times New Roman"/>
-                <w:b/>
-                <w:bCs/>
+            <w:vAlign w:val="center"/>
+          </w:tcPr>
+          <w:p>
+            <w:pPr>
+              <w:pStyle w:val="Prrafodelista"/>
+              <w:tabs>
+                <w:tab w:val="left" w:pos="0"/>
+                <w:tab w:val="left" w:pos="142"/>
+                <w:tab w:val="left" w:pos="284"/>
+              </w:tabs>
+              <w:spacing w:line="276" w:lineRule="auto"/>
+              <w:ind w:left="0"/>
+              <w:jc w:val="both"/>
+              <w:rPr>
+                <w:rFonts w:ascii="Arial Nova Cond" w:eastAsia="Calibri" w:hAnsi="Arial Nova Cond" w:cs="Times New Roman"/>
                 <w:color w:val="000000" w:themeColor="text1"/>
                 <w:sz w:val="20"/>
                 <w:szCs w:val="20"/>
@@ -10868,10 +10681,7 @@
             </w:pPr>
             <w:r>
               <w:rPr>
-                <w:rFonts w:ascii="Arial Nova Cond Light" w:hAnsi="Arial Nova Cond Light" w:cs="Times New Roman"/>
-                <w:b/>
-                <w:bCs/>
-                <w:color w:val="000000" w:themeColor="text1"/>
+                <w:rFonts w:ascii="Arial Nova Cond" w:eastAsia="Calibri" w:hAnsi="Arial Nova Cond" w:cs="Times New Roman"/>
                 <w:sz w:val="20"/>
                 <w:szCs w:val="20"/>
                 <w:lang w:val="es-ES_tradnl"/>
@@ -10883,33 +10693,27 @@
         <w:tc>
           <w:tcPr>
             <w:tcW w:w="2015" w:type="dxa"/>
-            <w:tcBorders>
-              <w:top w:val="double" w:sz="4" w:space="0" w:color="47D459" w:themeColor="accent3" w:themeTint="99"/>
-              <w:left w:val="double" w:sz="4" w:space="0" w:color="47D459" w:themeColor="accent3" w:themeTint="99"/>
-              <w:bottom w:val="double" w:sz="4" w:space="0" w:color="47D459" w:themeColor="accent3" w:themeTint="99"/>
-              <w:right w:val="double" w:sz="4" w:space="0" w:color="47D459" w:themeColor="accent3" w:themeTint="99"/>
-            </w:tcBorders>
-            <w:vAlign w:val="center"/>
-            <w:hideMark/>
-          </w:tcPr>
-          <w:p>
-            <w:pPr>
-              <w:spacing w:after="160" w:line="276" w:lineRule="auto"/>
-              <w:rPr>
-                <w:rFonts w:ascii="Arial Nova Cond Light" w:hAnsi="Arial Nova Cond Light" w:cs="Times New Roman"/>
-                <w:b/>
-                <w:bCs/>
-                <w:color w:val="000000" w:themeColor="text1"/>
-                <w:sz w:val="20"/>
-                <w:szCs w:val="20"/>
-              </w:rPr>
-            </w:pPr>
-            <w:r>
-              <w:rPr>
-                <w:rFonts w:ascii="Arial Nova Cond Light" w:hAnsi="Arial Nova Cond Light" w:cs="Times New Roman"/>
-                <w:b/>
-                <w:bCs/>
-                <w:color w:val="000000" w:themeColor="text1"/>
+            <w:vAlign w:val="center"/>
+          </w:tcPr>
+          <w:p>
+            <w:pPr>
+              <w:autoSpaceDE w:val="0"/>
+              <w:autoSpaceDN w:val="0"/>
+              <w:adjustRightInd w:val="0"/>
+              <w:jc w:val="center"/>
+              <w:rPr>
+                <w:rFonts w:ascii="Arial Nova Cond" w:hAnsi="Arial Nova Cond" w:cs="Arial"/>
+                <w:color w:val="000000" w:themeColor="text1"/>
+                <w:kern w:val="0"/>
+                <w:sz w:val="20"/>
+                <w:szCs w:val="20"/>
+              </w:rPr>
+            </w:pPr>
+            <w:r>
+              <w:rPr>
+                <w:rFonts w:ascii="Arial Nova Cond" w:hAnsi="Arial Nova Cond" w:cs="Arial"/>
+                <w:color w:val="000000"/>
+                <w:kern w:val="0"/>
                 <w:sz w:val="20"/>
                 <w:szCs w:val="20"/>
               </w:rPr>
@@ -10920,34 +10724,27 @@
         <w:tc>
           <w:tcPr>
             <w:tcW w:w="1634" w:type="dxa"/>
-            <w:tcBorders>
-              <w:top w:val="double" w:sz="4" w:space="0" w:color="47D459" w:themeColor="accent3" w:themeTint="99"/>
-              <w:left w:val="double" w:sz="4" w:space="0" w:color="47D459" w:themeColor="accent3" w:themeTint="99"/>
-              <w:bottom w:val="double" w:sz="4" w:space="0" w:color="47D459" w:themeColor="accent3" w:themeTint="99"/>
-              <w:right w:val="double" w:sz="4" w:space="0" w:color="47D459" w:themeColor="accent3" w:themeTint="99"/>
-            </w:tcBorders>
-            <w:vAlign w:val="center"/>
-            <w:hideMark/>
-          </w:tcPr>
-          <w:p>
-            <w:pPr>
-              <w:spacing w:after="160" w:line="276" w:lineRule="auto"/>
-              <w:ind w:right="-455"/>
-              <w:rPr>
-                <w:rFonts w:ascii="Arial Nova Cond Light" w:hAnsi="Arial Nova Cond Light" w:cs="Times New Roman"/>
-                <w:b/>
-                <w:bCs/>
-                <w:color w:val="000000" w:themeColor="text1"/>
-                <w:sz w:val="20"/>
-                <w:szCs w:val="20"/>
-              </w:rPr>
-            </w:pPr>
-            <w:r>
-              <w:rPr>
-                <w:rFonts w:ascii="Arial Nova Cond Light" w:hAnsi="Arial Nova Cond Light" w:cs="Times New Roman"/>
-                <w:b/>
-                <w:bCs/>
-                <w:color w:val="000000" w:themeColor="text1"/>
+            <w:vAlign w:val="center"/>
+          </w:tcPr>
+          <w:p>
+            <w:pPr>
+              <w:autoSpaceDE w:val="0"/>
+              <w:autoSpaceDN w:val="0"/>
+              <w:adjustRightInd w:val="0"/>
+              <w:jc w:val="both"/>
+              <w:rPr>
+                <w:rFonts w:ascii="Arial Nova Cond" w:hAnsi="Arial Nova Cond" w:cs="Arial"/>
+                <w:color w:val="000000"/>
+                <w:kern w:val="0"/>
+                <w:sz w:val="20"/>
+                <w:szCs w:val="20"/>
+              </w:rPr>
+            </w:pPr>
+            <w:r>
+              <w:rPr>
+                <w:rFonts w:ascii="Arial Nova Cond" w:hAnsi="Arial Nova Cond" w:cs="Arial"/>
+                <w:color w:val="000000"/>
+                <w:kern w:val="0"/>
                 <w:sz w:val="20"/>
                 <w:szCs w:val="20"/>
               </w:rPr>
@@ -10958,34 +10755,27 @@
         <w:tc>
           <w:tcPr>
             <w:tcW w:w="1337" w:type="dxa"/>
-            <w:tcBorders>
-              <w:top w:val="double" w:sz="4" w:space="0" w:color="47D459" w:themeColor="accent3" w:themeTint="99"/>
-              <w:left w:val="double" w:sz="4" w:space="0" w:color="47D459" w:themeColor="accent3" w:themeTint="99"/>
-              <w:bottom w:val="double" w:sz="4" w:space="0" w:color="47D459" w:themeColor="accent3" w:themeTint="99"/>
-              <w:right w:val="double" w:sz="4" w:space="0" w:color="47D459" w:themeColor="accent3" w:themeTint="99"/>
-            </w:tcBorders>
-            <w:vAlign w:val="center"/>
-            <w:hideMark/>
-          </w:tcPr>
-          <w:p>
-            <w:pPr>
-              <w:spacing w:after="160" w:line="276" w:lineRule="auto"/>
-              <w:ind w:right="-455"/>
-              <w:rPr>
-                <w:rFonts w:ascii="Arial Nova Cond Light" w:hAnsi="Arial Nova Cond Light" w:cs="Times New Roman"/>
-                <w:b/>
-                <w:bCs/>
-                <w:color w:val="000000" w:themeColor="text1"/>
-                <w:sz w:val="20"/>
-                <w:szCs w:val="20"/>
-              </w:rPr>
-            </w:pPr>
-            <w:r>
-              <w:rPr>
-                <w:rFonts w:ascii="Arial Nova Cond Light" w:hAnsi="Arial Nova Cond Light" w:cs="Times New Roman"/>
-                <w:b/>
-                <w:bCs/>
-                <w:color w:val="000000" w:themeColor="text1"/>
+            <w:vAlign w:val="center"/>
+          </w:tcPr>
+          <w:p>
+            <w:pPr>
+              <w:autoSpaceDE w:val="0"/>
+              <w:autoSpaceDN w:val="0"/>
+              <w:adjustRightInd w:val="0"/>
+              <w:jc w:val="center"/>
+              <w:rPr>
+                <w:rFonts w:ascii="Arial Nova Cond" w:hAnsi="Arial Nova Cond" w:cs="Arial"/>
+                <w:color w:val="000000"/>
+                <w:kern w:val="0"/>
+                <w:sz w:val="20"/>
+                <w:szCs w:val="20"/>
+              </w:rPr>
+            </w:pPr>
+            <w:r>
+              <w:rPr>
+                <w:rFonts w:ascii="Arial Nova Cond" w:hAnsi="Arial Nova Cond" w:cs="Arial"/>
+                <w:color w:val="000000"/>
+                <w:kern w:val="0"/>
                 <w:sz w:val="20"/>
                 <w:szCs w:val="20"/>
               </w:rPr>
@@ -11003,24 +10793,23 @@
           <w:tcPr>
             <w:tcW w:w="875" w:type="dxa"/>
             <w:vMerge w:val="restart"/>
-            <w:tcBorders>
-              <w:top w:val="double" w:sz="4" w:space="0" w:color="47D459" w:themeColor="accent3" w:themeTint="99"/>
-              <w:left w:val="double" w:sz="4" w:space="0" w:color="47D459" w:themeColor="accent3" w:themeTint="99"/>
-              <w:bottom w:val="double" w:sz="4" w:space="0" w:color="47D459" w:themeColor="accent3" w:themeTint="99"/>
-              <w:right w:val="double" w:sz="4" w:space="0" w:color="47D459" w:themeColor="accent3" w:themeTint="99"/>
-            </w:tcBorders>
-            <w:vAlign w:val="center"/>
-            <w:hideMark/>
-          </w:tcPr>
-          <w:p>
-            <w:pPr>
-              <w:spacing w:after="160" w:line="276" w:lineRule="auto"/>
-              <w:ind w:right="-455"/>
-              <w:rPr>
-                <w:rFonts w:ascii="Arial Nova Cond Light" w:hAnsi="Arial Nova Cond Light" w:cs="Times New Roman"/>
-                <w:b/>
-                <w:bCs/>
-                <w:color w:val="000000" w:themeColor="text1"/>
+            <w:vAlign w:val="center"/>
+          </w:tcPr>
+          <w:p>
+            <w:pPr>
+              <w:pStyle w:val="Prrafodelista"/>
+              <w:tabs>
+                <w:tab w:val="left" w:pos="0"/>
+                <w:tab w:val="left" w:pos="142"/>
+                <w:tab w:val="left" w:pos="284"/>
+              </w:tabs>
+              <w:spacing w:line="276" w:lineRule="auto"/>
+              <w:ind w:left="0"/>
+              <w:jc w:val="center"/>
+              <w:rPr>
+                <w:rFonts w:ascii="Arial Nova Cond" w:eastAsia="Calibri" w:hAnsi="Arial Nova Cond" w:cs="Times New Roman"/>
+                <w:b/>
+                <w:bCs/>
                 <w:sz w:val="20"/>
                 <w:szCs w:val="20"/>
                 <w:lang w:val="es-ES_tradnl"/>
@@ -11028,10 +10817,9 @@
             </w:pPr>
             <w:r>
               <w:rPr>
-                <w:rFonts w:ascii="Arial Nova Cond Light" w:hAnsi="Arial Nova Cond Light" w:cs="Times New Roman"/>
-                <w:b/>
-                <w:bCs/>
-                <w:color w:val="000000" w:themeColor="text1"/>
+                <w:rFonts w:ascii="Arial Nova Cond" w:eastAsia="Calibri" w:hAnsi="Arial Nova Cond" w:cs="Times New Roman"/>
+                <w:b/>
+                <w:bCs/>
                 <w:sz w:val="20"/>
                 <w:szCs w:val="20"/>
                 <w:lang w:val="es-ES_tradnl"/>
@@ -11043,24 +10831,23 @@
         <w:tc>
           <w:tcPr>
             <w:tcW w:w="1095" w:type="dxa"/>
-            <w:tcBorders>
-              <w:top w:val="double" w:sz="4" w:space="0" w:color="47D459" w:themeColor="accent3" w:themeTint="99"/>
-              <w:left w:val="double" w:sz="4" w:space="0" w:color="47D459" w:themeColor="accent3" w:themeTint="99"/>
-              <w:bottom w:val="double" w:sz="4" w:space="0" w:color="47D459" w:themeColor="accent3" w:themeTint="99"/>
-              <w:right w:val="double" w:sz="4" w:space="0" w:color="47D459" w:themeColor="accent3" w:themeTint="99"/>
-            </w:tcBorders>
-            <w:vAlign w:val="center"/>
-            <w:hideMark/>
-          </w:tcPr>
-          <w:p>
-            <w:pPr>
-              <w:spacing w:after="160" w:line="276" w:lineRule="auto"/>
-              <w:ind w:right="-455"/>
-              <w:rPr>
-                <w:rFonts w:ascii="Arial Nova Cond Light" w:hAnsi="Arial Nova Cond Light" w:cs="Times New Roman"/>
-                <w:b/>
-                <w:bCs/>
-                <w:color w:val="000000" w:themeColor="text1"/>
+            <w:vAlign w:val="center"/>
+          </w:tcPr>
+          <w:p>
+            <w:pPr>
+              <w:pStyle w:val="Prrafodelista"/>
+              <w:tabs>
+                <w:tab w:val="left" w:pos="0"/>
+                <w:tab w:val="left" w:pos="142"/>
+                <w:tab w:val="left" w:pos="284"/>
+              </w:tabs>
+              <w:spacing w:line="276" w:lineRule="auto"/>
+              <w:ind w:left="0"/>
+              <w:jc w:val="center"/>
+              <w:rPr>
+                <w:rFonts w:ascii="Arial Nova Cond" w:eastAsia="Calibri" w:hAnsi="Arial Nova Cond" w:cs="Times New Roman"/>
+                <w:b/>
+                <w:bCs/>
                 <w:sz w:val="20"/>
                 <w:szCs w:val="20"/>
                 <w:lang w:val="es-ES_tradnl"/>
@@ -11068,10 +10855,9 @@
             </w:pPr>
             <w:r>
               <w:rPr>
-                <w:rFonts w:ascii="Arial Nova Cond Light" w:hAnsi="Arial Nova Cond Light" w:cs="Times New Roman"/>
-                <w:b/>
-                <w:bCs/>
-                <w:color w:val="000000" w:themeColor="text1"/>
+                <w:rFonts w:ascii="Arial Nova Cond" w:eastAsia="Calibri" w:hAnsi="Arial Nova Cond" w:cs="Times New Roman"/>
+                <w:b/>
+                <w:bCs/>
                 <w:sz w:val="20"/>
                 <w:szCs w:val="20"/>
                 <w:lang w:val="es-ES_tradnl"/>
@@ -11083,33 +10869,22 @@
         <w:tc>
           <w:tcPr>
             <w:tcW w:w="1726" w:type="dxa"/>
-            <w:tcBorders>
-              <w:top w:val="double" w:sz="4" w:space="0" w:color="47D459" w:themeColor="accent3" w:themeTint="99"/>
-              <w:left w:val="double" w:sz="4" w:space="0" w:color="47D459" w:themeColor="accent3" w:themeTint="99"/>
-              <w:bottom w:val="double" w:sz="4" w:space="0" w:color="47D459" w:themeColor="accent3" w:themeTint="99"/>
-              <w:right w:val="double" w:sz="4" w:space="0" w:color="47D459" w:themeColor="accent3" w:themeTint="99"/>
-            </w:tcBorders>
-            <w:vAlign w:val="center"/>
-            <w:hideMark/>
-          </w:tcPr>
-          <w:p>
-            <w:pPr>
-              <w:spacing w:after="160" w:line="276" w:lineRule="auto"/>
-              <w:rPr>
-                <w:rFonts w:ascii="Arial Nova Cond Light" w:hAnsi="Arial Nova Cond Light" w:cs="Times New Roman"/>
-                <w:b/>
-                <w:bCs/>
-                <w:color w:val="000000" w:themeColor="text1"/>
-                <w:sz w:val="20"/>
-                <w:szCs w:val="20"/>
-              </w:rPr>
-            </w:pPr>
-            <w:r>
-              <w:rPr>
-                <w:rFonts w:ascii="Arial Nova Cond Light" w:hAnsi="Arial Nova Cond Light" w:cs="Times New Roman"/>
-                <w:b/>
-                <w:bCs/>
-                <w:color w:val="000000" w:themeColor="text1"/>
+            <w:vAlign w:val="center"/>
+          </w:tcPr>
+          <w:p>
+            <w:pPr>
+              <w:pStyle w:val="Sinespaciado"/>
+              <w:jc w:val="both"/>
+              <w:rPr>
+                <w:rFonts w:ascii="Arial Nova Cond" w:hAnsi="Arial Nova Cond"/>
+                <w:color w:val="000000" w:themeColor="text1"/>
+                <w:sz w:val="20"/>
+                <w:szCs w:val="20"/>
+              </w:rPr>
+            </w:pPr>
+            <w:r>
+              <w:rPr>
+                <w:rFonts w:ascii="Arial Nova Cond" w:eastAsia="Calibri" w:hAnsi="Arial Nova Cond" w:cs="Times New Roman"/>
                 <w:sz w:val="20"/>
                 <w:szCs w:val="20"/>
                 <w:lang w:val="es-ES_tradnl"/>
@@ -11121,23 +10896,21 @@
         <w:tc>
           <w:tcPr>
             <w:tcW w:w="6169" w:type="dxa"/>
-            <w:tcBorders>
-              <w:top w:val="double" w:sz="4" w:space="0" w:color="47D459" w:themeColor="accent3" w:themeTint="99"/>
-              <w:left w:val="double" w:sz="4" w:space="0" w:color="47D459" w:themeColor="accent3" w:themeTint="99"/>
-              <w:bottom w:val="double" w:sz="4" w:space="0" w:color="47D459" w:themeColor="accent3" w:themeTint="99"/>
-              <w:right w:val="double" w:sz="4" w:space="0" w:color="47D459" w:themeColor="accent3" w:themeTint="99"/>
-            </w:tcBorders>
-            <w:vAlign w:val="center"/>
-            <w:hideMark/>
-          </w:tcPr>
-          <w:p>
-            <w:pPr>
-              <w:spacing w:after="160" w:line="276" w:lineRule="auto"/>
-              <w:ind w:right="-455"/>
-              <w:rPr>
-                <w:rFonts w:ascii="Arial Nova Cond Light" w:hAnsi="Arial Nova Cond Light" w:cs="Times New Roman"/>
-                <w:b/>
-                <w:bCs/>
+            <w:vAlign w:val="center"/>
+          </w:tcPr>
+          <w:p>
+            <w:pPr>
+              <w:pStyle w:val="Prrafodelista"/>
+              <w:tabs>
+                <w:tab w:val="left" w:pos="0"/>
+                <w:tab w:val="left" w:pos="142"/>
+                <w:tab w:val="left" w:pos="284"/>
+              </w:tabs>
+              <w:spacing w:line="276" w:lineRule="auto"/>
+              <w:ind w:left="0"/>
+              <w:jc w:val="both"/>
+              <w:rPr>
+                <w:rFonts w:ascii="Arial Nova Cond" w:eastAsia="Calibri" w:hAnsi="Arial Nova Cond" w:cs="Times New Roman"/>
                 <w:color w:val="000000" w:themeColor="text1"/>
                 <w:sz w:val="20"/>
                 <w:szCs w:val="20"/>
@@ -11146,10 +10919,7 @@
             </w:pPr>
             <w:r>
               <w:rPr>
-                <w:rFonts w:ascii="Arial Nova Cond Light" w:hAnsi="Arial Nova Cond Light" w:cs="Times New Roman"/>
-                <w:b/>
-                <w:bCs/>
-                <w:color w:val="000000" w:themeColor="text1"/>
+                <w:rFonts w:ascii="Arial Nova Cond" w:eastAsia="Calibri" w:hAnsi="Arial Nova Cond" w:cs="Times New Roman"/>
                 <w:sz w:val="20"/>
                 <w:szCs w:val="20"/>
                 <w:lang w:val="es-ES_tradnl"/>
@@ -11161,33 +10931,27 @@
         <w:tc>
           <w:tcPr>
             <w:tcW w:w="2015" w:type="dxa"/>
-            <w:tcBorders>
-              <w:top w:val="double" w:sz="4" w:space="0" w:color="47D459" w:themeColor="accent3" w:themeTint="99"/>
-              <w:left w:val="double" w:sz="4" w:space="0" w:color="47D459" w:themeColor="accent3" w:themeTint="99"/>
-              <w:bottom w:val="double" w:sz="4" w:space="0" w:color="47D459" w:themeColor="accent3" w:themeTint="99"/>
-              <w:right w:val="double" w:sz="4" w:space="0" w:color="47D459" w:themeColor="accent3" w:themeTint="99"/>
-            </w:tcBorders>
-            <w:vAlign w:val="center"/>
-            <w:hideMark/>
-          </w:tcPr>
-          <w:p>
-            <w:pPr>
-              <w:spacing w:after="160" w:line="276" w:lineRule="auto"/>
-              <w:rPr>
-                <w:rFonts w:ascii="Arial Nova Cond Light" w:hAnsi="Arial Nova Cond Light" w:cs="Times New Roman"/>
-                <w:b/>
-                <w:bCs/>
-                <w:color w:val="000000" w:themeColor="text1"/>
-                <w:sz w:val="20"/>
-                <w:szCs w:val="20"/>
-              </w:rPr>
-            </w:pPr>
-            <w:r>
-              <w:rPr>
-                <w:rFonts w:ascii="Arial Nova Cond Light" w:hAnsi="Arial Nova Cond Light" w:cs="Times New Roman"/>
-                <w:b/>
-                <w:bCs/>
-                <w:color w:val="000000" w:themeColor="text1"/>
+            <w:vAlign w:val="center"/>
+          </w:tcPr>
+          <w:p>
+            <w:pPr>
+              <w:autoSpaceDE w:val="0"/>
+              <w:autoSpaceDN w:val="0"/>
+              <w:adjustRightInd w:val="0"/>
+              <w:jc w:val="center"/>
+              <w:rPr>
+                <w:rFonts w:ascii="Arial Nova Cond" w:hAnsi="Arial Nova Cond" w:cs="Arial"/>
+                <w:color w:val="000000" w:themeColor="text1"/>
+                <w:kern w:val="0"/>
+                <w:sz w:val="20"/>
+                <w:szCs w:val="20"/>
+              </w:rPr>
+            </w:pPr>
+            <w:r>
+              <w:rPr>
+                <w:rFonts w:ascii="Arial Nova Cond" w:hAnsi="Arial Nova Cond" w:cs="Arial"/>
+                <w:color w:val="000000"/>
+                <w:kern w:val="0"/>
                 <w:sz w:val="20"/>
                 <w:szCs w:val="20"/>
               </w:rPr>
@@ -11198,34 +10962,27 @@
         <w:tc>
           <w:tcPr>
             <w:tcW w:w="1634" w:type="dxa"/>
-            <w:tcBorders>
-              <w:top w:val="double" w:sz="4" w:space="0" w:color="47D459" w:themeColor="accent3" w:themeTint="99"/>
-              <w:left w:val="double" w:sz="4" w:space="0" w:color="47D459" w:themeColor="accent3" w:themeTint="99"/>
-              <w:bottom w:val="double" w:sz="4" w:space="0" w:color="47D459" w:themeColor="accent3" w:themeTint="99"/>
-              <w:right w:val="double" w:sz="4" w:space="0" w:color="47D459" w:themeColor="accent3" w:themeTint="99"/>
-            </w:tcBorders>
-            <w:vAlign w:val="center"/>
-            <w:hideMark/>
-          </w:tcPr>
-          <w:p>
-            <w:pPr>
-              <w:spacing w:after="160" w:line="276" w:lineRule="auto"/>
-              <w:ind w:right="-455"/>
-              <w:rPr>
-                <w:rFonts w:ascii="Arial Nova Cond Light" w:hAnsi="Arial Nova Cond Light" w:cs="Times New Roman"/>
-                <w:b/>
-                <w:bCs/>
-                <w:color w:val="000000" w:themeColor="text1"/>
-                <w:sz w:val="20"/>
-                <w:szCs w:val="20"/>
-              </w:rPr>
-            </w:pPr>
-            <w:r>
-              <w:rPr>
-                <w:rFonts w:ascii="Arial Nova Cond Light" w:hAnsi="Arial Nova Cond Light" w:cs="Times New Roman"/>
-                <w:b/>
-                <w:bCs/>
-                <w:color w:val="000000" w:themeColor="text1"/>
+            <w:vAlign w:val="center"/>
+          </w:tcPr>
+          <w:p>
+            <w:pPr>
+              <w:autoSpaceDE w:val="0"/>
+              <w:autoSpaceDN w:val="0"/>
+              <w:adjustRightInd w:val="0"/>
+              <w:jc w:val="both"/>
+              <w:rPr>
+                <w:rFonts w:ascii="Arial Nova Cond" w:hAnsi="Arial Nova Cond" w:cs="Arial"/>
+                <w:color w:val="000000"/>
+                <w:kern w:val="0"/>
+                <w:sz w:val="20"/>
+                <w:szCs w:val="20"/>
+              </w:rPr>
+            </w:pPr>
+            <w:r>
+              <w:rPr>
+                <w:rFonts w:ascii="Arial Nova Cond" w:hAnsi="Arial Nova Cond" w:cs="Arial"/>
+                <w:color w:val="000000"/>
+                <w:kern w:val="0"/>
                 <w:sz w:val="20"/>
                 <w:szCs w:val="20"/>
               </w:rPr>
@@ -11236,34 +10993,27 @@
         <w:tc>
           <w:tcPr>
             <w:tcW w:w="1337" w:type="dxa"/>
-            <w:tcBorders>
-              <w:top w:val="double" w:sz="4" w:space="0" w:color="47D459" w:themeColor="accent3" w:themeTint="99"/>
-              <w:left w:val="double" w:sz="4" w:space="0" w:color="47D459" w:themeColor="accent3" w:themeTint="99"/>
-              <w:bottom w:val="double" w:sz="4" w:space="0" w:color="47D459" w:themeColor="accent3" w:themeTint="99"/>
-              <w:right w:val="double" w:sz="4" w:space="0" w:color="47D459" w:themeColor="accent3" w:themeTint="99"/>
-            </w:tcBorders>
-            <w:vAlign w:val="center"/>
-            <w:hideMark/>
-          </w:tcPr>
-          <w:p>
-            <w:pPr>
-              <w:spacing w:after="160" w:line="276" w:lineRule="auto"/>
-              <w:ind w:right="-455"/>
-              <w:rPr>
-                <w:rFonts w:ascii="Arial Nova Cond Light" w:hAnsi="Arial Nova Cond Light" w:cs="Times New Roman"/>
-                <w:b/>
-                <w:bCs/>
-                <w:color w:val="000000" w:themeColor="text1"/>
-                <w:sz w:val="20"/>
-                <w:szCs w:val="20"/>
-              </w:rPr>
-            </w:pPr>
-            <w:r>
-              <w:rPr>
-                <w:rFonts w:ascii="Arial Nova Cond Light" w:hAnsi="Arial Nova Cond Light" w:cs="Times New Roman"/>
-                <w:b/>
-                <w:bCs/>
-                <w:color w:val="000000" w:themeColor="text1"/>
+            <w:vAlign w:val="center"/>
+          </w:tcPr>
+          <w:p>
+            <w:pPr>
+              <w:autoSpaceDE w:val="0"/>
+              <w:autoSpaceDN w:val="0"/>
+              <w:adjustRightInd w:val="0"/>
+              <w:jc w:val="center"/>
+              <w:rPr>
+                <w:rFonts w:ascii="Arial Nova Cond" w:hAnsi="Arial Nova Cond" w:cs="Arial"/>
+                <w:color w:val="000000"/>
+                <w:kern w:val="0"/>
+                <w:sz w:val="20"/>
+                <w:szCs w:val="20"/>
+              </w:rPr>
+            </w:pPr>
+            <w:r>
+              <w:rPr>
+                <w:rFonts w:ascii="Arial Nova Cond" w:hAnsi="Arial Nova Cond" w:cs="Arial"/>
+                <w:color w:val="000000"/>
+                <w:kern w:val="0"/>
                 <w:sz w:val="20"/>
                 <w:szCs w:val="20"/>
               </w:rPr>
@@ -11281,24 +11031,23 @@
           <w:tcPr>
             <w:tcW w:w="875" w:type="dxa"/>
             <w:vMerge/>
-            <w:tcBorders>
-              <w:top w:val="double" w:sz="4" w:space="0" w:color="47D459" w:themeColor="accent3" w:themeTint="99"/>
-              <w:left w:val="double" w:sz="4" w:space="0" w:color="47D459" w:themeColor="accent3" w:themeTint="99"/>
-              <w:bottom w:val="double" w:sz="4" w:space="0" w:color="47D459" w:themeColor="accent3" w:themeTint="99"/>
-              <w:right w:val="double" w:sz="4" w:space="0" w:color="47D459" w:themeColor="accent3" w:themeTint="99"/>
-            </w:tcBorders>
-            <w:vAlign w:val="center"/>
-            <w:hideMark/>
-          </w:tcPr>
-          <w:p>
-            <w:pPr>
-              <w:spacing w:after="160" w:line="276" w:lineRule="auto"/>
-              <w:ind w:right="-455"/>
-              <w:rPr>
-                <w:rFonts w:ascii="Arial Nova Cond Light" w:hAnsi="Arial Nova Cond Light" w:cs="Times New Roman"/>
-                <w:b/>
-                <w:bCs/>
-                <w:color w:val="000000" w:themeColor="text1"/>
+            <w:vAlign w:val="center"/>
+          </w:tcPr>
+          <w:p>
+            <w:pPr>
+              <w:pStyle w:val="Prrafodelista"/>
+              <w:tabs>
+                <w:tab w:val="left" w:pos="0"/>
+                <w:tab w:val="left" w:pos="142"/>
+                <w:tab w:val="left" w:pos="284"/>
+              </w:tabs>
+              <w:spacing w:line="276" w:lineRule="auto"/>
+              <w:ind w:left="0"/>
+              <w:jc w:val="center"/>
+              <w:rPr>
+                <w:rFonts w:ascii="Arial Nova Cond" w:eastAsia="Calibri" w:hAnsi="Arial Nova Cond" w:cs="Times New Roman"/>
+                <w:b/>
+                <w:bCs/>
                 <w:sz w:val="20"/>
                 <w:szCs w:val="20"/>
                 <w:lang w:val="es-ES_tradnl"/>
@@ -11309,24 +11058,23 @@
         <w:tc>
           <w:tcPr>
             <w:tcW w:w="1095" w:type="dxa"/>
-            <w:tcBorders>
-              <w:top w:val="double" w:sz="4" w:space="0" w:color="47D459" w:themeColor="accent3" w:themeTint="99"/>
-              <w:left w:val="double" w:sz="4" w:space="0" w:color="47D459" w:themeColor="accent3" w:themeTint="99"/>
-              <w:bottom w:val="double" w:sz="4" w:space="0" w:color="47D459" w:themeColor="accent3" w:themeTint="99"/>
-              <w:right w:val="double" w:sz="4" w:space="0" w:color="47D459" w:themeColor="accent3" w:themeTint="99"/>
-            </w:tcBorders>
-            <w:vAlign w:val="center"/>
-            <w:hideMark/>
-          </w:tcPr>
-          <w:p>
-            <w:pPr>
-              <w:spacing w:after="160" w:line="276" w:lineRule="auto"/>
-              <w:ind w:right="-455"/>
-              <w:rPr>
-                <w:rFonts w:ascii="Arial Nova Cond Light" w:hAnsi="Arial Nova Cond Light" w:cs="Times New Roman"/>
-                <w:b/>
-                <w:bCs/>
-                <w:color w:val="000000" w:themeColor="text1"/>
+            <w:vAlign w:val="center"/>
+          </w:tcPr>
+          <w:p>
+            <w:pPr>
+              <w:pStyle w:val="Prrafodelista"/>
+              <w:tabs>
+                <w:tab w:val="left" w:pos="0"/>
+                <w:tab w:val="left" w:pos="142"/>
+                <w:tab w:val="left" w:pos="284"/>
+              </w:tabs>
+              <w:spacing w:line="276" w:lineRule="auto"/>
+              <w:ind w:left="0"/>
+              <w:jc w:val="center"/>
+              <w:rPr>
+                <w:rFonts w:ascii="Arial Nova Cond" w:eastAsia="Calibri" w:hAnsi="Arial Nova Cond" w:cs="Times New Roman"/>
+                <w:b/>
+                <w:bCs/>
                 <w:sz w:val="20"/>
                 <w:szCs w:val="20"/>
                 <w:lang w:val="es-ES_tradnl"/>
@@ -11334,10 +11082,9 @@
             </w:pPr>
             <w:r>
               <w:rPr>
-                <w:rFonts w:ascii="Arial Nova Cond Light" w:hAnsi="Arial Nova Cond Light" w:cs="Times New Roman"/>
-                <w:b/>
-                <w:bCs/>
-                <w:color w:val="000000" w:themeColor="text1"/>
+                <w:rFonts w:ascii="Arial Nova Cond" w:eastAsia="Calibri" w:hAnsi="Arial Nova Cond" w:cs="Times New Roman"/>
+                <w:b/>
+                <w:bCs/>
                 <w:sz w:val="20"/>
                 <w:szCs w:val="20"/>
                 <w:lang w:val="es-ES_tradnl"/>
@@ -11349,33 +11096,21 @@
         <w:tc>
           <w:tcPr>
             <w:tcW w:w="1726" w:type="dxa"/>
-            <w:tcBorders>
-              <w:top w:val="double" w:sz="4" w:space="0" w:color="47D459" w:themeColor="accent3" w:themeTint="99"/>
-              <w:left w:val="double" w:sz="4" w:space="0" w:color="47D459" w:themeColor="accent3" w:themeTint="99"/>
-              <w:bottom w:val="double" w:sz="4" w:space="0" w:color="47D459" w:themeColor="accent3" w:themeTint="99"/>
-              <w:right w:val="double" w:sz="4" w:space="0" w:color="47D459" w:themeColor="accent3" w:themeTint="99"/>
-            </w:tcBorders>
-            <w:vAlign w:val="center"/>
-            <w:hideMark/>
-          </w:tcPr>
-          <w:p>
-            <w:pPr>
-              <w:spacing w:after="160" w:line="276" w:lineRule="auto"/>
-              <w:rPr>
-                <w:rFonts w:ascii="Arial Nova Cond Light" w:hAnsi="Arial Nova Cond Light" w:cs="Times New Roman"/>
-                <w:b/>
-                <w:bCs/>
-                <w:color w:val="000000" w:themeColor="text1"/>
-                <w:sz w:val="20"/>
-                <w:szCs w:val="20"/>
-              </w:rPr>
-            </w:pPr>
-            <w:r>
-              <w:rPr>
-                <w:rFonts w:ascii="Arial Nova Cond Light" w:hAnsi="Arial Nova Cond Light" w:cs="Times New Roman"/>
-                <w:b/>
-                <w:bCs/>
-                <w:color w:val="000000" w:themeColor="text1"/>
+            <w:vAlign w:val="center"/>
+          </w:tcPr>
+          <w:p>
+            <w:pPr>
+              <w:pStyle w:val="Sinespaciado"/>
+              <w:jc w:val="both"/>
+              <w:rPr>
+                <w:rFonts w:ascii="Arial Nova Cond" w:hAnsi="Arial Nova Cond"/>
+                <w:sz w:val="20"/>
+                <w:szCs w:val="20"/>
+              </w:rPr>
+            </w:pPr>
+            <w:r>
+              <w:rPr>
+                <w:rFonts w:ascii="Arial Nova Cond" w:eastAsia="Calibri" w:hAnsi="Arial Nova Cond" w:cs="Times New Roman"/>
                 <w:sz w:val="20"/>
                 <w:szCs w:val="20"/>
                 <w:lang w:val="es-ES_tradnl"/>
@@ -11387,24 +11122,21 @@
         <w:tc>
           <w:tcPr>
             <w:tcW w:w="6169" w:type="dxa"/>
-            <w:tcBorders>
-              <w:top w:val="double" w:sz="4" w:space="0" w:color="47D459" w:themeColor="accent3" w:themeTint="99"/>
-              <w:left w:val="double" w:sz="4" w:space="0" w:color="47D459" w:themeColor="accent3" w:themeTint="99"/>
-              <w:bottom w:val="double" w:sz="4" w:space="0" w:color="47D459" w:themeColor="accent3" w:themeTint="99"/>
-              <w:right w:val="double" w:sz="4" w:space="0" w:color="47D459" w:themeColor="accent3" w:themeTint="99"/>
-            </w:tcBorders>
-            <w:vAlign w:val="center"/>
-            <w:hideMark/>
-          </w:tcPr>
-          <w:p>
-            <w:pPr>
-              <w:spacing w:after="160" w:line="276" w:lineRule="auto"/>
-              <w:ind w:right="-455"/>
-              <w:rPr>
-                <w:rFonts w:ascii="Arial Nova Cond Light" w:hAnsi="Arial Nova Cond Light" w:cs="Times New Roman"/>
-                <w:b/>
-                <w:bCs/>
-                <w:color w:val="000000" w:themeColor="text1"/>
+            <w:vAlign w:val="center"/>
+          </w:tcPr>
+          <w:p>
+            <w:pPr>
+              <w:pStyle w:val="Prrafodelista"/>
+              <w:tabs>
+                <w:tab w:val="left" w:pos="0"/>
+                <w:tab w:val="left" w:pos="142"/>
+                <w:tab w:val="left" w:pos="284"/>
+              </w:tabs>
+              <w:spacing w:line="276" w:lineRule="auto"/>
+              <w:ind w:left="0"/>
+              <w:jc w:val="both"/>
+              <w:rPr>
+                <w:rFonts w:ascii="Arial Nova Cond" w:eastAsia="Calibri" w:hAnsi="Arial Nova Cond" w:cs="Times New Roman"/>
                 <w:sz w:val="20"/>
                 <w:szCs w:val="20"/>
                 <w:lang w:val="es-ES_tradnl"/>
@@ -11412,10 +11144,7 @@
             </w:pPr>
             <w:r>
               <w:rPr>
-                <w:rFonts w:ascii="Arial Nova Cond Light" w:hAnsi="Arial Nova Cond Light" w:cs="Times New Roman"/>
-                <w:b/>
-                <w:bCs/>
-                <w:color w:val="000000" w:themeColor="text1"/>
+                <w:rFonts w:ascii="Arial Nova Cond" w:eastAsia="Calibri" w:hAnsi="Arial Nova Cond" w:cs="Times New Roman"/>
                 <w:sz w:val="20"/>
                 <w:szCs w:val="20"/>
                 <w:lang w:val="es-ES_tradnl"/>
@@ -11427,33 +11156,27 @@
         <w:tc>
           <w:tcPr>
             <w:tcW w:w="2015" w:type="dxa"/>
-            <w:tcBorders>
-              <w:top w:val="double" w:sz="4" w:space="0" w:color="47D459" w:themeColor="accent3" w:themeTint="99"/>
-              <w:left w:val="double" w:sz="4" w:space="0" w:color="47D459" w:themeColor="accent3" w:themeTint="99"/>
-              <w:bottom w:val="double" w:sz="4" w:space="0" w:color="47D459" w:themeColor="accent3" w:themeTint="99"/>
-              <w:right w:val="double" w:sz="4" w:space="0" w:color="47D459" w:themeColor="accent3" w:themeTint="99"/>
-            </w:tcBorders>
-            <w:vAlign w:val="center"/>
-            <w:hideMark/>
-          </w:tcPr>
-          <w:p>
-            <w:pPr>
-              <w:spacing w:after="160" w:line="276" w:lineRule="auto"/>
-              <w:rPr>
-                <w:rFonts w:ascii="Arial Nova Cond Light" w:hAnsi="Arial Nova Cond Light" w:cs="Times New Roman"/>
-                <w:b/>
-                <w:bCs/>
-                <w:color w:val="000000" w:themeColor="text1"/>
-                <w:sz w:val="20"/>
-                <w:szCs w:val="20"/>
-              </w:rPr>
-            </w:pPr>
-            <w:r>
-              <w:rPr>
-                <w:rFonts w:ascii="Arial Nova Cond Light" w:hAnsi="Arial Nova Cond Light" w:cs="Times New Roman"/>
-                <w:b/>
-                <w:bCs/>
-                <w:color w:val="000000" w:themeColor="text1"/>
+            <w:vAlign w:val="center"/>
+          </w:tcPr>
+          <w:p>
+            <w:pPr>
+              <w:autoSpaceDE w:val="0"/>
+              <w:autoSpaceDN w:val="0"/>
+              <w:adjustRightInd w:val="0"/>
+              <w:jc w:val="center"/>
+              <w:rPr>
+                <w:rFonts w:ascii="Arial Nova Cond" w:hAnsi="Arial Nova Cond" w:cs="Arial"/>
+                <w:color w:val="0070C0"/>
+                <w:kern w:val="0"/>
+                <w:sz w:val="20"/>
+                <w:szCs w:val="20"/>
+              </w:rPr>
+            </w:pPr>
+            <w:r>
+              <w:rPr>
+                <w:rFonts w:ascii="Arial Nova Cond" w:hAnsi="Arial Nova Cond" w:cs="Arial"/>
+                <w:color w:val="000000"/>
+                <w:kern w:val="0"/>
                 <w:sz w:val="20"/>
                 <w:szCs w:val="20"/>
               </w:rPr>
@@ -11464,34 +11187,27 @@
         <w:tc>
           <w:tcPr>
             <w:tcW w:w="1634" w:type="dxa"/>
-            <w:tcBorders>
-              <w:top w:val="double" w:sz="4" w:space="0" w:color="47D459" w:themeColor="accent3" w:themeTint="99"/>
-              <w:left w:val="double" w:sz="4" w:space="0" w:color="47D459" w:themeColor="accent3" w:themeTint="99"/>
-              <w:bottom w:val="double" w:sz="4" w:space="0" w:color="47D459" w:themeColor="accent3" w:themeTint="99"/>
-              <w:right w:val="double" w:sz="4" w:space="0" w:color="47D459" w:themeColor="accent3" w:themeTint="99"/>
-            </w:tcBorders>
-            <w:vAlign w:val="center"/>
-            <w:hideMark/>
-          </w:tcPr>
-          <w:p>
-            <w:pPr>
-              <w:spacing w:after="160" w:line="276" w:lineRule="auto"/>
-              <w:ind w:right="-455"/>
-              <w:rPr>
-                <w:rFonts w:ascii="Arial Nova Cond Light" w:hAnsi="Arial Nova Cond Light" w:cs="Times New Roman"/>
-                <w:b/>
-                <w:bCs/>
-                <w:color w:val="000000" w:themeColor="text1"/>
-                <w:sz w:val="20"/>
-                <w:szCs w:val="20"/>
-              </w:rPr>
-            </w:pPr>
-            <w:r>
-              <w:rPr>
-                <w:rFonts w:ascii="Arial Nova Cond Light" w:hAnsi="Arial Nova Cond Light" w:cs="Times New Roman"/>
-                <w:b/>
-                <w:bCs/>
-                <w:color w:val="000000" w:themeColor="text1"/>
+            <w:vAlign w:val="center"/>
+          </w:tcPr>
+          <w:p>
+            <w:pPr>
+              <w:autoSpaceDE w:val="0"/>
+              <w:autoSpaceDN w:val="0"/>
+              <w:adjustRightInd w:val="0"/>
+              <w:jc w:val="both"/>
+              <w:rPr>
+                <w:rFonts w:ascii="Arial Nova Cond" w:hAnsi="Arial Nova Cond" w:cs="Arial"/>
+                <w:color w:val="000000"/>
+                <w:kern w:val="0"/>
+                <w:sz w:val="20"/>
+                <w:szCs w:val="20"/>
+              </w:rPr>
+            </w:pPr>
+            <w:r>
+              <w:rPr>
+                <w:rFonts w:ascii="Arial Nova Cond" w:hAnsi="Arial Nova Cond" w:cs="Arial"/>
+                <w:color w:val="000000"/>
+                <w:kern w:val="0"/>
                 <w:sz w:val="20"/>
                 <w:szCs w:val="20"/>
               </w:rPr>
@@ -11502,34 +11218,27 @@
         <w:tc>
           <w:tcPr>
             <w:tcW w:w="1337" w:type="dxa"/>
-            <w:tcBorders>
-              <w:top w:val="double" w:sz="4" w:space="0" w:color="47D459" w:themeColor="accent3" w:themeTint="99"/>
-              <w:left w:val="double" w:sz="4" w:space="0" w:color="47D459" w:themeColor="accent3" w:themeTint="99"/>
-              <w:bottom w:val="double" w:sz="4" w:space="0" w:color="47D459" w:themeColor="accent3" w:themeTint="99"/>
-              <w:right w:val="double" w:sz="4" w:space="0" w:color="47D459" w:themeColor="accent3" w:themeTint="99"/>
-            </w:tcBorders>
-            <w:vAlign w:val="center"/>
-            <w:hideMark/>
-          </w:tcPr>
-          <w:p>
-            <w:pPr>
-              <w:spacing w:after="160" w:line="276" w:lineRule="auto"/>
-              <w:ind w:right="-455"/>
-              <w:rPr>
-                <w:rFonts w:ascii="Arial Nova Cond Light" w:hAnsi="Arial Nova Cond Light" w:cs="Times New Roman"/>
-                <w:b/>
-                <w:bCs/>
-                <w:color w:val="000000" w:themeColor="text1"/>
-                <w:sz w:val="20"/>
-                <w:szCs w:val="20"/>
-              </w:rPr>
-            </w:pPr>
-            <w:r>
-              <w:rPr>
-                <w:rFonts w:ascii="Arial Nova Cond Light" w:hAnsi="Arial Nova Cond Light" w:cs="Times New Roman"/>
-                <w:b/>
-                <w:bCs/>
-                <w:color w:val="000000" w:themeColor="text1"/>
+            <w:vAlign w:val="center"/>
+          </w:tcPr>
+          <w:p>
+            <w:pPr>
+              <w:autoSpaceDE w:val="0"/>
+              <w:autoSpaceDN w:val="0"/>
+              <w:adjustRightInd w:val="0"/>
+              <w:jc w:val="center"/>
+              <w:rPr>
+                <w:rFonts w:ascii="Arial Nova Cond" w:hAnsi="Arial Nova Cond" w:cs="Arial"/>
+                <w:color w:val="000000"/>
+                <w:kern w:val="0"/>
+                <w:sz w:val="20"/>
+                <w:szCs w:val="20"/>
+              </w:rPr>
+            </w:pPr>
+            <w:r>
+              <w:rPr>
+                <w:rFonts w:ascii="Arial Nova Cond" w:hAnsi="Arial Nova Cond" w:cs="Arial"/>
+                <w:color w:val="000000"/>
+                <w:kern w:val="0"/>
                 <w:sz w:val="20"/>
                 <w:szCs w:val="20"/>
               </w:rPr>
@@ -11547,24 +11256,23 @@
           <w:tcPr>
             <w:tcW w:w="875" w:type="dxa"/>
             <w:vMerge w:val="restart"/>
-            <w:tcBorders>
-              <w:top w:val="double" w:sz="4" w:space="0" w:color="47D459" w:themeColor="accent3" w:themeTint="99"/>
-              <w:left w:val="double" w:sz="4" w:space="0" w:color="47D459" w:themeColor="accent3" w:themeTint="99"/>
-              <w:bottom w:val="double" w:sz="4" w:space="0" w:color="47D459" w:themeColor="accent3" w:themeTint="99"/>
-              <w:right w:val="double" w:sz="4" w:space="0" w:color="47D459" w:themeColor="accent3" w:themeTint="99"/>
-            </w:tcBorders>
-            <w:vAlign w:val="center"/>
-            <w:hideMark/>
-          </w:tcPr>
-          <w:p>
-            <w:pPr>
-              <w:spacing w:after="160" w:line="276" w:lineRule="auto"/>
-              <w:ind w:right="-455"/>
-              <w:rPr>
-                <w:rFonts w:ascii="Arial Nova Cond Light" w:hAnsi="Arial Nova Cond Light" w:cs="Times New Roman"/>
-                <w:b/>
-                <w:bCs/>
-                <w:color w:val="000000" w:themeColor="text1"/>
+            <w:vAlign w:val="center"/>
+          </w:tcPr>
+          <w:p>
+            <w:pPr>
+              <w:pStyle w:val="Prrafodelista"/>
+              <w:tabs>
+                <w:tab w:val="left" w:pos="0"/>
+                <w:tab w:val="left" w:pos="142"/>
+                <w:tab w:val="left" w:pos="284"/>
+              </w:tabs>
+              <w:spacing w:line="276" w:lineRule="auto"/>
+              <w:ind w:left="0"/>
+              <w:jc w:val="center"/>
+              <w:rPr>
+                <w:rFonts w:ascii="Arial Nova Cond" w:eastAsia="Calibri" w:hAnsi="Arial Nova Cond" w:cs="Times New Roman"/>
+                <w:b/>
+                <w:bCs/>
                 <w:sz w:val="20"/>
                 <w:szCs w:val="20"/>
                 <w:lang w:val="es-ES_tradnl"/>
@@ -11572,10 +11280,9 @@
             </w:pPr>
             <w:r>
               <w:rPr>
-                <w:rFonts w:ascii="Arial Nova Cond Light" w:hAnsi="Arial Nova Cond Light" w:cs="Times New Roman"/>
-                <w:b/>
-                <w:bCs/>
-                <w:color w:val="000000" w:themeColor="text1"/>
+                <w:rFonts w:ascii="Arial Nova Cond" w:eastAsia="Calibri" w:hAnsi="Arial Nova Cond" w:cs="Times New Roman"/>
+                <w:b/>
+                <w:bCs/>
                 <w:sz w:val="20"/>
                 <w:szCs w:val="20"/>
                 <w:lang w:val="es-ES_tradnl"/>
@@ -11587,24 +11294,23 @@
         <w:tc>
           <w:tcPr>
             <w:tcW w:w="1095" w:type="dxa"/>
-            <w:tcBorders>
-              <w:top w:val="double" w:sz="4" w:space="0" w:color="47D459" w:themeColor="accent3" w:themeTint="99"/>
-              <w:left w:val="double" w:sz="4" w:space="0" w:color="47D459" w:themeColor="accent3" w:themeTint="99"/>
-              <w:bottom w:val="double" w:sz="4" w:space="0" w:color="47D459" w:themeColor="accent3" w:themeTint="99"/>
-              <w:right w:val="double" w:sz="4" w:space="0" w:color="47D459" w:themeColor="accent3" w:themeTint="99"/>
-            </w:tcBorders>
-            <w:vAlign w:val="center"/>
-            <w:hideMark/>
-          </w:tcPr>
-          <w:p>
-            <w:pPr>
-              <w:spacing w:after="160" w:line="276" w:lineRule="auto"/>
-              <w:ind w:right="-455"/>
-              <w:rPr>
-                <w:rFonts w:ascii="Arial Nova Cond Light" w:hAnsi="Arial Nova Cond Light" w:cs="Times New Roman"/>
-                <w:b/>
-                <w:bCs/>
-                <w:color w:val="000000" w:themeColor="text1"/>
+            <w:vAlign w:val="center"/>
+          </w:tcPr>
+          <w:p>
+            <w:pPr>
+              <w:pStyle w:val="Prrafodelista"/>
+              <w:tabs>
+                <w:tab w:val="left" w:pos="0"/>
+                <w:tab w:val="left" w:pos="142"/>
+                <w:tab w:val="left" w:pos="284"/>
+              </w:tabs>
+              <w:spacing w:line="276" w:lineRule="auto"/>
+              <w:ind w:left="0"/>
+              <w:jc w:val="center"/>
+              <w:rPr>
+                <w:rFonts w:ascii="Arial Nova Cond" w:eastAsia="Calibri" w:hAnsi="Arial Nova Cond" w:cs="Times New Roman"/>
+                <w:b/>
+                <w:bCs/>
                 <w:sz w:val="20"/>
                 <w:szCs w:val="20"/>
                 <w:lang w:val="es-ES_tradnl"/>
@@ -11612,10 +11318,9 @@
             </w:pPr>
             <w:r>
               <w:rPr>
-                <w:rFonts w:ascii="Arial Nova Cond Light" w:hAnsi="Arial Nova Cond Light" w:cs="Times New Roman"/>
-                <w:b/>
-                <w:bCs/>
-                <w:color w:val="000000" w:themeColor="text1"/>
+                <w:rFonts w:ascii="Arial Nova Cond" w:eastAsia="Calibri" w:hAnsi="Arial Nova Cond" w:cs="Times New Roman"/>
+                <w:b/>
+                <w:bCs/>
                 <w:sz w:val="20"/>
                 <w:szCs w:val="20"/>
                 <w:lang w:val="es-ES_tradnl"/>
@@ -11627,22 +11332,20 @@
         <w:tc>
           <w:tcPr>
             <w:tcW w:w="1726" w:type="dxa"/>
-            <w:tcBorders>
-              <w:top w:val="double" w:sz="4" w:space="0" w:color="47D459" w:themeColor="accent3" w:themeTint="99"/>
-              <w:left w:val="double" w:sz="4" w:space="0" w:color="47D459" w:themeColor="accent3" w:themeTint="99"/>
-              <w:bottom w:val="double" w:sz="4" w:space="0" w:color="47D459" w:themeColor="accent3" w:themeTint="99"/>
-              <w:right w:val="double" w:sz="4" w:space="0" w:color="47D459" w:themeColor="accent3" w:themeTint="99"/>
-            </w:tcBorders>
-            <w:vAlign w:val="center"/>
-            <w:hideMark/>
-          </w:tcPr>
-          <w:p>
-            <w:pPr>
-              <w:spacing w:after="160" w:line="276" w:lineRule="auto"/>
-              <w:rPr>
-                <w:rFonts w:ascii="Arial Nova Cond Light" w:hAnsi="Arial Nova Cond Light" w:cs="Times New Roman"/>
-                <w:b/>
-                <w:bCs/>
+            <w:vAlign w:val="center"/>
+          </w:tcPr>
+          <w:p>
+            <w:pPr>
+              <w:pStyle w:val="Prrafodelista"/>
+              <w:tabs>
+                <w:tab w:val="left" w:pos="0"/>
+                <w:tab w:val="left" w:pos="142"/>
+                <w:tab w:val="left" w:pos="284"/>
+              </w:tabs>
+              <w:spacing w:line="276" w:lineRule="auto"/>
+              <w:ind w:left="0"/>
+              <w:rPr>
+                <w:rFonts w:ascii="Arial Nova Cond" w:eastAsia="Calibri" w:hAnsi="Arial Nova Cond" w:cs="Times New Roman"/>
                 <w:color w:val="000000" w:themeColor="text1"/>
                 <w:sz w:val="20"/>
                 <w:szCs w:val="20"/>
@@ -11651,10 +11354,7 @@
             </w:pPr>
             <w:r>
               <w:rPr>
-                <w:rFonts w:ascii="Arial Nova Cond Light" w:hAnsi="Arial Nova Cond Light" w:cs="Times New Roman"/>
-                <w:b/>
-                <w:bCs/>
-                <w:color w:val="000000" w:themeColor="text1"/>
+                <w:rFonts w:ascii="Arial Nova Cond" w:eastAsia="Calibri" w:hAnsi="Arial Nova Cond" w:cs="Times New Roman"/>
                 <w:sz w:val="20"/>
                 <w:szCs w:val="20"/>
                 <w:lang w:val="es-ES_tradnl"/>
@@ -11666,34 +11366,29 @@
         <w:tc>
           <w:tcPr>
             <w:tcW w:w="6169" w:type="dxa"/>
-            <w:tcBorders>
-              <w:top w:val="double" w:sz="4" w:space="0" w:color="47D459" w:themeColor="accent3" w:themeTint="99"/>
-              <w:left w:val="double" w:sz="4" w:space="0" w:color="47D459" w:themeColor="accent3" w:themeTint="99"/>
-              <w:bottom w:val="double" w:sz="4" w:space="0" w:color="47D459" w:themeColor="accent3" w:themeTint="99"/>
-              <w:right w:val="double" w:sz="4" w:space="0" w:color="47D459" w:themeColor="accent3" w:themeTint="99"/>
-            </w:tcBorders>
-            <w:vAlign w:val="center"/>
-            <w:hideMark/>
-          </w:tcPr>
-          <w:p>
-            <w:pPr>
-              <w:spacing w:after="160" w:line="276" w:lineRule="auto"/>
-              <w:ind w:right="-455"/>
-              <w:rPr>
-                <w:rFonts w:ascii="Arial Nova Cond Light" w:hAnsi="Arial Nova Cond Light" w:cs="Times New Roman"/>
-                <w:b/>
-                <w:bCs/>
-                <w:color w:val="000000" w:themeColor="text1"/>
-                <w:sz w:val="20"/>
-                <w:szCs w:val="20"/>
-              </w:rPr>
-            </w:pPr>
-            <w:r>
-              <w:rPr>
-                <w:rFonts w:ascii="Arial Nova Cond Light" w:hAnsi="Arial Nova Cond Light" w:cs="Times New Roman"/>
-                <w:b/>
-                <w:bCs/>
-                <w:color w:val="000000" w:themeColor="text1"/>
+            <w:vAlign w:val="center"/>
+          </w:tcPr>
+          <w:p>
+            <w:pPr>
+              <w:pStyle w:val="Prrafodelista"/>
+              <w:tabs>
+                <w:tab w:val="left" w:pos="0"/>
+                <w:tab w:val="left" w:pos="142"/>
+                <w:tab w:val="left" w:pos="284"/>
+              </w:tabs>
+              <w:spacing w:line="276" w:lineRule="auto"/>
+              <w:ind w:left="0"/>
+              <w:jc w:val="both"/>
+              <w:rPr>
+                <w:rFonts w:ascii="Arial Nova Cond" w:hAnsi="Arial Nova Cond"/>
+                <w:color w:val="000000" w:themeColor="text1"/>
+                <w:sz w:val="20"/>
+                <w:szCs w:val="20"/>
+              </w:rPr>
+            </w:pPr>
+            <w:r>
+              <w:rPr>
+                <w:rFonts w:ascii="Arial Nova Cond" w:eastAsia="Calibri" w:hAnsi="Arial Nova Cond" w:cs="Times New Roman"/>
                 <w:sz w:val="20"/>
                 <w:szCs w:val="20"/>
                 <w:lang w:val="es-ES_tradnl"/>
@@ -11705,33 +11400,27 @@
         <w:tc>
           <w:tcPr>
             <w:tcW w:w="2015" w:type="dxa"/>
-            <w:tcBorders>
-              <w:top w:val="double" w:sz="4" w:space="0" w:color="47D459" w:themeColor="accent3" w:themeTint="99"/>
-              <w:left w:val="double" w:sz="4" w:space="0" w:color="47D459" w:themeColor="accent3" w:themeTint="99"/>
-              <w:bottom w:val="double" w:sz="4" w:space="0" w:color="47D459" w:themeColor="accent3" w:themeTint="99"/>
-              <w:right w:val="double" w:sz="4" w:space="0" w:color="47D459" w:themeColor="accent3" w:themeTint="99"/>
-            </w:tcBorders>
-            <w:vAlign w:val="center"/>
-            <w:hideMark/>
-          </w:tcPr>
-          <w:p>
-            <w:pPr>
-              <w:spacing w:after="160" w:line="276" w:lineRule="auto"/>
-              <w:rPr>
-                <w:rFonts w:ascii="Arial Nova Cond Light" w:hAnsi="Arial Nova Cond Light" w:cs="Times New Roman"/>
-                <w:b/>
-                <w:bCs/>
-                <w:color w:val="000000" w:themeColor="text1"/>
-                <w:sz w:val="20"/>
-                <w:szCs w:val="20"/>
-              </w:rPr>
-            </w:pPr>
-            <w:r>
-              <w:rPr>
-                <w:rFonts w:ascii="Arial Nova Cond Light" w:hAnsi="Arial Nova Cond Light" w:cs="Times New Roman"/>
-                <w:b/>
-                <w:bCs/>
-                <w:color w:val="000000" w:themeColor="text1"/>
+            <w:vAlign w:val="center"/>
+          </w:tcPr>
+          <w:p>
+            <w:pPr>
+              <w:autoSpaceDE w:val="0"/>
+              <w:autoSpaceDN w:val="0"/>
+              <w:adjustRightInd w:val="0"/>
+              <w:jc w:val="center"/>
+              <w:rPr>
+                <w:rFonts w:ascii="Arial Nova Cond" w:hAnsi="Arial Nova Cond" w:cs="Arial"/>
+                <w:color w:val="000000" w:themeColor="text1"/>
+                <w:kern w:val="0"/>
+                <w:sz w:val="20"/>
+                <w:szCs w:val="20"/>
+              </w:rPr>
+            </w:pPr>
+            <w:r>
+              <w:rPr>
+                <w:rFonts w:ascii="Arial Nova Cond" w:hAnsi="Arial Nova Cond" w:cs="Arial"/>
+                <w:color w:val="000000"/>
+                <w:kern w:val="0"/>
                 <w:sz w:val="20"/>
                 <w:szCs w:val="20"/>
               </w:rPr>
@@ -11742,34 +11431,27 @@
         <w:tc>
           <w:tcPr>
             <w:tcW w:w="1634" w:type="dxa"/>
-            <w:tcBorders>
-              <w:top w:val="double" w:sz="4" w:space="0" w:color="47D459" w:themeColor="accent3" w:themeTint="99"/>
-              <w:left w:val="double" w:sz="4" w:space="0" w:color="47D459" w:themeColor="accent3" w:themeTint="99"/>
-              <w:bottom w:val="double" w:sz="4" w:space="0" w:color="47D459" w:themeColor="accent3" w:themeTint="99"/>
-              <w:right w:val="double" w:sz="4" w:space="0" w:color="47D459" w:themeColor="accent3" w:themeTint="99"/>
-            </w:tcBorders>
-            <w:vAlign w:val="center"/>
-            <w:hideMark/>
-          </w:tcPr>
-          <w:p>
-            <w:pPr>
-              <w:spacing w:after="160" w:line="276" w:lineRule="auto"/>
-              <w:ind w:right="-455"/>
-              <w:rPr>
-                <w:rFonts w:ascii="Arial Nova Cond Light" w:hAnsi="Arial Nova Cond Light" w:cs="Times New Roman"/>
-                <w:b/>
-                <w:bCs/>
-                <w:color w:val="000000" w:themeColor="text1"/>
-                <w:sz w:val="20"/>
-                <w:szCs w:val="20"/>
-              </w:rPr>
-            </w:pPr>
-            <w:r>
-              <w:rPr>
-                <w:rFonts w:ascii="Arial Nova Cond Light" w:hAnsi="Arial Nova Cond Light" w:cs="Times New Roman"/>
-                <w:b/>
-                <w:bCs/>
-                <w:color w:val="000000" w:themeColor="text1"/>
+            <w:vAlign w:val="center"/>
+          </w:tcPr>
+          <w:p>
+            <w:pPr>
+              <w:autoSpaceDE w:val="0"/>
+              <w:autoSpaceDN w:val="0"/>
+              <w:adjustRightInd w:val="0"/>
+              <w:jc w:val="both"/>
+              <w:rPr>
+                <w:rFonts w:ascii="Arial Nova Cond" w:hAnsi="Arial Nova Cond" w:cs="Arial"/>
+                <w:color w:val="000000"/>
+                <w:kern w:val="0"/>
+                <w:sz w:val="20"/>
+                <w:szCs w:val="20"/>
+              </w:rPr>
+            </w:pPr>
+            <w:r>
+              <w:rPr>
+                <w:rFonts w:ascii="Arial Nova Cond" w:hAnsi="Arial Nova Cond" w:cs="Arial"/>
+                <w:color w:val="000000"/>
+                <w:kern w:val="0"/>
                 <w:sz w:val="20"/>
                 <w:szCs w:val="20"/>
               </w:rPr>
@@ -11780,34 +11462,27 @@
         <w:tc>
           <w:tcPr>
             <w:tcW w:w="1337" w:type="dxa"/>
-            <w:tcBorders>
-              <w:top w:val="double" w:sz="4" w:space="0" w:color="47D459" w:themeColor="accent3" w:themeTint="99"/>
-              <w:left w:val="double" w:sz="4" w:space="0" w:color="47D459" w:themeColor="accent3" w:themeTint="99"/>
-              <w:bottom w:val="double" w:sz="4" w:space="0" w:color="47D459" w:themeColor="accent3" w:themeTint="99"/>
-              <w:right w:val="double" w:sz="4" w:space="0" w:color="47D459" w:themeColor="accent3" w:themeTint="99"/>
-            </w:tcBorders>
-            <w:vAlign w:val="center"/>
-            <w:hideMark/>
-          </w:tcPr>
-          <w:p>
-            <w:pPr>
-              <w:spacing w:after="160" w:line="276" w:lineRule="auto"/>
-              <w:ind w:right="-455"/>
-              <w:rPr>
-                <w:rFonts w:ascii="Arial Nova Cond Light" w:hAnsi="Arial Nova Cond Light" w:cs="Times New Roman"/>
-                <w:b/>
-                <w:bCs/>
-                <w:color w:val="000000" w:themeColor="text1"/>
-                <w:sz w:val="20"/>
-                <w:szCs w:val="20"/>
-              </w:rPr>
-            </w:pPr>
-            <w:r>
-              <w:rPr>
-                <w:rFonts w:ascii="Arial Nova Cond Light" w:hAnsi="Arial Nova Cond Light" w:cs="Times New Roman"/>
-                <w:b/>
-                <w:bCs/>
-                <w:color w:val="000000" w:themeColor="text1"/>
+            <w:vAlign w:val="center"/>
+          </w:tcPr>
+          <w:p>
+            <w:pPr>
+              <w:autoSpaceDE w:val="0"/>
+              <w:autoSpaceDN w:val="0"/>
+              <w:adjustRightInd w:val="0"/>
+              <w:jc w:val="center"/>
+              <w:rPr>
+                <w:rFonts w:ascii="Arial Nova Cond" w:hAnsi="Arial Nova Cond" w:cs="Arial"/>
+                <w:color w:val="000000"/>
+                <w:kern w:val="0"/>
+                <w:sz w:val="20"/>
+                <w:szCs w:val="20"/>
+              </w:rPr>
+            </w:pPr>
+            <w:r>
+              <w:rPr>
+                <w:rFonts w:ascii="Arial Nova Cond" w:hAnsi="Arial Nova Cond" w:cs="Arial"/>
+                <w:color w:val="000000"/>
+                <w:kern w:val="0"/>
                 <w:sz w:val="20"/>
                 <w:szCs w:val="20"/>
               </w:rPr>
@@ -11825,24 +11500,23 @@
           <w:tcPr>
             <w:tcW w:w="875" w:type="dxa"/>
             <w:vMerge/>
-            <w:tcBorders>
-              <w:top w:val="double" w:sz="4" w:space="0" w:color="47D459" w:themeColor="accent3" w:themeTint="99"/>
-              <w:left w:val="double" w:sz="4" w:space="0" w:color="47D459" w:themeColor="accent3" w:themeTint="99"/>
-              <w:bottom w:val="double" w:sz="4" w:space="0" w:color="47D459" w:themeColor="accent3" w:themeTint="99"/>
-              <w:right w:val="double" w:sz="4" w:space="0" w:color="47D459" w:themeColor="accent3" w:themeTint="99"/>
-            </w:tcBorders>
-            <w:vAlign w:val="center"/>
-            <w:hideMark/>
-          </w:tcPr>
-          <w:p>
-            <w:pPr>
-              <w:spacing w:after="160" w:line="276" w:lineRule="auto"/>
-              <w:ind w:right="-455"/>
-              <w:rPr>
-                <w:rFonts w:ascii="Arial Nova Cond Light" w:hAnsi="Arial Nova Cond Light" w:cs="Times New Roman"/>
-                <w:b/>
-                <w:bCs/>
-                <w:color w:val="000000" w:themeColor="text1"/>
+            <w:vAlign w:val="center"/>
+          </w:tcPr>
+          <w:p>
+            <w:pPr>
+              <w:pStyle w:val="Prrafodelista"/>
+              <w:tabs>
+                <w:tab w:val="left" w:pos="0"/>
+                <w:tab w:val="left" w:pos="142"/>
+                <w:tab w:val="left" w:pos="284"/>
+              </w:tabs>
+              <w:spacing w:line="276" w:lineRule="auto"/>
+              <w:ind w:left="0"/>
+              <w:jc w:val="center"/>
+              <w:rPr>
+                <w:rFonts w:ascii="Arial Nova Cond" w:eastAsia="Calibri" w:hAnsi="Arial Nova Cond" w:cs="Times New Roman"/>
+                <w:b/>
+                <w:bCs/>
                 <w:sz w:val="20"/>
                 <w:szCs w:val="20"/>
                 <w:lang w:val="es-ES_tradnl"/>
@@ -11853,24 +11527,23 @@
         <w:tc>
           <w:tcPr>
             <w:tcW w:w="1095" w:type="dxa"/>
-            <w:tcBorders>
-              <w:top w:val="double" w:sz="4" w:space="0" w:color="47D459" w:themeColor="accent3" w:themeTint="99"/>
-              <w:left w:val="double" w:sz="4" w:space="0" w:color="47D459" w:themeColor="accent3" w:themeTint="99"/>
-              <w:bottom w:val="double" w:sz="4" w:space="0" w:color="47D459" w:themeColor="accent3" w:themeTint="99"/>
-              <w:right w:val="double" w:sz="4" w:space="0" w:color="47D459" w:themeColor="accent3" w:themeTint="99"/>
-            </w:tcBorders>
-            <w:vAlign w:val="center"/>
-            <w:hideMark/>
-          </w:tcPr>
-          <w:p>
-            <w:pPr>
-              <w:spacing w:after="160" w:line="276" w:lineRule="auto"/>
-              <w:ind w:right="-455"/>
-              <w:rPr>
-                <w:rFonts w:ascii="Arial Nova Cond Light" w:hAnsi="Arial Nova Cond Light" w:cs="Times New Roman"/>
-                <w:b/>
-                <w:bCs/>
-                <w:color w:val="000000" w:themeColor="text1"/>
+            <w:vAlign w:val="center"/>
+          </w:tcPr>
+          <w:p>
+            <w:pPr>
+              <w:pStyle w:val="Prrafodelista"/>
+              <w:tabs>
+                <w:tab w:val="left" w:pos="0"/>
+                <w:tab w:val="left" w:pos="142"/>
+                <w:tab w:val="left" w:pos="284"/>
+              </w:tabs>
+              <w:spacing w:line="276" w:lineRule="auto"/>
+              <w:ind w:left="0"/>
+              <w:jc w:val="center"/>
+              <w:rPr>
+                <w:rFonts w:ascii="Arial Nova Cond" w:eastAsia="Calibri" w:hAnsi="Arial Nova Cond" w:cs="Times New Roman"/>
+                <w:b/>
+                <w:bCs/>
                 <w:sz w:val="20"/>
                 <w:szCs w:val="20"/>
                 <w:lang w:val="es-ES_tradnl"/>
@@ -11878,10 +11551,9 @@
             </w:pPr>
             <w:r>
               <w:rPr>
-                <w:rFonts w:ascii="Arial Nova Cond Light" w:hAnsi="Arial Nova Cond Light" w:cs="Times New Roman"/>
-                <w:b/>
-                <w:bCs/>
-                <w:color w:val="000000" w:themeColor="text1"/>
+                <w:rFonts w:ascii="Arial Nova Cond" w:eastAsia="Calibri" w:hAnsi="Arial Nova Cond" w:cs="Times New Roman"/>
+                <w:b/>
+                <w:bCs/>
                 <w:sz w:val="20"/>
                 <w:szCs w:val="20"/>
                 <w:lang w:val="es-ES_tradnl"/>
@@ -11893,22 +11565,20 @@
         <w:tc>
           <w:tcPr>
             <w:tcW w:w="1726" w:type="dxa"/>
-            <w:tcBorders>
-              <w:top w:val="double" w:sz="4" w:space="0" w:color="47D459" w:themeColor="accent3" w:themeTint="99"/>
-              <w:left w:val="double" w:sz="4" w:space="0" w:color="47D459" w:themeColor="accent3" w:themeTint="99"/>
-              <w:bottom w:val="double" w:sz="4" w:space="0" w:color="47D459" w:themeColor="accent3" w:themeTint="99"/>
-              <w:right w:val="double" w:sz="4" w:space="0" w:color="47D459" w:themeColor="accent3" w:themeTint="99"/>
-            </w:tcBorders>
-            <w:vAlign w:val="center"/>
-            <w:hideMark/>
-          </w:tcPr>
-          <w:p>
-            <w:pPr>
-              <w:spacing w:after="160" w:line="276" w:lineRule="auto"/>
-              <w:rPr>
-                <w:rFonts w:ascii="Arial Nova Cond Light" w:hAnsi="Arial Nova Cond Light" w:cs="Times New Roman"/>
-                <w:b/>
-                <w:bCs/>
+            <w:vAlign w:val="center"/>
+          </w:tcPr>
+          <w:p>
+            <w:pPr>
+              <w:pStyle w:val="Prrafodelista"/>
+              <w:tabs>
+                <w:tab w:val="left" w:pos="0"/>
+                <w:tab w:val="left" w:pos="142"/>
+                <w:tab w:val="left" w:pos="284"/>
+              </w:tabs>
+              <w:spacing w:line="276" w:lineRule="auto"/>
+              <w:ind w:left="0"/>
+              <w:rPr>
+                <w:rFonts w:ascii="Arial Nova Cond" w:eastAsia="Calibri" w:hAnsi="Arial Nova Cond" w:cs="Times New Roman"/>
                 <w:color w:val="000000" w:themeColor="text1"/>
                 <w:sz w:val="20"/>
                 <w:szCs w:val="20"/>
@@ -11917,10 +11587,7 @@
             </w:pPr>
             <w:r>
               <w:rPr>
-                <w:rFonts w:ascii="Arial Nova Cond Light" w:hAnsi="Arial Nova Cond Light" w:cs="Times New Roman"/>
-                <w:b/>
-                <w:bCs/>
-                <w:color w:val="000000" w:themeColor="text1"/>
+                <w:rFonts w:ascii="Arial Nova Cond" w:eastAsia="Calibri" w:hAnsi="Arial Nova Cond" w:cs="Times New Roman"/>
                 <w:sz w:val="20"/>
                 <w:szCs w:val="20"/>
                 <w:lang w:val="es-ES_tradnl"/>
@@ -11932,23 +11599,21 @@
         <w:tc>
           <w:tcPr>
             <w:tcW w:w="6169" w:type="dxa"/>
-            <w:tcBorders>
-              <w:top w:val="double" w:sz="4" w:space="0" w:color="47D459" w:themeColor="accent3" w:themeTint="99"/>
-              <w:left w:val="double" w:sz="4" w:space="0" w:color="47D459" w:themeColor="accent3" w:themeTint="99"/>
-              <w:bottom w:val="double" w:sz="4" w:space="0" w:color="47D459" w:themeColor="accent3" w:themeTint="99"/>
-              <w:right w:val="double" w:sz="4" w:space="0" w:color="47D459" w:themeColor="accent3" w:themeTint="99"/>
-            </w:tcBorders>
-            <w:vAlign w:val="center"/>
-            <w:hideMark/>
-          </w:tcPr>
-          <w:p>
-            <w:pPr>
-              <w:spacing w:after="160" w:line="276" w:lineRule="auto"/>
-              <w:ind w:right="-455"/>
-              <w:rPr>
-                <w:rFonts w:ascii="Arial Nova Cond Light" w:hAnsi="Arial Nova Cond Light" w:cs="Times New Roman"/>
-                <w:b/>
-                <w:bCs/>
+            <w:vAlign w:val="center"/>
+          </w:tcPr>
+          <w:p>
+            <w:pPr>
+              <w:pStyle w:val="Prrafodelista"/>
+              <w:tabs>
+                <w:tab w:val="left" w:pos="0"/>
+                <w:tab w:val="left" w:pos="142"/>
+                <w:tab w:val="left" w:pos="284"/>
+              </w:tabs>
+              <w:spacing w:line="276" w:lineRule="auto"/>
+              <w:ind w:left="0"/>
+              <w:jc w:val="both"/>
+              <w:rPr>
+                <w:rFonts w:ascii="Arial Nova Cond" w:eastAsia="Calibri" w:hAnsi="Arial Nova Cond" w:cs="Times New Roman"/>
                 <w:color w:val="000000" w:themeColor="text1"/>
                 <w:sz w:val="20"/>
                 <w:szCs w:val="20"/>
@@ -11957,10 +11622,7 @@
             </w:pPr>
             <w:r>
               <w:rPr>
-                <w:rFonts w:ascii="Arial Nova Cond Light" w:hAnsi="Arial Nova Cond Light" w:cs="Times New Roman"/>
-                <w:b/>
-                <w:bCs/>
-                <w:color w:val="000000" w:themeColor="text1"/>
+                <w:rFonts w:ascii="Arial Nova Cond" w:eastAsia="Calibri" w:hAnsi="Arial Nova Cond" w:cs="Times New Roman"/>
                 <w:sz w:val="20"/>
                 <w:szCs w:val="20"/>
                 <w:lang w:val="es-ES_tradnl"/>
@@ -11972,23 +11634,16 @@
         <w:tc>
           <w:tcPr>
             <w:tcW w:w="2015" w:type="dxa"/>
-            <w:tcBorders>
-              <w:top w:val="double" w:sz="4" w:space="0" w:color="47D459" w:themeColor="accent3" w:themeTint="99"/>
-              <w:left w:val="double" w:sz="4" w:space="0" w:color="47D459" w:themeColor="accent3" w:themeTint="99"/>
-              <w:bottom w:val="double" w:sz="4" w:space="0" w:color="47D459" w:themeColor="accent3" w:themeTint="99"/>
-              <w:right w:val="double" w:sz="4" w:space="0" w:color="47D459" w:themeColor="accent3" w:themeTint="99"/>
-            </w:tcBorders>
-            <w:vAlign w:val="center"/>
-            <w:hideMark/>
-          </w:tcPr>
-          <w:p>
-            <w:pPr>
-              <w:spacing w:after="160" w:line="276" w:lineRule="auto"/>
-              <w:rPr>
-                <w:rFonts w:ascii="Arial Nova Cond Light" w:hAnsi="Arial Nova Cond Light" w:cs="Times New Roman"/>
-                <w:b/>
-                <w:bCs/>
-                <w:color w:val="000000" w:themeColor="text1"/>
+            <w:vAlign w:val="center"/>
+          </w:tcPr>
+          <w:p>
+            <w:pPr>
+              <w:autoSpaceDE w:val="0"/>
+              <w:autoSpaceDN w:val="0"/>
+              <w:adjustRightInd w:val="0"/>
+              <w:jc w:val="center"/>
+              <w:rPr>
+                <w:rFonts w:ascii="Arial Nova Cond" w:eastAsia="Calibri" w:hAnsi="Arial Nova Cond" w:cs="Times New Roman"/>
                 <w:sz w:val="20"/>
                 <w:szCs w:val="20"/>
                 <w:lang w:val="es-ES_tradnl"/>
@@ -11996,10 +11651,9 @@
             </w:pPr>
             <w:r>
               <w:rPr>
-                <w:rFonts w:ascii="Arial Nova Cond Light" w:hAnsi="Arial Nova Cond Light" w:cs="Times New Roman"/>
-                <w:b/>
-                <w:bCs/>
-                <w:color w:val="000000" w:themeColor="text1"/>
+                <w:rFonts w:ascii="Arial Nova Cond" w:hAnsi="Arial Nova Cond" w:cs="Arial"/>
+                <w:color w:val="000000"/>
+                <w:kern w:val="0"/>
                 <w:sz w:val="20"/>
                 <w:szCs w:val="20"/>
               </w:rPr>
@@ -12010,34 +11664,27 @@
         <w:tc>
           <w:tcPr>
             <w:tcW w:w="1634" w:type="dxa"/>
-            <w:tcBorders>
-              <w:top w:val="double" w:sz="4" w:space="0" w:color="47D459" w:themeColor="accent3" w:themeTint="99"/>
-              <w:left w:val="double" w:sz="4" w:space="0" w:color="47D459" w:themeColor="accent3" w:themeTint="99"/>
-              <w:bottom w:val="double" w:sz="4" w:space="0" w:color="47D459" w:themeColor="accent3" w:themeTint="99"/>
-              <w:right w:val="double" w:sz="4" w:space="0" w:color="47D459" w:themeColor="accent3" w:themeTint="99"/>
-            </w:tcBorders>
-            <w:vAlign w:val="center"/>
-            <w:hideMark/>
-          </w:tcPr>
-          <w:p>
-            <w:pPr>
-              <w:spacing w:after="160" w:line="276" w:lineRule="auto"/>
-              <w:ind w:right="-455"/>
-              <w:rPr>
-                <w:rFonts w:ascii="Arial Nova Cond Light" w:hAnsi="Arial Nova Cond Light" w:cs="Times New Roman"/>
-                <w:b/>
-                <w:bCs/>
-                <w:color w:val="000000" w:themeColor="text1"/>
-                <w:sz w:val="20"/>
-                <w:szCs w:val="20"/>
-              </w:rPr>
-            </w:pPr>
-            <w:r>
-              <w:rPr>
-                <w:rFonts w:ascii="Arial Nova Cond Light" w:hAnsi="Arial Nova Cond Light" w:cs="Times New Roman"/>
-                <w:b/>
-                <w:bCs/>
-                <w:color w:val="000000" w:themeColor="text1"/>
+            <w:vAlign w:val="center"/>
+          </w:tcPr>
+          <w:p>
+            <w:pPr>
+              <w:autoSpaceDE w:val="0"/>
+              <w:autoSpaceDN w:val="0"/>
+              <w:adjustRightInd w:val="0"/>
+              <w:jc w:val="both"/>
+              <w:rPr>
+                <w:rFonts w:ascii="Arial Nova Cond" w:hAnsi="Arial Nova Cond" w:cs="Arial"/>
+                <w:color w:val="000000"/>
+                <w:kern w:val="0"/>
+                <w:sz w:val="20"/>
+                <w:szCs w:val="20"/>
+              </w:rPr>
+            </w:pPr>
+            <w:r>
+              <w:rPr>
+                <w:rFonts w:ascii="Arial Nova Cond" w:hAnsi="Arial Nova Cond" w:cs="Arial"/>
+                <w:color w:val="000000"/>
+                <w:kern w:val="0"/>
                 <w:sz w:val="20"/>
                 <w:szCs w:val="20"/>
               </w:rPr>
@@ -12048,34 +11695,27 @@
         <w:tc>
           <w:tcPr>
             <w:tcW w:w="1337" w:type="dxa"/>
-            <w:tcBorders>
-              <w:top w:val="double" w:sz="4" w:space="0" w:color="47D459" w:themeColor="accent3" w:themeTint="99"/>
-              <w:left w:val="double" w:sz="4" w:space="0" w:color="47D459" w:themeColor="accent3" w:themeTint="99"/>
-              <w:bottom w:val="double" w:sz="4" w:space="0" w:color="47D459" w:themeColor="accent3" w:themeTint="99"/>
-              <w:right w:val="double" w:sz="4" w:space="0" w:color="47D459" w:themeColor="accent3" w:themeTint="99"/>
-            </w:tcBorders>
-            <w:vAlign w:val="center"/>
-            <w:hideMark/>
-          </w:tcPr>
-          <w:p>
-            <w:pPr>
-              <w:spacing w:after="160" w:line="276" w:lineRule="auto"/>
-              <w:ind w:right="-455"/>
-              <w:rPr>
-                <w:rFonts w:ascii="Arial Nova Cond Light" w:hAnsi="Arial Nova Cond Light" w:cs="Times New Roman"/>
-                <w:b/>
-                <w:bCs/>
-                <w:color w:val="000000" w:themeColor="text1"/>
-                <w:sz w:val="20"/>
-                <w:szCs w:val="20"/>
-              </w:rPr>
-            </w:pPr>
-            <w:r>
-              <w:rPr>
-                <w:rFonts w:ascii="Arial Nova Cond Light" w:hAnsi="Arial Nova Cond Light" w:cs="Times New Roman"/>
-                <w:b/>
-                <w:bCs/>
-                <w:color w:val="000000" w:themeColor="text1"/>
+            <w:vAlign w:val="center"/>
+          </w:tcPr>
+          <w:p>
+            <w:pPr>
+              <w:autoSpaceDE w:val="0"/>
+              <w:autoSpaceDN w:val="0"/>
+              <w:adjustRightInd w:val="0"/>
+              <w:jc w:val="center"/>
+              <w:rPr>
+                <w:rFonts w:ascii="Arial Nova Cond" w:hAnsi="Arial Nova Cond" w:cs="Arial"/>
+                <w:color w:val="000000"/>
+                <w:kern w:val="0"/>
+                <w:sz w:val="20"/>
+                <w:szCs w:val="20"/>
+              </w:rPr>
+            </w:pPr>
+            <w:r>
+              <w:rPr>
+                <w:rFonts w:ascii="Arial Nova Cond" w:hAnsi="Arial Nova Cond" w:cs="Arial"/>
+                <w:color w:val="000000"/>
+                <w:kern w:val="0"/>
                 <w:sz w:val="20"/>
                 <w:szCs w:val="20"/>
               </w:rPr>
@@ -12084,6 +11724,7 @@
           </w:p>
         </w:tc>
       </w:tr>
+      <w:bookmarkEnd w:id="1"/>
     </w:tbl>
     <w:p>
       <w:pPr>
@@ -15437,27 +15078,7 @@
                 <w:sz w:val="20"/>
                 <w:szCs w:val="20"/>
               </w:rPr>
-              <w:t xml:space="preserve">Consiste en organizar e interpretar las interacciones con otros para realizar actividades en conjunto y construir vínculos coherentes según la edad, valores y contexto </w:t>
-            </w:r>
-            <w:proofErr w:type="gramStart"/>
-            <w:r>
-              <w:rPr>
-                <w:rFonts w:ascii="Arial Nova Cond Light" w:hAnsi="Arial Nova Cond Light"/>
-                <w:bCs/>
-                <w:sz w:val="20"/>
-                <w:szCs w:val="20"/>
-              </w:rPr>
-              <w:t>socio-cultural</w:t>
-            </w:r>
-            <w:proofErr w:type="gramEnd"/>
-            <w:r>
-              <w:rPr>
-                <w:rFonts w:ascii="Arial Nova Cond Light" w:hAnsi="Arial Nova Cond Light"/>
-                <w:bCs/>
-                <w:sz w:val="20"/>
-                <w:szCs w:val="20"/>
-              </w:rPr>
-              <w:t xml:space="preserve">. </w:t>
+              <w:t xml:space="preserve">Consiste en organizar e interpretar las interacciones con otros para realizar actividades en conjunto y construir vínculos coherentes según la edad, valores y contexto socio-cultural. </w:t>
             </w:r>
           </w:p>
         </w:tc>
@@ -24192,7 +23813,6 @@
                 <w14:ligatures w14:val="none"/>
               </w:rPr>
             </w:pPr>
-            <w:proofErr w:type="gramStart"/>
             <w:r>
               <w:rPr>
                 <w:rFonts w:ascii="Arial Nova Cond Light" w:eastAsia="Calibri" w:hAnsi="Arial Nova Cond Light" w:cs="Calibri Light"/>
@@ -24201,18 +23821,7 @@
                 <w:szCs w:val="20"/>
                 <w14:ligatures w14:val="none"/>
               </w:rPr>
-              <w:t>Link</w:t>
-            </w:r>
-            <w:proofErr w:type="gramEnd"/>
-            <w:r>
-              <w:rPr>
-                <w:rFonts w:ascii="Arial Nova Cond Light" w:eastAsia="Calibri" w:hAnsi="Arial Nova Cond Light" w:cs="Calibri Light"/>
-                <w:kern w:val="0"/>
-                <w:sz w:val="20"/>
-                <w:szCs w:val="20"/>
-                <w14:ligatures w14:val="none"/>
-              </w:rPr>
-              <w:t xml:space="preserve"> en Internet.</w:t>
+              <w:t>Link en Internet.</w:t>
             </w:r>
           </w:p>
           <w:p>
@@ -24788,7 +24397,7 @@
 </file>
 
 <file path=word/endnotes.xml><?xml version="1.0" encoding="utf-8"?>
-<w:endnotes xmlns:wpc="http://schemas.microsoft.com/office/word/2010/wordprocessingCanvas" xmlns:cx="http://schemas.microsoft.com/office/drawing/2014/chartex" xmlns:cx1="http://schemas.microsoft.com/office/drawing/2015/9/8/chartex" xmlns:cx2="http://schemas.microsoft.com/office/drawing/2015/10/21/chartex" xmlns:cx3="http://schemas.microsoft.com/office/drawing/2016/5/9/chartex" xmlns:cx4="http://schemas.microsoft.com/office/drawing/2016/5/10/chartex" xmlns:cx5="http://schemas.microsoft.com/office/drawing/2016/5/11/chartex" xmlns:cx6="http://schemas.microsoft.com/office/drawing/2016/5/12/chartex" xmlns:cx7="http://schemas.microsoft.com/office/drawing/2016/5/13/chartex" xmlns:cx8="http://schemas.microsoft.com/office/drawing/2016/5/14/chartex" xmlns:mc="http://schemas.openxmlformats.org/markup-compatibility/2006" xmlns:aink="http://schemas.microsoft.com/office/drawing/2016/ink" xmlns:am3d="http://schemas.microsoft.com/office/drawing/2017/model3d" xmlns:o="urn:schemas-microsoft-com:office:office" xmlns:oel="http://schemas.microsoft.com/office/2019/extlst" xmlns:r="http://schemas.openxmlformats.org/officeDocument/2006/relationships" xmlns:m="http://schemas.openxmlformats.org/officeDocument/2006/math" xmlns:v="urn:schemas-microsoft-com:vml" xmlns:wp14="http://schemas.microsoft.com/office/word/2010/wordprocessingDrawing" xmlns:wp="http://schemas.openxmlformats.org/drawingml/2006/wordprocessingDrawing" xmlns:w10="urn:schemas-microsoft-com:office:word" xmlns:w="http://schemas.openxmlformats.org/wordprocessingml/2006/main" xmlns:w14="http://schemas.microsoft.com/office/word/2010/wordml" xmlns:w15="http://schemas.microsoft.com/office/word/2012/wordml" xmlns:w16cex="http://schemas.microsoft.com/office/word/2018/wordml/cex" xmlns:w16cid="http://schemas.microsoft.com/office/word/2016/wordml/cid" xmlns:w16="http://schemas.microsoft.com/office/word/2018/wordml" xmlns:w16du="http://schemas.microsoft.com/office/word/2023/wordml/word16du" xmlns:w16sdtdh="http://schemas.microsoft.com/office/word/2020/wordml/sdtdatahash" xmlns:w16sdtfl="http://schemas.microsoft.com/office/word/2024/wordml/sdtformatlock" xmlns:w16se="http://schemas.microsoft.com/office/word/2015/wordml/symex" xmlns:wpg="http://schemas.microsoft.com/office/word/2010/wordprocessingGroup" xmlns:wpi="http://schemas.microsoft.com/office/word/2010/wordprocessingInk" xmlns:wne="http://schemas.microsoft.com/office/word/2006/wordml" xmlns:wps="http://schemas.microsoft.com/office/word/2010/wordprocessingShape" mc:Ignorable="w14 w15 w16se w16cid w16 w16cex w16sdtdh w16sdtfl w16du wp14">
+<w:endnotes xmlns:wpc="http://schemas.microsoft.com/office/word/2010/wordprocessingCanvas" xmlns:cx="http://schemas.microsoft.com/office/drawing/2014/chartex" xmlns:cx1="http://schemas.microsoft.com/office/drawing/2015/9/8/chartex" xmlns:cx2="http://schemas.microsoft.com/office/drawing/2015/10/21/chartex" xmlns:cx3="http://schemas.microsoft.com/office/drawing/2016/5/9/chartex" xmlns:cx4="http://schemas.microsoft.com/office/drawing/2016/5/10/chartex" xmlns:cx5="http://schemas.microsoft.com/office/drawing/2016/5/11/chartex" xmlns:cx6="http://schemas.microsoft.com/office/drawing/2016/5/12/chartex" xmlns:cx7="http://schemas.microsoft.com/office/drawing/2016/5/13/chartex" xmlns:cx8="http://schemas.microsoft.com/office/drawing/2016/5/14/chartex" xmlns:mc="http://schemas.openxmlformats.org/markup-compatibility/2006" xmlns:aink="http://schemas.microsoft.com/office/drawing/2016/ink" xmlns:am3d="http://schemas.microsoft.com/office/drawing/2017/model3d" xmlns:o="urn:schemas-microsoft-com:office:office" xmlns:oel="http://schemas.microsoft.com/office/2019/extlst" xmlns:r="http://schemas.openxmlformats.org/officeDocument/2006/relationships" xmlns:m="http://schemas.openxmlformats.org/officeDocument/2006/math" xmlns:v="urn:schemas-microsoft-com:vml" xmlns:wp14="http://schemas.microsoft.com/office/word/2010/wordprocessingDrawing" xmlns:wp="http://schemas.openxmlformats.org/drawingml/2006/wordprocessingDrawing" xmlns:w10="urn:schemas-microsoft-com:office:word" xmlns:w="http://schemas.openxmlformats.org/wordprocessingml/2006/main" xmlns:w14="http://schemas.microsoft.com/office/word/2010/wordml" xmlns:w15="http://schemas.microsoft.com/office/word/2012/wordml" xmlns:w16cex="http://schemas.microsoft.com/office/word/2018/wordml/cex" xmlns:w16cid="http://schemas.microsoft.com/office/word/2016/wordml/cid" xmlns:w16="http://schemas.microsoft.com/office/word/2018/wordml" xmlns:w16du="http://schemas.microsoft.com/office/word/2023/wordml/word16du" xmlns:w16sdtdh="http://schemas.microsoft.com/office/word/2020/wordml/sdtdatahash" xmlns:w16se="http://schemas.microsoft.com/office/word/2015/wordml/symex" xmlns:wpg="http://schemas.microsoft.com/office/word/2010/wordprocessingGroup" xmlns:wpi="http://schemas.microsoft.com/office/word/2010/wordprocessingInk" xmlns:wne="http://schemas.microsoft.com/office/word/2006/wordml" xmlns:wps="http://schemas.microsoft.com/office/word/2010/wordprocessingShape" mc:Ignorable="w14 w15 w16se w16cid w16 w16cex w16sdtdh w16du wp14">
   <w:endnote w:type="separator" w:id="-1">
     <w:p>
       <w:pPr>
@@ -24813,7 +24422,7 @@
 </file>
 
 <file path=word/footer1.xml><?xml version="1.0" encoding="utf-8"?>
-<w:ftr xmlns:wpc="http://schemas.microsoft.com/office/word/2010/wordprocessingCanvas" xmlns:cx="http://schemas.microsoft.com/office/drawing/2014/chartex" xmlns:cx1="http://schemas.microsoft.com/office/drawing/2015/9/8/chartex" xmlns:cx2="http://schemas.microsoft.com/office/drawing/2015/10/21/chartex" xmlns:cx3="http://schemas.microsoft.com/office/drawing/2016/5/9/chartex" xmlns:cx4="http://schemas.microsoft.com/office/drawing/2016/5/10/chartex" xmlns:cx5="http://schemas.microsoft.com/office/drawing/2016/5/11/chartex" xmlns:cx6="http://schemas.microsoft.com/office/drawing/2016/5/12/chartex" xmlns:cx7="http://schemas.microsoft.com/office/drawing/2016/5/13/chartex" xmlns:cx8="http://schemas.microsoft.com/office/drawing/2016/5/14/chartex" xmlns:mc="http://schemas.openxmlformats.org/markup-compatibility/2006" xmlns:aink="http://schemas.microsoft.com/office/drawing/2016/ink" xmlns:am3d="http://schemas.microsoft.com/office/drawing/2017/model3d" xmlns:o="urn:schemas-microsoft-com:office:office" xmlns:oel="http://schemas.microsoft.com/office/2019/extlst" xmlns:r="http://schemas.openxmlformats.org/officeDocument/2006/relationships" xmlns:m="http://schemas.openxmlformats.org/officeDocument/2006/math" xmlns:v="urn:schemas-microsoft-com:vml" xmlns:wp14="http://schemas.microsoft.com/office/word/2010/wordprocessingDrawing" xmlns:wp="http://schemas.openxmlformats.org/drawingml/2006/wordprocessingDrawing" xmlns:w10="urn:schemas-microsoft-com:office:word" xmlns:w="http://schemas.openxmlformats.org/wordprocessingml/2006/main" xmlns:w14="http://schemas.microsoft.com/office/word/2010/wordml" xmlns:w15="http://schemas.microsoft.com/office/word/2012/wordml" xmlns:w16cex="http://schemas.microsoft.com/office/word/2018/wordml/cex" xmlns:w16cid="http://schemas.microsoft.com/office/word/2016/wordml/cid" xmlns:w16="http://schemas.microsoft.com/office/word/2018/wordml" xmlns:w16du="http://schemas.microsoft.com/office/word/2023/wordml/word16du" xmlns:w16sdtdh="http://schemas.microsoft.com/office/word/2020/wordml/sdtdatahash" xmlns:w16sdtfl="http://schemas.microsoft.com/office/word/2024/wordml/sdtformatlock" xmlns:w16se="http://schemas.microsoft.com/office/word/2015/wordml/symex" xmlns:wpg="http://schemas.microsoft.com/office/word/2010/wordprocessingGroup" xmlns:wpi="http://schemas.microsoft.com/office/word/2010/wordprocessingInk" xmlns:wne="http://schemas.microsoft.com/office/word/2006/wordml" xmlns:wps="http://schemas.microsoft.com/office/word/2010/wordprocessingShape" mc:Ignorable="w14 w15 w16se w16cid w16 w16cex w16sdtdh w16sdtfl w16du wp14">
+<w:ftr xmlns:wpc="http://schemas.microsoft.com/office/word/2010/wordprocessingCanvas" xmlns:cx="http://schemas.microsoft.com/office/drawing/2014/chartex" xmlns:cx1="http://schemas.microsoft.com/office/drawing/2015/9/8/chartex" xmlns:cx2="http://schemas.microsoft.com/office/drawing/2015/10/21/chartex" xmlns:cx3="http://schemas.microsoft.com/office/drawing/2016/5/9/chartex" xmlns:cx4="http://schemas.microsoft.com/office/drawing/2016/5/10/chartex" xmlns:cx5="http://schemas.microsoft.com/office/drawing/2016/5/11/chartex" xmlns:cx6="http://schemas.microsoft.com/office/drawing/2016/5/12/chartex" xmlns:cx7="http://schemas.microsoft.com/office/drawing/2016/5/13/chartex" xmlns:cx8="http://schemas.microsoft.com/office/drawing/2016/5/14/chartex" xmlns:mc="http://schemas.openxmlformats.org/markup-compatibility/2006" xmlns:aink="http://schemas.microsoft.com/office/drawing/2016/ink" xmlns:am3d="http://schemas.microsoft.com/office/drawing/2017/model3d" xmlns:o="urn:schemas-microsoft-com:office:office" xmlns:oel="http://schemas.microsoft.com/office/2019/extlst" xmlns:r="http://schemas.openxmlformats.org/officeDocument/2006/relationships" xmlns:m="http://schemas.openxmlformats.org/officeDocument/2006/math" xmlns:v="urn:schemas-microsoft-com:vml" xmlns:wp14="http://schemas.microsoft.com/office/word/2010/wordprocessingDrawing" xmlns:wp="http://schemas.openxmlformats.org/drawingml/2006/wordprocessingDrawing" xmlns:w10="urn:schemas-microsoft-com:office:word" xmlns:w="http://schemas.openxmlformats.org/wordprocessingml/2006/main" xmlns:w14="http://schemas.microsoft.com/office/word/2010/wordml" xmlns:w15="http://schemas.microsoft.com/office/word/2012/wordml" xmlns:w16cex="http://schemas.microsoft.com/office/word/2018/wordml/cex" xmlns:w16cid="http://schemas.microsoft.com/office/word/2016/wordml/cid" xmlns:w16="http://schemas.microsoft.com/office/word/2018/wordml" xmlns:w16du="http://schemas.microsoft.com/office/word/2023/wordml/word16du" xmlns:w16sdtdh="http://schemas.microsoft.com/office/word/2020/wordml/sdtdatahash" xmlns:w16se="http://schemas.microsoft.com/office/word/2015/wordml/symex" xmlns:wpg="http://schemas.microsoft.com/office/word/2010/wordprocessingGroup" xmlns:wpi="http://schemas.microsoft.com/office/word/2010/wordprocessingInk" xmlns:wne="http://schemas.microsoft.com/office/word/2006/wordml" xmlns:wps="http://schemas.microsoft.com/office/word/2010/wordprocessingShape" mc:Ignorable="w14 w15 w16se w16cid w16 w16cex w16sdtdh w16du wp14">
   <w:p>
     <w:pPr>
       <w:pStyle w:val="Piedepgina"/>
@@ -25278,7 +24887,7 @@
 </file>
 
 <file path=word/footnotes.xml><?xml version="1.0" encoding="utf-8"?>
-<w:footnotes xmlns:wpc="http://schemas.microsoft.com/office/word/2010/wordprocessingCanvas" xmlns:cx="http://schemas.microsoft.com/office/drawing/2014/chartex" xmlns:cx1="http://schemas.microsoft.com/office/drawing/2015/9/8/chartex" xmlns:cx2="http://schemas.microsoft.com/office/drawing/2015/10/21/chartex" xmlns:cx3="http://schemas.microsoft.com/office/drawing/2016/5/9/chartex" xmlns:cx4="http://schemas.microsoft.com/office/drawing/2016/5/10/chartex" xmlns:cx5="http://schemas.microsoft.com/office/drawing/2016/5/11/chartex" xmlns:cx6="http://schemas.microsoft.com/office/drawing/2016/5/12/chartex" xmlns:cx7="http://schemas.microsoft.com/office/drawing/2016/5/13/chartex" xmlns:cx8="http://schemas.microsoft.com/office/drawing/2016/5/14/chartex" xmlns:mc="http://schemas.openxmlformats.org/markup-compatibility/2006" xmlns:aink="http://schemas.microsoft.com/office/drawing/2016/ink" xmlns:am3d="http://schemas.microsoft.com/office/drawing/2017/model3d" xmlns:o="urn:schemas-microsoft-com:office:office" xmlns:oel="http://schemas.microsoft.com/office/2019/extlst" xmlns:r="http://schemas.openxmlformats.org/officeDocument/2006/relationships" xmlns:m="http://schemas.openxmlformats.org/officeDocument/2006/math" xmlns:v="urn:schemas-microsoft-com:vml" xmlns:wp14="http://schemas.microsoft.com/office/word/2010/wordprocessingDrawing" xmlns:wp="http://schemas.openxmlformats.org/drawingml/2006/wordprocessingDrawing" xmlns:w10="urn:schemas-microsoft-com:office:word" xmlns:w="http://schemas.openxmlformats.org/wordprocessingml/2006/main" xmlns:w14="http://schemas.microsoft.com/office/word/2010/wordml" xmlns:w15="http://schemas.microsoft.com/office/word/2012/wordml" xmlns:w16cex="http://schemas.microsoft.com/office/word/2018/wordml/cex" xmlns:w16cid="http://schemas.microsoft.com/office/word/2016/wordml/cid" xmlns:w16="http://schemas.microsoft.com/office/word/2018/wordml" xmlns:w16du="http://schemas.microsoft.com/office/word/2023/wordml/word16du" xmlns:w16sdtdh="http://schemas.microsoft.com/office/word/2020/wordml/sdtdatahash" xmlns:w16sdtfl="http://schemas.microsoft.com/office/word/2024/wordml/sdtformatlock" xmlns:w16se="http://schemas.microsoft.com/office/word/2015/wordml/symex" xmlns:wpg="http://schemas.microsoft.com/office/word/2010/wordprocessingGroup" xmlns:wpi="http://schemas.microsoft.com/office/word/2010/wordprocessingInk" xmlns:wne="http://schemas.microsoft.com/office/word/2006/wordml" xmlns:wps="http://schemas.microsoft.com/office/word/2010/wordprocessingShape" mc:Ignorable="w14 w15 w16se w16cid w16 w16cex w16sdtdh w16sdtfl w16du wp14">
+<w:footnotes xmlns:wpc="http://schemas.microsoft.com/office/word/2010/wordprocessingCanvas" xmlns:cx="http://schemas.microsoft.com/office/drawing/2014/chartex" xmlns:cx1="http://schemas.microsoft.com/office/drawing/2015/9/8/chartex" xmlns:cx2="http://schemas.microsoft.com/office/drawing/2015/10/21/chartex" xmlns:cx3="http://schemas.microsoft.com/office/drawing/2016/5/9/chartex" xmlns:cx4="http://schemas.microsoft.com/office/drawing/2016/5/10/chartex" xmlns:cx5="http://schemas.microsoft.com/office/drawing/2016/5/11/chartex" xmlns:cx6="http://schemas.microsoft.com/office/drawing/2016/5/12/chartex" xmlns:cx7="http://schemas.microsoft.com/office/drawing/2016/5/13/chartex" xmlns:cx8="http://schemas.microsoft.com/office/drawing/2016/5/14/chartex" xmlns:mc="http://schemas.openxmlformats.org/markup-compatibility/2006" xmlns:aink="http://schemas.microsoft.com/office/drawing/2016/ink" xmlns:am3d="http://schemas.microsoft.com/office/drawing/2017/model3d" xmlns:o="urn:schemas-microsoft-com:office:office" xmlns:oel="http://schemas.microsoft.com/office/2019/extlst" xmlns:r="http://schemas.openxmlformats.org/officeDocument/2006/relationships" xmlns:m="http://schemas.openxmlformats.org/officeDocument/2006/math" xmlns:v="urn:schemas-microsoft-com:vml" xmlns:wp14="http://schemas.microsoft.com/office/word/2010/wordprocessingDrawing" xmlns:wp="http://schemas.openxmlformats.org/drawingml/2006/wordprocessingDrawing" xmlns:w10="urn:schemas-microsoft-com:office:word" xmlns:w="http://schemas.openxmlformats.org/wordprocessingml/2006/main" xmlns:w14="http://schemas.microsoft.com/office/word/2010/wordml" xmlns:w15="http://schemas.microsoft.com/office/word/2012/wordml" xmlns:w16cex="http://schemas.microsoft.com/office/word/2018/wordml/cex" xmlns:w16cid="http://schemas.microsoft.com/office/word/2016/wordml/cid" xmlns:w16="http://schemas.microsoft.com/office/word/2018/wordml" xmlns:w16du="http://schemas.microsoft.com/office/word/2023/wordml/word16du" xmlns:w16sdtdh="http://schemas.microsoft.com/office/word/2020/wordml/sdtdatahash" xmlns:w16se="http://schemas.microsoft.com/office/word/2015/wordml/symex" xmlns:wpg="http://schemas.microsoft.com/office/word/2010/wordprocessingGroup" xmlns:wpi="http://schemas.microsoft.com/office/word/2010/wordprocessingInk" xmlns:wne="http://schemas.microsoft.com/office/word/2006/wordml" xmlns:wps="http://schemas.microsoft.com/office/word/2010/wordprocessingShape" mc:Ignorable="w14 w15 w16se w16cid w16 w16cex w16sdtdh w16du wp14">
   <w:footnote w:type="separator" w:id="-1">
     <w:p>
       <w:pPr>
@@ -25303,7 +24912,7 @@
 </file>
 
 <file path=word/header1.xml><?xml version="1.0" encoding="utf-8"?>
-<w:hdr xmlns:wpc="http://schemas.microsoft.com/office/word/2010/wordprocessingCanvas" xmlns:cx="http://schemas.microsoft.com/office/drawing/2014/chartex" xmlns:cx1="http://schemas.microsoft.com/office/drawing/2015/9/8/chartex" xmlns:cx2="http://schemas.microsoft.com/office/drawing/2015/10/21/chartex" xmlns:cx3="http://schemas.microsoft.com/office/drawing/2016/5/9/chartex" xmlns:cx4="http://schemas.microsoft.com/office/drawing/2016/5/10/chartex" xmlns:cx5="http://schemas.microsoft.com/office/drawing/2016/5/11/chartex" xmlns:cx6="http://schemas.microsoft.com/office/drawing/2016/5/12/chartex" xmlns:cx7="http://schemas.microsoft.com/office/drawing/2016/5/13/chartex" xmlns:cx8="http://schemas.microsoft.com/office/drawing/2016/5/14/chartex" xmlns:mc="http://schemas.openxmlformats.org/markup-compatibility/2006" xmlns:aink="http://schemas.microsoft.com/office/drawing/2016/ink" xmlns:am3d="http://schemas.microsoft.com/office/drawing/2017/model3d" xmlns:o="urn:schemas-microsoft-com:office:office" xmlns:oel="http://schemas.microsoft.com/office/2019/extlst" xmlns:r="http://schemas.openxmlformats.org/officeDocument/2006/relationships" xmlns:m="http://schemas.openxmlformats.org/officeDocument/2006/math" xmlns:v="urn:schemas-microsoft-com:vml" xmlns:wp14="http://schemas.microsoft.com/office/word/2010/wordprocessingDrawing" xmlns:wp="http://schemas.openxmlformats.org/drawingml/2006/wordprocessingDrawing" xmlns:w10="urn:schemas-microsoft-com:office:word" xmlns:w="http://schemas.openxmlformats.org/wordprocessingml/2006/main" xmlns:w14="http://schemas.microsoft.com/office/word/2010/wordml" xmlns:w15="http://schemas.microsoft.com/office/word/2012/wordml" xmlns:w16cex="http://schemas.microsoft.com/office/word/2018/wordml/cex" xmlns:w16cid="http://schemas.microsoft.com/office/word/2016/wordml/cid" xmlns:w16="http://schemas.microsoft.com/office/word/2018/wordml" xmlns:w16du="http://schemas.microsoft.com/office/word/2023/wordml/word16du" xmlns:w16sdtdh="http://schemas.microsoft.com/office/word/2020/wordml/sdtdatahash" xmlns:w16sdtfl="http://schemas.microsoft.com/office/word/2024/wordml/sdtformatlock" xmlns:w16se="http://schemas.microsoft.com/office/word/2015/wordml/symex" xmlns:wpg="http://schemas.microsoft.com/office/word/2010/wordprocessingGroup" xmlns:wpi="http://schemas.microsoft.com/office/word/2010/wordprocessingInk" xmlns:wne="http://schemas.microsoft.com/office/word/2006/wordml" xmlns:wps="http://schemas.microsoft.com/office/word/2010/wordprocessingShape" mc:Ignorable="w14 w15 w16se w16cid w16 w16cex w16sdtdh w16sdtfl w16du wp14">
+<w:hdr xmlns:wpc="http://schemas.microsoft.com/office/word/2010/wordprocessingCanvas" xmlns:cx="http://schemas.microsoft.com/office/drawing/2014/chartex" xmlns:cx1="http://schemas.microsoft.com/office/drawing/2015/9/8/chartex" xmlns:cx2="http://schemas.microsoft.com/office/drawing/2015/10/21/chartex" xmlns:cx3="http://schemas.microsoft.com/office/drawing/2016/5/9/chartex" xmlns:cx4="http://schemas.microsoft.com/office/drawing/2016/5/10/chartex" xmlns:cx5="http://schemas.microsoft.com/office/drawing/2016/5/11/chartex" xmlns:cx6="http://schemas.microsoft.com/office/drawing/2016/5/12/chartex" xmlns:cx7="http://schemas.microsoft.com/office/drawing/2016/5/13/chartex" xmlns:cx8="http://schemas.microsoft.com/office/drawing/2016/5/14/chartex" xmlns:mc="http://schemas.openxmlformats.org/markup-compatibility/2006" xmlns:aink="http://schemas.microsoft.com/office/drawing/2016/ink" xmlns:am3d="http://schemas.microsoft.com/office/drawing/2017/model3d" xmlns:o="urn:schemas-microsoft-com:office:office" xmlns:oel="http://schemas.microsoft.com/office/2019/extlst" xmlns:r="http://schemas.openxmlformats.org/officeDocument/2006/relationships" xmlns:m="http://schemas.openxmlformats.org/officeDocument/2006/math" xmlns:v="urn:schemas-microsoft-com:vml" xmlns:wp14="http://schemas.microsoft.com/office/word/2010/wordprocessingDrawing" xmlns:wp="http://schemas.openxmlformats.org/drawingml/2006/wordprocessingDrawing" xmlns:w10="urn:schemas-microsoft-com:office:word" xmlns:w="http://schemas.openxmlformats.org/wordprocessingml/2006/main" xmlns:w14="http://schemas.microsoft.com/office/word/2010/wordml" xmlns:w15="http://schemas.microsoft.com/office/word/2012/wordml" xmlns:w16cex="http://schemas.microsoft.com/office/word/2018/wordml/cex" xmlns:w16cid="http://schemas.microsoft.com/office/word/2016/wordml/cid" xmlns:w16="http://schemas.microsoft.com/office/word/2018/wordml" xmlns:w16du="http://schemas.microsoft.com/office/word/2023/wordml/word16du" xmlns:w16sdtdh="http://schemas.microsoft.com/office/word/2020/wordml/sdtdatahash" xmlns:w16se="http://schemas.microsoft.com/office/word/2015/wordml/symex" xmlns:wpg="http://schemas.microsoft.com/office/word/2010/wordprocessingGroup" xmlns:wpi="http://schemas.microsoft.com/office/word/2010/wordprocessingInk" xmlns:wne="http://schemas.microsoft.com/office/word/2006/wordml" xmlns:wps="http://schemas.microsoft.com/office/word/2010/wordprocessingShape" mc:Ignorable="w14 w15 w16se w16cid w16 w16cex w16sdtdh w16du wp14">
   <w:tbl>
     <w:tblPr>
       <w:tblStyle w:val="Tablaconcuadrcula"/>
@@ -25593,7 +25202,7 @@
 </file>
 
 <file path=word/numbering.xml><?xml version="1.0" encoding="utf-8"?>
-<w:numbering xmlns:wpc="http://schemas.microsoft.com/office/word/2010/wordprocessingCanvas" xmlns:cx="http://schemas.microsoft.com/office/drawing/2014/chartex" xmlns:cx1="http://schemas.microsoft.com/office/drawing/2015/9/8/chartex" xmlns:cx2="http://schemas.microsoft.com/office/drawing/2015/10/21/chartex" xmlns:cx3="http://schemas.microsoft.com/office/drawing/2016/5/9/chartex" xmlns:cx4="http://schemas.microsoft.com/office/drawing/2016/5/10/chartex" xmlns:cx5="http://schemas.microsoft.com/office/drawing/2016/5/11/chartex" xmlns:cx6="http://schemas.microsoft.com/office/drawing/2016/5/12/chartex" xmlns:cx7="http://schemas.microsoft.com/office/drawing/2016/5/13/chartex" xmlns:cx8="http://schemas.microsoft.com/office/drawing/2016/5/14/chartex" xmlns:mc="http://schemas.openxmlformats.org/markup-compatibility/2006" xmlns:aink="http://schemas.microsoft.com/office/drawing/2016/ink" xmlns:am3d="http://schemas.microsoft.com/office/drawing/2017/model3d" xmlns:o="urn:schemas-microsoft-com:office:office" xmlns:oel="http://schemas.microsoft.com/office/2019/extlst" xmlns:r="http://schemas.openxmlformats.org/officeDocument/2006/relationships" xmlns:m="http://schemas.openxmlformats.org/officeDocument/2006/math" xmlns:v="urn:schemas-microsoft-com:vml" xmlns:wp14="http://schemas.microsoft.com/office/word/2010/wordprocessingDrawing" xmlns:wp="http://schemas.openxmlformats.org/drawingml/2006/wordprocessingDrawing" xmlns:w10="urn:schemas-microsoft-com:office:word" xmlns:w="http://schemas.openxmlformats.org/wordprocessingml/2006/main" xmlns:w14="http://schemas.microsoft.com/office/word/2010/wordml" xmlns:w15="http://schemas.microsoft.com/office/word/2012/wordml" xmlns:w16cex="http://schemas.microsoft.com/office/word/2018/wordml/cex" xmlns:w16cid="http://schemas.microsoft.com/office/word/2016/wordml/cid" xmlns:w16="http://schemas.microsoft.com/office/word/2018/wordml" xmlns:w16du="http://schemas.microsoft.com/office/word/2023/wordml/word16du" xmlns:w16sdtdh="http://schemas.microsoft.com/office/word/2020/wordml/sdtdatahash" xmlns:w16sdtfl="http://schemas.microsoft.com/office/word/2024/wordml/sdtformatlock" xmlns:w16se="http://schemas.microsoft.com/office/word/2015/wordml/symex" xmlns:wpg="http://schemas.microsoft.com/office/word/2010/wordprocessingGroup" xmlns:wpi="http://schemas.microsoft.com/office/word/2010/wordprocessingInk" xmlns:wne="http://schemas.microsoft.com/office/word/2006/wordml" xmlns:wps="http://schemas.microsoft.com/office/word/2010/wordprocessingShape" mc:Ignorable="w14 w15 w16se w16cid w16 w16cex w16sdtdh w16sdtfl w16du wp14">
+<w:numbering xmlns:wpc="http://schemas.microsoft.com/office/word/2010/wordprocessingCanvas" xmlns:cx="http://schemas.microsoft.com/office/drawing/2014/chartex" xmlns:cx1="http://schemas.microsoft.com/office/drawing/2015/9/8/chartex" xmlns:cx2="http://schemas.microsoft.com/office/drawing/2015/10/21/chartex" xmlns:cx3="http://schemas.microsoft.com/office/drawing/2016/5/9/chartex" xmlns:cx4="http://schemas.microsoft.com/office/drawing/2016/5/10/chartex" xmlns:cx5="http://schemas.microsoft.com/office/drawing/2016/5/11/chartex" xmlns:cx6="http://schemas.microsoft.com/office/drawing/2016/5/12/chartex" xmlns:cx7="http://schemas.microsoft.com/office/drawing/2016/5/13/chartex" xmlns:cx8="http://schemas.microsoft.com/office/drawing/2016/5/14/chartex" xmlns:mc="http://schemas.openxmlformats.org/markup-compatibility/2006" xmlns:aink="http://schemas.microsoft.com/office/drawing/2016/ink" xmlns:am3d="http://schemas.microsoft.com/office/drawing/2017/model3d" xmlns:o="urn:schemas-microsoft-com:office:office" xmlns:oel="http://schemas.microsoft.com/office/2019/extlst" xmlns:r="http://schemas.openxmlformats.org/officeDocument/2006/relationships" xmlns:m="http://schemas.openxmlformats.org/officeDocument/2006/math" xmlns:v="urn:schemas-microsoft-com:vml" xmlns:wp14="http://schemas.microsoft.com/office/word/2010/wordprocessingDrawing" xmlns:wp="http://schemas.openxmlformats.org/drawingml/2006/wordprocessingDrawing" xmlns:w10="urn:schemas-microsoft-com:office:word" xmlns:w="http://schemas.openxmlformats.org/wordprocessingml/2006/main" xmlns:w14="http://schemas.microsoft.com/office/word/2010/wordml" xmlns:w15="http://schemas.microsoft.com/office/word/2012/wordml" xmlns:w16cex="http://schemas.microsoft.com/office/word/2018/wordml/cex" xmlns:w16cid="http://schemas.microsoft.com/office/word/2016/wordml/cid" xmlns:w16="http://schemas.microsoft.com/office/word/2018/wordml" xmlns:w16du="http://schemas.microsoft.com/office/word/2023/wordml/word16du" xmlns:w16sdtdh="http://schemas.microsoft.com/office/word/2020/wordml/sdtdatahash" xmlns:w16se="http://schemas.microsoft.com/office/word/2015/wordml/symex" xmlns:wpg="http://schemas.microsoft.com/office/word/2010/wordprocessingGroup" xmlns:wpi="http://schemas.microsoft.com/office/word/2010/wordprocessingInk" xmlns:wne="http://schemas.microsoft.com/office/word/2006/wordml" xmlns:wps="http://schemas.microsoft.com/office/word/2010/wordprocessingShape" mc:Ignorable="w14 w15 w16se w16cid w16 w16cex w16sdtdh w16du wp14">
   <w:abstractNum w:abstractNumId="0" w15:restartNumberingAfterBreak="0">
     <w:nsid w:val="0194347D"/>
     <w:multiLevelType w:val="multilevel"/>
@@ -29539,7 +29148,7 @@
 </file>
 
 <file path=word/styles.xml><?xml version="1.0" encoding="utf-8"?>
-<w:styles xmlns:mc="http://schemas.openxmlformats.org/markup-compatibility/2006" xmlns:r="http://schemas.openxmlformats.org/officeDocument/2006/relationships" xmlns:w="http://schemas.openxmlformats.org/wordprocessingml/2006/main" xmlns:w14="http://schemas.microsoft.com/office/word/2010/wordml" xmlns:w15="http://schemas.microsoft.com/office/word/2012/wordml" xmlns:w16cex="http://schemas.microsoft.com/office/word/2018/wordml/cex" xmlns:w16cid="http://schemas.microsoft.com/office/word/2016/wordml/cid" xmlns:w16="http://schemas.microsoft.com/office/word/2018/wordml" xmlns:w16du="http://schemas.microsoft.com/office/word/2023/wordml/word16du" xmlns:w16sdtdh="http://schemas.microsoft.com/office/word/2020/wordml/sdtdatahash" xmlns:w16sdtfl="http://schemas.microsoft.com/office/word/2024/wordml/sdtformatlock" xmlns:w16se="http://schemas.microsoft.com/office/word/2015/wordml/symex" mc:Ignorable="w14 w15 w16se w16cid w16 w16cex w16sdtdh w16sdtfl w16du">
+<w:styles xmlns:mc="http://schemas.openxmlformats.org/markup-compatibility/2006" xmlns:r="http://schemas.openxmlformats.org/officeDocument/2006/relationships" xmlns:w="http://schemas.openxmlformats.org/wordprocessingml/2006/main" xmlns:w14="http://schemas.microsoft.com/office/word/2010/wordml" xmlns:w15="http://schemas.microsoft.com/office/word/2012/wordml" xmlns:w16cex="http://schemas.microsoft.com/office/word/2018/wordml/cex" xmlns:w16cid="http://schemas.microsoft.com/office/word/2016/wordml/cid" xmlns:w16="http://schemas.microsoft.com/office/word/2018/wordml" xmlns:w16du="http://schemas.microsoft.com/office/word/2023/wordml/word16du" xmlns:w16sdtdh="http://schemas.microsoft.com/office/word/2020/wordml/sdtdatahash" xmlns:w16se="http://schemas.microsoft.com/office/word/2015/wordml/symex" mc:Ignorable="w14 w15 w16se w16cid w16 w16cex w16sdtdh w16du">
   <w:docDefaults>
     <w:rPrDefault>
       <w:rPr>
@@ -30557,7 +30166,7 @@
       </w:tblBorders>
     </w:tblPr>
   </w:style>
-  <w:style w:type="character" w:styleId="Fuerte">
+  <w:style w:type="character" w:styleId="Textoennegrita">
     <w:name w:val="Strong"/>
     <w:basedOn w:val="Fuentedeprrafopredeter"/>
     <w:uiPriority w:val="22"/>
@@ -30596,6 +30205,15 @@
       <w:color w:val="467886" w:themeColor="hyperlink"/>
       <w:u w:val="single"/>
     </w:rPr>
+  </w:style>
+  <w:style w:type="paragraph" w:styleId="Sinespaciado">
+    <w:name w:val="No Spacing"/>
+    <w:uiPriority w:val="1"/>
+    <w:qFormat/>
+    <w:rsid w:val="00BF7837"/>
+    <w:pPr>
+      <w:spacing w:after="0" w:line="240" w:lineRule="auto"/>
+    </w:pPr>
   </w:style>
 </w:styles>
 </file>

--- a/templates/plananual/ARTE 1° A 5/ARTE 5° - PROGRAMACIÓN CURRICULAR ANUAL .docx
+++ b/templates/plananual/ARTE 1° A 5/ARTE 5° - PROGRAMACIÓN CURRICULAR ANUAL .docx
@@ -1,6 +1,6 @@
 
 <file path=word/document.xml><?xml version="1.0" encoding="utf-8"?>
-<w:document xmlns:wpc="http://schemas.microsoft.com/office/word/2010/wordprocessingCanvas" xmlns:cx="http://schemas.microsoft.com/office/drawing/2014/chartex" xmlns:cx1="http://schemas.microsoft.com/office/drawing/2015/9/8/chartex" xmlns:cx2="http://schemas.microsoft.com/office/drawing/2015/10/21/chartex" xmlns:cx3="http://schemas.microsoft.com/office/drawing/2016/5/9/chartex" xmlns:cx4="http://schemas.microsoft.com/office/drawing/2016/5/10/chartex" xmlns:cx5="http://schemas.microsoft.com/office/drawing/2016/5/11/chartex" xmlns:cx6="http://schemas.microsoft.com/office/drawing/2016/5/12/chartex" xmlns:cx7="http://schemas.microsoft.com/office/drawing/2016/5/13/chartex" xmlns:cx8="http://schemas.microsoft.com/office/drawing/2016/5/14/chartex" xmlns:mc="http://schemas.openxmlformats.org/markup-compatibility/2006" xmlns:aink="http://schemas.microsoft.com/office/drawing/2016/ink" xmlns:am3d="http://schemas.microsoft.com/office/drawing/2017/model3d" xmlns:o="urn:schemas-microsoft-com:office:office" xmlns:oel="http://schemas.microsoft.com/office/2019/extlst" xmlns:r="http://schemas.openxmlformats.org/officeDocument/2006/relationships" xmlns:m="http://schemas.openxmlformats.org/officeDocument/2006/math" xmlns:v="urn:schemas-microsoft-com:vml" xmlns:wp14="http://schemas.microsoft.com/office/word/2010/wordprocessingDrawing" xmlns:wp="http://schemas.openxmlformats.org/drawingml/2006/wordprocessingDrawing" xmlns:w10="urn:schemas-microsoft-com:office:word" xmlns:w="http://schemas.openxmlformats.org/wordprocessingml/2006/main" xmlns:w14="http://schemas.microsoft.com/office/word/2010/wordml" xmlns:w15="http://schemas.microsoft.com/office/word/2012/wordml" xmlns:w16cex="http://schemas.microsoft.com/office/word/2018/wordml/cex" xmlns:w16cid="http://schemas.microsoft.com/office/word/2016/wordml/cid" xmlns:w16="http://schemas.microsoft.com/office/word/2018/wordml" xmlns:w16du="http://schemas.microsoft.com/office/word/2023/wordml/word16du" xmlns:w16sdtdh="http://schemas.microsoft.com/office/word/2020/wordml/sdtdatahash" xmlns:w16se="http://schemas.microsoft.com/office/word/2015/wordml/symex" xmlns:wpg="http://schemas.microsoft.com/office/word/2010/wordprocessingGroup" xmlns:wpi="http://schemas.microsoft.com/office/word/2010/wordprocessingInk" xmlns:wne="http://schemas.microsoft.com/office/word/2006/wordml" xmlns:wps="http://schemas.microsoft.com/office/word/2010/wordprocessingShape" mc:Ignorable="w14 w15 w16se w16cid w16 w16cex w16sdtdh w16du wp14">
+<w:document xmlns:wpc="http://schemas.microsoft.com/office/word/2010/wordprocessingCanvas" xmlns:cx="http://schemas.microsoft.com/office/drawing/2014/chartex" xmlns:cx1="http://schemas.microsoft.com/office/drawing/2015/9/8/chartex" xmlns:cx2="http://schemas.microsoft.com/office/drawing/2015/10/21/chartex" xmlns:cx3="http://schemas.microsoft.com/office/drawing/2016/5/9/chartex" xmlns:cx4="http://schemas.microsoft.com/office/drawing/2016/5/10/chartex" xmlns:cx5="http://schemas.microsoft.com/office/drawing/2016/5/11/chartex" xmlns:cx6="http://schemas.microsoft.com/office/drawing/2016/5/12/chartex" xmlns:cx7="http://schemas.microsoft.com/office/drawing/2016/5/13/chartex" xmlns:cx8="http://schemas.microsoft.com/office/drawing/2016/5/14/chartex" xmlns:mc="http://schemas.openxmlformats.org/markup-compatibility/2006" xmlns:aink="http://schemas.microsoft.com/office/drawing/2016/ink" xmlns:am3d="http://schemas.microsoft.com/office/drawing/2017/model3d" xmlns:o="urn:schemas-microsoft-com:office:office" xmlns:oel="http://schemas.microsoft.com/office/2019/extlst" xmlns:r="http://schemas.openxmlformats.org/officeDocument/2006/relationships" xmlns:m="http://schemas.openxmlformats.org/officeDocument/2006/math" xmlns:v="urn:schemas-microsoft-com:vml" xmlns:wp14="http://schemas.microsoft.com/office/word/2010/wordprocessingDrawing" xmlns:wp="http://schemas.openxmlformats.org/drawingml/2006/wordprocessingDrawing" xmlns:w10="urn:schemas-microsoft-com:office:word" xmlns:w="http://schemas.openxmlformats.org/wordprocessingml/2006/main" xmlns:w14="http://schemas.microsoft.com/office/word/2010/wordml" xmlns:w15="http://schemas.microsoft.com/office/word/2012/wordml" xmlns:w16cex="http://schemas.microsoft.com/office/word/2018/wordml/cex" xmlns:w16cid="http://schemas.microsoft.com/office/word/2016/wordml/cid" xmlns:w16="http://schemas.microsoft.com/office/word/2018/wordml" xmlns:w16du="http://schemas.microsoft.com/office/word/2023/wordml/word16du" xmlns:w16sdtdh="http://schemas.microsoft.com/office/word/2020/wordml/sdtdatahash" xmlns:w16sdtfl="http://schemas.microsoft.com/office/word/2024/wordml/sdtformatlock" xmlns:w16se="http://schemas.microsoft.com/office/word/2015/wordml/symex" xmlns:wpg="http://schemas.microsoft.com/office/word/2010/wordprocessingGroup" xmlns:wpi="http://schemas.microsoft.com/office/word/2010/wordprocessingInk" xmlns:wne="http://schemas.microsoft.com/office/word/2006/wordml" xmlns:wps="http://schemas.microsoft.com/office/word/2010/wordprocessingShape" mc:Ignorable="w14 w15 w16se w16cid w16 w16cex w16sdtdh w16sdtfl w16du wp14">
   <w:body>
     <w:p>
       <w:pPr>
@@ -9326,13 +9326,13 @@
         <w:tblLook w:val="04A0" w:firstRow="1" w:lastRow="0" w:firstColumn="1" w:lastColumn="0" w:noHBand="0" w:noVBand="1"/>
       </w:tblPr>
       <w:tblGrid>
-        <w:gridCol w:w="875"/>
-        <w:gridCol w:w="1095"/>
-        <w:gridCol w:w="1726"/>
-        <w:gridCol w:w="6169"/>
-        <w:gridCol w:w="2015"/>
-        <w:gridCol w:w="1634"/>
-        <w:gridCol w:w="1337"/>
+        <w:gridCol w:w="818"/>
+        <w:gridCol w:w="1018"/>
+        <w:gridCol w:w="5379"/>
+        <w:gridCol w:w="1984"/>
+        <w:gridCol w:w="2693"/>
+        <w:gridCol w:w="1560"/>
+        <w:gridCol w:w="1399"/>
       </w:tblGrid>
       <w:tr>
         <w:trPr>
@@ -9341,7 +9341,7 @@
         </w:trPr>
         <w:tc>
           <w:tcPr>
-            <w:tcW w:w="875" w:type="dxa"/>
+            <w:tcW w:w="818" w:type="dxa"/>
             <w:shd w:val="clear" w:color="auto" w:fill="C1F0C7" w:themeFill="accent3" w:themeFillTint="33"/>
             <w:vAlign w:val="center"/>
           </w:tcPr>
@@ -9375,7 +9375,7 @@
         </w:tc>
         <w:tc>
           <w:tcPr>
-            <w:tcW w:w="1095" w:type="dxa"/>
+            <w:tcW w:w="1018" w:type="dxa"/>
             <w:shd w:val="clear" w:color="auto" w:fill="C1F0C7" w:themeFill="accent3" w:themeFillTint="33"/>
             <w:vAlign w:val="center"/>
           </w:tcPr>
@@ -9408,7 +9408,7 @@
         </w:tc>
         <w:tc>
           <w:tcPr>
-            <w:tcW w:w="1726" w:type="dxa"/>
+            <w:tcW w:w="5379" w:type="dxa"/>
             <w:shd w:val="clear" w:color="auto" w:fill="C1F0C7" w:themeFill="accent3" w:themeFillTint="33"/>
             <w:vAlign w:val="center"/>
           </w:tcPr>
@@ -9435,13 +9435,35 @@
                 <w:sz w:val="20"/>
                 <w:szCs w:val="20"/>
               </w:rPr>
-              <w:t>PROBLEMA / POTENCIALIDAD</w:t>
-            </w:r>
-          </w:p>
-        </w:tc>
-        <w:tc>
-          <w:tcPr>
-            <w:tcW w:w="6169" w:type="dxa"/>
+              <w:t>SITUACIÓN SIGNIF</w:t>
+            </w:r>
+            <w:r>
+              <w:rPr>
+                <w:rFonts w:ascii="Arial Nova Cond" w:hAnsi="Arial Nova Cond" w:cs="Times New Roman"/>
+                <w:b/>
+                <w:bCs/>
+                <w:color w:val="000000" w:themeColor="text1"/>
+                <w:sz w:val="20"/>
+                <w:szCs w:val="20"/>
+              </w:rPr>
+              <w:t>I</w:t>
+            </w:r>
+            <w:r>
+              <w:rPr>
+                <w:rFonts w:ascii="Arial Nova Cond" w:hAnsi="Arial Nova Cond" w:cs="Times New Roman"/>
+                <w:b/>
+                <w:bCs/>
+                <w:color w:val="000000" w:themeColor="text1"/>
+                <w:sz w:val="20"/>
+                <w:szCs w:val="20"/>
+              </w:rPr>
+              <w:t>CATIVA</w:t>
+            </w:r>
+          </w:p>
+        </w:tc>
+        <w:tc>
+          <w:tcPr>
+            <w:tcW w:w="1984" w:type="dxa"/>
             <w:shd w:val="clear" w:color="auto" w:fill="C1F0C7" w:themeFill="accent3" w:themeFillTint="33"/>
             <w:vAlign w:val="center"/>
           </w:tcPr>
@@ -9468,7 +9490,7 @@
                 <w:sz w:val="20"/>
                 <w:szCs w:val="20"/>
               </w:rPr>
-              <w:t>SITUACIÓN SIGNIF</w:t>
+              <w:t>TÍTULO DE LA UNIDAD DID</w:t>
             </w:r>
             <w:r>
               <w:rPr>
@@ -9479,7 +9501,7 @@
                 <w:sz w:val="20"/>
                 <w:szCs w:val="20"/>
               </w:rPr>
-              <w:t>I</w:t>
+              <w:t>Á</w:t>
             </w:r>
             <w:r>
               <w:rPr>
@@ -9490,13 +9512,24 @@
                 <w:sz w:val="20"/>
                 <w:szCs w:val="20"/>
               </w:rPr>
-              <w:t>CATIVA</w:t>
-            </w:r>
-          </w:p>
-        </w:tc>
-        <w:tc>
-          <w:tcPr>
-            <w:tcW w:w="2015" w:type="dxa"/>
+              <w:t>CTICA</w:t>
+            </w:r>
+            <w:r>
+              <w:rPr>
+                <w:rFonts w:ascii="Arial Nova Cond" w:hAnsi="Arial Nova Cond" w:cs="Times New Roman"/>
+                <w:b/>
+                <w:bCs/>
+                <w:color w:val="000000" w:themeColor="text1"/>
+                <w:sz w:val="20"/>
+                <w:szCs w:val="20"/>
+              </w:rPr>
+              <w:t>.</w:t>
+            </w:r>
+          </w:p>
+        </w:tc>
+        <w:tc>
+          <w:tcPr>
+            <w:tcW w:w="2693" w:type="dxa"/>
             <w:shd w:val="clear" w:color="auto" w:fill="C1F0C7" w:themeFill="accent3" w:themeFillTint="33"/>
             <w:vAlign w:val="center"/>
           </w:tcPr>
@@ -9523,9 +9556,21 @@
                 <w:sz w:val="20"/>
                 <w:szCs w:val="20"/>
               </w:rPr>
-              <w:t>TÍTULO DE LA UNIDAD DID</w:t>
-            </w:r>
-            <w:r>
+              <w:t>CAMPO TEMATICO</w:t>
+            </w:r>
+          </w:p>
+        </w:tc>
+        <w:tc>
+          <w:tcPr>
+            <w:tcW w:w="1560" w:type="dxa"/>
+            <w:shd w:val="clear" w:color="auto" w:fill="C1F0C7" w:themeFill="accent3" w:themeFillTint="33"/>
+            <w:vAlign w:val="center"/>
+          </w:tcPr>
+          <w:p>
+            <w:pPr>
+              <w:pStyle w:val="Prrafodelista"/>
+              <w:ind w:left="0"/>
+              <w:jc w:val="center"/>
               <w:rPr>
                 <w:rFonts w:ascii="Arial Nova Cond" w:hAnsi="Arial Nova Cond" w:cs="Times New Roman"/>
                 <w:b/>
@@ -9534,8 +9579,7 @@
                 <w:sz w:val="20"/>
                 <w:szCs w:val="20"/>
               </w:rPr>
-              <w:t>Á</w:t>
-            </w:r>
+            </w:pPr>
             <w:r>
               <w:rPr>
                 <w:rFonts w:ascii="Arial Nova Cond" w:hAnsi="Arial Nova Cond" w:cs="Times New Roman"/>
@@ -9545,57 +9589,13 @@
                 <w:sz w:val="20"/>
                 <w:szCs w:val="20"/>
               </w:rPr>
-              <w:t>CTICA</w:t>
-            </w:r>
-            <w:r>
-              <w:rPr>
-                <w:rFonts w:ascii="Arial Nova Cond" w:hAnsi="Arial Nova Cond" w:cs="Times New Roman"/>
-                <w:b/>
-                <w:bCs/>
-                <w:color w:val="000000" w:themeColor="text1"/>
-                <w:sz w:val="20"/>
-                <w:szCs w:val="20"/>
-              </w:rPr>
-              <w:t>.</w:t>
-            </w:r>
-          </w:p>
-        </w:tc>
-        <w:tc>
-          <w:tcPr>
-            <w:tcW w:w="1634" w:type="dxa"/>
-            <w:shd w:val="clear" w:color="auto" w:fill="C1F0C7" w:themeFill="accent3" w:themeFillTint="33"/>
-            <w:vAlign w:val="center"/>
-          </w:tcPr>
-          <w:p>
-            <w:pPr>
-              <w:pStyle w:val="Prrafodelista"/>
-              <w:ind w:left="0"/>
-              <w:jc w:val="center"/>
-              <w:rPr>
-                <w:rFonts w:ascii="Arial Nova Cond" w:hAnsi="Arial Nova Cond" w:cs="Times New Roman"/>
-                <w:b/>
-                <w:bCs/>
-                <w:color w:val="000000" w:themeColor="text1"/>
-                <w:sz w:val="20"/>
-                <w:szCs w:val="20"/>
-              </w:rPr>
-            </w:pPr>
-            <w:r>
-              <w:rPr>
-                <w:rFonts w:ascii="Arial Nova Cond" w:hAnsi="Arial Nova Cond" w:cs="Times New Roman"/>
-                <w:b/>
-                <w:bCs/>
-                <w:color w:val="000000" w:themeColor="text1"/>
-                <w:sz w:val="20"/>
-                <w:szCs w:val="20"/>
-              </w:rPr>
               <w:t>COMPETENCIAS</w:t>
             </w:r>
           </w:p>
         </w:tc>
         <w:tc>
           <w:tcPr>
-            <w:tcW w:w="1337" w:type="dxa"/>
+            <w:tcW w:w="1399" w:type="dxa"/>
             <w:shd w:val="clear" w:color="auto" w:fill="C1F0C7" w:themeFill="accent3" w:themeFillTint="33"/>
             <w:vAlign w:val="center"/>
           </w:tcPr>
@@ -9634,7 +9634,7 @@
         </w:trPr>
         <w:tc>
           <w:tcPr>
-            <w:tcW w:w="875" w:type="dxa"/>
+            <w:tcW w:w="818" w:type="dxa"/>
             <w:vMerge w:val="restart"/>
             <w:vAlign w:val="center"/>
           </w:tcPr>
@@ -9673,7 +9673,7 @@
         </w:tc>
         <w:tc>
           <w:tcPr>
-            <w:tcW w:w="1095" w:type="dxa"/>
+            <w:tcW w:w="1018" w:type="dxa"/>
             <w:vAlign w:val="center"/>
           </w:tcPr>
           <w:p>
@@ -9711,7 +9711,7 @@
         </w:tc>
         <w:tc>
           <w:tcPr>
-            <w:tcW w:w="1726" w:type="dxa"/>
+            <w:tcW w:w="5379" w:type="dxa"/>
             <w:vAlign w:val="center"/>
           </w:tcPr>
           <w:p>
@@ -9739,47 +9739,13 @@
                 <w:szCs w:val="20"/>
                 <w:lang w:val="es-ES_tradnl"/>
               </w:rPr>
-              <w:t>{{problemapotencialidad0}}</w:t>
-            </w:r>
-          </w:p>
-        </w:tc>
-        <w:tc>
-          <w:tcPr>
-            <w:tcW w:w="6169" w:type="dxa"/>
-            <w:vAlign w:val="center"/>
-          </w:tcPr>
-          <w:p>
-            <w:pPr>
-              <w:pStyle w:val="Prrafodelista"/>
-              <w:tabs>
-                <w:tab w:val="left" w:pos="0"/>
-                <w:tab w:val="left" w:pos="142"/>
-                <w:tab w:val="left" w:pos="284"/>
-              </w:tabs>
-              <w:spacing w:line="276" w:lineRule="auto"/>
-              <w:ind w:left="0"/>
-              <w:jc w:val="both"/>
-              <w:rPr>
-                <w:rFonts w:ascii="Arial Nova Cond" w:eastAsia="Calibri" w:hAnsi="Arial Nova Cond" w:cs="Times New Roman"/>
-                <w:sz w:val="20"/>
-                <w:szCs w:val="20"/>
-                <w:lang w:val="es-ES_tradnl"/>
-              </w:rPr>
-            </w:pPr>
-            <w:r>
-              <w:rPr>
-                <w:rFonts w:ascii="Arial Nova Cond" w:eastAsia="Calibri" w:hAnsi="Arial Nova Cond" w:cs="Times New Roman"/>
-                <w:sz w:val="20"/>
-                <w:szCs w:val="20"/>
-                <w:lang w:val="es-ES_tradnl"/>
-              </w:rPr>
               <w:t>{{situacionsignificativa0}}</w:t>
             </w:r>
           </w:p>
         </w:tc>
         <w:tc>
           <w:tcPr>
-            <w:tcW w:w="2015" w:type="dxa"/>
+            <w:tcW w:w="1984" w:type="dxa"/>
             <w:vAlign w:val="center"/>
           </w:tcPr>
           <w:p>
@@ -9810,7 +9776,7 @@
         </w:tc>
         <w:tc>
           <w:tcPr>
-            <w:tcW w:w="1634" w:type="dxa"/>
+            <w:tcW w:w="2693" w:type="dxa"/>
             <w:vAlign w:val="center"/>
           </w:tcPr>
           <w:p>
@@ -9835,13 +9801,13 @@
                 <w:sz w:val="20"/>
                 <w:szCs w:val="20"/>
               </w:rPr>
-              <w:t>{{competencias0}}</w:t>
-            </w:r>
-          </w:p>
-        </w:tc>
-        <w:tc>
-          <w:tcPr>
-            <w:tcW w:w="1337" w:type="dxa"/>
+              <w:t>{{campotematico0}}</w:t>
+            </w:r>
+          </w:p>
+        </w:tc>
+        <w:tc>
+          <w:tcPr>
+            <w:tcW w:w="1560" w:type="dxa"/>
             <w:vAlign w:val="center"/>
           </w:tcPr>
           <w:p>
@@ -9849,7 +9815,38 @@
               <w:autoSpaceDE w:val="0"/>
               <w:autoSpaceDN w:val="0"/>
               <w:adjustRightInd w:val="0"/>
-              <w:jc w:val="center"/>
+              <w:jc w:val="both"/>
+              <w:rPr>
+                <w:rFonts w:ascii="Arial Nova Cond" w:hAnsi="Arial Nova Cond" w:cs="Arial"/>
+                <w:color w:val="000000"/>
+                <w:kern w:val="0"/>
+                <w:sz w:val="20"/>
+                <w:szCs w:val="20"/>
+              </w:rPr>
+            </w:pPr>
+            <w:r>
+              <w:rPr>
+                <w:rFonts w:ascii="Arial Nova Cond" w:hAnsi="Arial Nova Cond" w:cs="Arial"/>
+                <w:color w:val="000000"/>
+                <w:kern w:val="0"/>
+                <w:sz w:val="20"/>
+                <w:szCs w:val="20"/>
+              </w:rPr>
+              <w:t>{{competencias0}}</w:t>
+            </w:r>
+          </w:p>
+        </w:tc>
+        <w:tc>
+          <w:tcPr>
+            <w:tcW w:w="1399" w:type="dxa"/>
+            <w:vAlign w:val="center"/>
+          </w:tcPr>
+          <w:p>
+            <w:pPr>
+              <w:autoSpaceDE w:val="0"/>
+              <w:autoSpaceDN w:val="0"/>
+              <w:adjustRightInd w:val="0"/>
+              <w:jc w:val="both"/>
               <w:rPr>
                 <w:rFonts w:ascii="Arial Nova Cond" w:hAnsi="Arial Nova Cond" w:cs="Arial"/>
                 <w:color w:val="000000"/>
@@ -9878,7 +9875,7 @@
         </w:trPr>
         <w:tc>
           <w:tcPr>
-            <w:tcW w:w="875" w:type="dxa"/>
+            <w:tcW w:w="818" w:type="dxa"/>
             <w:vMerge/>
             <w:vAlign w:val="center"/>
           </w:tcPr>
@@ -9906,7 +9903,7 @@
         </w:tc>
         <w:tc>
           <w:tcPr>
-            <w:tcW w:w="1095" w:type="dxa"/>
+            <w:tcW w:w="1018" w:type="dxa"/>
             <w:vAlign w:val="center"/>
           </w:tcPr>
           <w:p>
@@ -9944,33 +9941,7 @@
         </w:tc>
         <w:tc>
           <w:tcPr>
-            <w:tcW w:w="1726" w:type="dxa"/>
-            <w:vAlign w:val="center"/>
-          </w:tcPr>
-          <w:p>
-            <w:pPr>
-              <w:pStyle w:val="NormalWeb"/>
-              <w:jc w:val="both"/>
-              <w:rPr>
-                <w:rFonts w:ascii="Arial Nova Cond" w:hAnsi="Arial Nova Cond"/>
-                <w:sz w:val="20"/>
-                <w:szCs w:val="20"/>
-              </w:rPr>
-            </w:pPr>
-            <w:r>
-              <w:rPr>
-                <w:rFonts w:ascii="Arial Nova Cond" w:eastAsia="Calibri" w:hAnsi="Arial Nova Cond"/>
-                <w:sz w:val="20"/>
-                <w:szCs w:val="20"/>
-                <w:lang w:val="es-ES_tradnl"/>
-              </w:rPr>
-              <w:t>{{problemapotencialidad1}}</w:t>
-            </w:r>
-          </w:p>
-        </w:tc>
-        <w:tc>
-          <w:tcPr>
-            <w:tcW w:w="6169" w:type="dxa"/>
+            <w:tcW w:w="5379" w:type="dxa"/>
             <w:vAlign w:val="center"/>
           </w:tcPr>
           <w:p>
@@ -10004,7 +9975,7 @@
         </w:tc>
         <w:tc>
           <w:tcPr>
-            <w:tcW w:w="2015" w:type="dxa"/>
+            <w:tcW w:w="1984" w:type="dxa"/>
             <w:vAlign w:val="center"/>
           </w:tcPr>
           <w:p>
@@ -10035,7 +10006,7 @@
         </w:tc>
         <w:tc>
           <w:tcPr>
-            <w:tcW w:w="1634" w:type="dxa"/>
+            <w:tcW w:w="2693" w:type="dxa"/>
             <w:vAlign w:val="center"/>
           </w:tcPr>
           <w:p>
@@ -10060,13 +10031,13 @@
                 <w:sz w:val="20"/>
                 <w:szCs w:val="20"/>
               </w:rPr>
-              <w:t>{{competencias1}}</w:t>
-            </w:r>
-          </w:p>
-        </w:tc>
-        <w:tc>
-          <w:tcPr>
-            <w:tcW w:w="1337" w:type="dxa"/>
+              <w:t>{{campotematico1}}</w:t>
+            </w:r>
+          </w:p>
+        </w:tc>
+        <w:tc>
+          <w:tcPr>
+            <w:tcW w:w="1560" w:type="dxa"/>
             <w:vAlign w:val="center"/>
           </w:tcPr>
           <w:p>
@@ -10074,7 +10045,38 @@
               <w:autoSpaceDE w:val="0"/>
               <w:autoSpaceDN w:val="0"/>
               <w:adjustRightInd w:val="0"/>
-              <w:jc w:val="center"/>
+              <w:jc w:val="both"/>
+              <w:rPr>
+                <w:rFonts w:ascii="Arial Nova Cond" w:hAnsi="Arial Nova Cond" w:cs="Arial"/>
+                <w:color w:val="000000"/>
+                <w:kern w:val="0"/>
+                <w:sz w:val="20"/>
+                <w:szCs w:val="20"/>
+              </w:rPr>
+            </w:pPr>
+            <w:r>
+              <w:rPr>
+                <w:rFonts w:ascii="Arial Nova Cond" w:hAnsi="Arial Nova Cond" w:cs="Arial"/>
+                <w:color w:val="000000"/>
+                <w:kern w:val="0"/>
+                <w:sz w:val="20"/>
+                <w:szCs w:val="20"/>
+              </w:rPr>
+              <w:t>{{competencias1}}</w:t>
+            </w:r>
+          </w:p>
+        </w:tc>
+        <w:tc>
+          <w:tcPr>
+            <w:tcW w:w="1399" w:type="dxa"/>
+            <w:vAlign w:val="center"/>
+          </w:tcPr>
+          <w:p>
+            <w:pPr>
+              <w:autoSpaceDE w:val="0"/>
+              <w:autoSpaceDN w:val="0"/>
+              <w:adjustRightInd w:val="0"/>
+              <w:jc w:val="both"/>
               <w:rPr>
                 <w:rFonts w:ascii="Arial Nova Cond" w:hAnsi="Arial Nova Cond" w:cs="Arial"/>
                 <w:color w:val="000000"/>
@@ -10103,7 +10105,7 @@
         </w:trPr>
         <w:tc>
           <w:tcPr>
-            <w:tcW w:w="875" w:type="dxa"/>
+            <w:tcW w:w="818" w:type="dxa"/>
             <w:vMerge/>
             <w:vAlign w:val="center"/>
           </w:tcPr>
@@ -10131,7 +10133,7 @@
         </w:tc>
         <w:tc>
           <w:tcPr>
-            <w:tcW w:w="1095" w:type="dxa"/>
+            <w:tcW w:w="1018" w:type="dxa"/>
             <w:vAlign w:val="center"/>
           </w:tcPr>
           <w:p>
@@ -10169,33 +10171,7 @@
         </w:tc>
         <w:tc>
           <w:tcPr>
-            <w:tcW w:w="1726" w:type="dxa"/>
-            <w:vAlign w:val="center"/>
-          </w:tcPr>
-          <w:p>
-            <w:pPr>
-              <w:pStyle w:val="NormalWeb"/>
-              <w:jc w:val="both"/>
-              <w:rPr>
-                <w:rFonts w:ascii="Arial Nova Cond" w:eastAsia="Calibri" w:hAnsi="Arial Nova Cond"/>
-                <w:sz w:val="20"/>
-                <w:szCs w:val="20"/>
-              </w:rPr>
-            </w:pPr>
-            <w:r>
-              <w:rPr>
-                <w:rFonts w:ascii="Arial Nova Cond" w:eastAsia="Calibri" w:hAnsi="Arial Nova Cond"/>
-                <w:sz w:val="20"/>
-                <w:szCs w:val="20"/>
-                <w:lang w:val="es-ES_tradnl"/>
-              </w:rPr>
-              <w:t>{{problemapotencialidad2}}</w:t>
-            </w:r>
-          </w:p>
-        </w:tc>
-        <w:tc>
-          <w:tcPr>
-            <w:tcW w:w="6169" w:type="dxa"/>
+            <w:tcW w:w="5379" w:type="dxa"/>
             <w:vAlign w:val="center"/>
           </w:tcPr>
           <w:p>
@@ -10229,7 +10205,7 @@
         </w:tc>
         <w:tc>
           <w:tcPr>
-            <w:tcW w:w="2015" w:type="dxa"/>
+            <w:tcW w:w="1984" w:type="dxa"/>
             <w:vAlign w:val="center"/>
           </w:tcPr>
           <w:p>
@@ -10260,7 +10236,7 @@
         </w:tc>
         <w:tc>
           <w:tcPr>
-            <w:tcW w:w="1634" w:type="dxa"/>
+            <w:tcW w:w="2693" w:type="dxa"/>
             <w:vAlign w:val="center"/>
           </w:tcPr>
           <w:p>
@@ -10285,13 +10261,13 @@
                 <w:sz w:val="20"/>
                 <w:szCs w:val="20"/>
               </w:rPr>
-              <w:t>{{competencias2}}</w:t>
-            </w:r>
-          </w:p>
-        </w:tc>
-        <w:tc>
-          <w:tcPr>
-            <w:tcW w:w="1337" w:type="dxa"/>
+              <w:t>{{campotematico2}}</w:t>
+            </w:r>
+          </w:p>
+        </w:tc>
+        <w:tc>
+          <w:tcPr>
+            <w:tcW w:w="1560" w:type="dxa"/>
             <w:vAlign w:val="center"/>
           </w:tcPr>
           <w:p>
@@ -10299,7 +10275,38 @@
               <w:autoSpaceDE w:val="0"/>
               <w:autoSpaceDN w:val="0"/>
               <w:adjustRightInd w:val="0"/>
-              <w:jc w:val="center"/>
+              <w:jc w:val="both"/>
+              <w:rPr>
+                <w:rFonts w:ascii="Arial Nova Cond" w:hAnsi="Arial Nova Cond" w:cs="Arial"/>
+                <w:color w:val="000000"/>
+                <w:kern w:val="0"/>
+                <w:sz w:val="20"/>
+                <w:szCs w:val="20"/>
+              </w:rPr>
+            </w:pPr>
+            <w:r>
+              <w:rPr>
+                <w:rFonts w:ascii="Arial Nova Cond" w:hAnsi="Arial Nova Cond" w:cs="Arial"/>
+                <w:color w:val="000000"/>
+                <w:kern w:val="0"/>
+                <w:sz w:val="20"/>
+                <w:szCs w:val="20"/>
+              </w:rPr>
+              <w:t>{{competencias2}}</w:t>
+            </w:r>
+          </w:p>
+        </w:tc>
+        <w:tc>
+          <w:tcPr>
+            <w:tcW w:w="1399" w:type="dxa"/>
+            <w:vAlign w:val="center"/>
+          </w:tcPr>
+          <w:p>
+            <w:pPr>
+              <w:autoSpaceDE w:val="0"/>
+              <w:autoSpaceDN w:val="0"/>
+              <w:adjustRightInd w:val="0"/>
+              <w:jc w:val="both"/>
               <w:rPr>
                 <w:rFonts w:ascii="Arial Nova Cond" w:hAnsi="Arial Nova Cond" w:cs="Arial"/>
                 <w:color w:val="000000"/>
@@ -10328,7 +10335,7 @@
         </w:trPr>
         <w:tc>
           <w:tcPr>
-            <w:tcW w:w="875" w:type="dxa"/>
+            <w:tcW w:w="818" w:type="dxa"/>
             <w:vMerge w:val="restart"/>
             <w:vAlign w:val="center"/>
           </w:tcPr>
@@ -10367,7 +10374,7 @@
         </w:tc>
         <w:tc>
           <w:tcPr>
-            <w:tcW w:w="1095" w:type="dxa"/>
+            <w:tcW w:w="1018" w:type="dxa"/>
             <w:vAlign w:val="center"/>
           </w:tcPr>
           <w:p>
@@ -10405,33 +10412,7 @@
         </w:tc>
         <w:tc>
           <w:tcPr>
-            <w:tcW w:w="1726" w:type="dxa"/>
-            <w:vAlign w:val="center"/>
-          </w:tcPr>
-          <w:p>
-            <w:pPr>
-              <w:pStyle w:val="Sinespaciado"/>
-              <w:jc w:val="both"/>
-              <w:rPr>
-                <w:rFonts w:ascii="Arial Nova Cond" w:eastAsia="Times New Roman" w:hAnsi="Arial Nova Cond" w:cs="Times New Roman"/>
-                <w:sz w:val="20"/>
-                <w:szCs w:val="20"/>
-              </w:rPr>
-            </w:pPr>
-            <w:r>
-              <w:rPr>
-                <w:rFonts w:ascii="Arial Nova Cond" w:eastAsia="Calibri" w:hAnsi="Arial Nova Cond" w:cs="Times New Roman"/>
-                <w:sz w:val="20"/>
-                <w:szCs w:val="20"/>
-                <w:lang w:val="es-ES_tradnl"/>
-              </w:rPr>
-              <w:t>{{problemapotencialidad3}}</w:t>
-            </w:r>
-          </w:p>
-        </w:tc>
-        <w:tc>
-          <w:tcPr>
-            <w:tcW w:w="6169" w:type="dxa"/>
+            <w:tcW w:w="5379" w:type="dxa"/>
             <w:vAlign w:val="center"/>
           </w:tcPr>
           <w:p>
@@ -10466,7 +10447,7 @@
         </w:tc>
         <w:tc>
           <w:tcPr>
-            <w:tcW w:w="2015" w:type="dxa"/>
+            <w:tcW w:w="1984" w:type="dxa"/>
             <w:vAlign w:val="center"/>
           </w:tcPr>
           <w:p>
@@ -10497,7 +10478,7 @@
         </w:tc>
         <w:tc>
           <w:tcPr>
-            <w:tcW w:w="1634" w:type="dxa"/>
+            <w:tcW w:w="2693" w:type="dxa"/>
             <w:vAlign w:val="center"/>
           </w:tcPr>
           <w:p>
@@ -10522,13 +10503,13 @@
                 <w:sz w:val="20"/>
                 <w:szCs w:val="20"/>
               </w:rPr>
-              <w:t>{{competencias3}}</w:t>
-            </w:r>
-          </w:p>
-        </w:tc>
-        <w:tc>
-          <w:tcPr>
-            <w:tcW w:w="1337" w:type="dxa"/>
+              <w:t>{{campotematico3}}</w:t>
+            </w:r>
+          </w:p>
+        </w:tc>
+        <w:tc>
+          <w:tcPr>
+            <w:tcW w:w="1560" w:type="dxa"/>
             <w:vAlign w:val="center"/>
           </w:tcPr>
           <w:p>
@@ -10536,7 +10517,38 @@
               <w:autoSpaceDE w:val="0"/>
               <w:autoSpaceDN w:val="0"/>
               <w:adjustRightInd w:val="0"/>
-              <w:jc w:val="center"/>
+              <w:jc w:val="both"/>
+              <w:rPr>
+                <w:rFonts w:ascii="Arial Nova Cond" w:hAnsi="Arial Nova Cond" w:cs="Arial"/>
+                <w:color w:val="000000"/>
+                <w:kern w:val="0"/>
+                <w:sz w:val="20"/>
+                <w:szCs w:val="20"/>
+              </w:rPr>
+            </w:pPr>
+            <w:r>
+              <w:rPr>
+                <w:rFonts w:ascii="Arial Nova Cond" w:hAnsi="Arial Nova Cond" w:cs="Arial"/>
+                <w:color w:val="000000"/>
+                <w:kern w:val="0"/>
+                <w:sz w:val="20"/>
+                <w:szCs w:val="20"/>
+              </w:rPr>
+              <w:t>{{competencias3}}</w:t>
+            </w:r>
+          </w:p>
+        </w:tc>
+        <w:tc>
+          <w:tcPr>
+            <w:tcW w:w="1399" w:type="dxa"/>
+            <w:vAlign w:val="center"/>
+          </w:tcPr>
+          <w:p>
+            <w:pPr>
+              <w:autoSpaceDE w:val="0"/>
+              <w:autoSpaceDN w:val="0"/>
+              <w:adjustRightInd w:val="0"/>
+              <w:jc w:val="both"/>
               <w:rPr>
                 <w:rFonts w:ascii="Arial Nova Cond" w:hAnsi="Arial Nova Cond" w:cs="Arial"/>
                 <w:color w:val="000000"/>
@@ -10565,7 +10577,7 @@
         </w:trPr>
         <w:tc>
           <w:tcPr>
-            <w:tcW w:w="875" w:type="dxa"/>
+            <w:tcW w:w="818" w:type="dxa"/>
             <w:vMerge/>
             <w:vAlign w:val="center"/>
           </w:tcPr>
@@ -10593,7 +10605,7 @@
         </w:tc>
         <w:tc>
           <w:tcPr>
-            <w:tcW w:w="1095" w:type="dxa"/>
+            <w:tcW w:w="1018" w:type="dxa"/>
             <w:vAlign w:val="center"/>
           </w:tcPr>
           <w:p>
@@ -10631,33 +10643,7 @@
         </w:tc>
         <w:tc>
           <w:tcPr>
-            <w:tcW w:w="1726" w:type="dxa"/>
-            <w:vAlign w:val="center"/>
-          </w:tcPr>
-          <w:p>
-            <w:pPr>
-              <w:pStyle w:val="Sinespaciado"/>
-              <w:jc w:val="both"/>
-              <w:rPr>
-                <w:rFonts w:ascii="Arial Nova Cond" w:hAnsi="Arial Nova Cond"/>
-                <w:sz w:val="20"/>
-                <w:szCs w:val="20"/>
-              </w:rPr>
-            </w:pPr>
-            <w:r>
-              <w:rPr>
-                <w:rFonts w:ascii="Arial Nova Cond" w:eastAsia="Calibri" w:hAnsi="Arial Nova Cond" w:cs="Times New Roman"/>
-                <w:sz w:val="20"/>
-                <w:szCs w:val="20"/>
-                <w:lang w:val="es-ES_tradnl"/>
-              </w:rPr>
-              <w:t>{{problemapotencialidad4}}</w:t>
-            </w:r>
-          </w:p>
-        </w:tc>
-        <w:tc>
-          <w:tcPr>
-            <w:tcW w:w="6169" w:type="dxa"/>
+            <w:tcW w:w="5379" w:type="dxa"/>
             <w:vAlign w:val="center"/>
           </w:tcPr>
           <w:p>
@@ -10692,7 +10678,7 @@
         </w:tc>
         <w:tc>
           <w:tcPr>
-            <w:tcW w:w="2015" w:type="dxa"/>
+            <w:tcW w:w="1984" w:type="dxa"/>
             <w:vAlign w:val="center"/>
           </w:tcPr>
           <w:p>
@@ -10723,7 +10709,7 @@
         </w:tc>
         <w:tc>
           <w:tcPr>
-            <w:tcW w:w="1634" w:type="dxa"/>
+            <w:tcW w:w="2693" w:type="dxa"/>
             <w:vAlign w:val="center"/>
           </w:tcPr>
           <w:p>
@@ -10748,13 +10734,13 @@
                 <w:sz w:val="20"/>
                 <w:szCs w:val="20"/>
               </w:rPr>
-              <w:t>{{competencias4}}</w:t>
-            </w:r>
-          </w:p>
-        </w:tc>
-        <w:tc>
-          <w:tcPr>
-            <w:tcW w:w="1337" w:type="dxa"/>
+              <w:t>{{campotematico4}}</w:t>
+            </w:r>
+          </w:p>
+        </w:tc>
+        <w:tc>
+          <w:tcPr>
+            <w:tcW w:w="1560" w:type="dxa"/>
             <w:vAlign w:val="center"/>
           </w:tcPr>
           <w:p>
@@ -10762,7 +10748,38 @@
               <w:autoSpaceDE w:val="0"/>
               <w:autoSpaceDN w:val="0"/>
               <w:adjustRightInd w:val="0"/>
-              <w:jc w:val="center"/>
+              <w:jc w:val="both"/>
+              <w:rPr>
+                <w:rFonts w:ascii="Arial Nova Cond" w:hAnsi="Arial Nova Cond" w:cs="Arial"/>
+                <w:color w:val="000000"/>
+                <w:kern w:val="0"/>
+                <w:sz w:val="20"/>
+                <w:szCs w:val="20"/>
+              </w:rPr>
+            </w:pPr>
+            <w:r>
+              <w:rPr>
+                <w:rFonts w:ascii="Arial Nova Cond" w:hAnsi="Arial Nova Cond" w:cs="Arial"/>
+                <w:color w:val="000000"/>
+                <w:kern w:val="0"/>
+                <w:sz w:val="20"/>
+                <w:szCs w:val="20"/>
+              </w:rPr>
+              <w:t>{{competencias4}}</w:t>
+            </w:r>
+          </w:p>
+        </w:tc>
+        <w:tc>
+          <w:tcPr>
+            <w:tcW w:w="1399" w:type="dxa"/>
+            <w:vAlign w:val="center"/>
+          </w:tcPr>
+          <w:p>
+            <w:pPr>
+              <w:autoSpaceDE w:val="0"/>
+              <w:autoSpaceDN w:val="0"/>
+              <w:adjustRightInd w:val="0"/>
+              <w:jc w:val="both"/>
               <w:rPr>
                 <w:rFonts w:ascii="Arial Nova Cond" w:hAnsi="Arial Nova Cond" w:cs="Arial"/>
                 <w:color w:val="000000"/>
@@ -10791,7 +10808,7 @@
         </w:trPr>
         <w:tc>
           <w:tcPr>
-            <w:tcW w:w="875" w:type="dxa"/>
+            <w:tcW w:w="818" w:type="dxa"/>
             <w:vMerge w:val="restart"/>
             <w:vAlign w:val="center"/>
           </w:tcPr>
@@ -10830,7 +10847,7 @@
         </w:tc>
         <w:tc>
           <w:tcPr>
-            <w:tcW w:w="1095" w:type="dxa"/>
+            <w:tcW w:w="1018" w:type="dxa"/>
             <w:vAlign w:val="center"/>
           </w:tcPr>
           <w:p>
@@ -10868,34 +10885,7 @@
         </w:tc>
         <w:tc>
           <w:tcPr>
-            <w:tcW w:w="1726" w:type="dxa"/>
-            <w:vAlign w:val="center"/>
-          </w:tcPr>
-          <w:p>
-            <w:pPr>
-              <w:pStyle w:val="Sinespaciado"/>
-              <w:jc w:val="both"/>
-              <w:rPr>
-                <w:rFonts w:ascii="Arial Nova Cond" w:hAnsi="Arial Nova Cond"/>
-                <w:color w:val="000000" w:themeColor="text1"/>
-                <w:sz w:val="20"/>
-                <w:szCs w:val="20"/>
-              </w:rPr>
-            </w:pPr>
-            <w:r>
-              <w:rPr>
-                <w:rFonts w:ascii="Arial Nova Cond" w:eastAsia="Calibri" w:hAnsi="Arial Nova Cond" w:cs="Times New Roman"/>
-                <w:sz w:val="20"/>
-                <w:szCs w:val="20"/>
-                <w:lang w:val="es-ES_tradnl"/>
-              </w:rPr>
-              <w:t>{{problemapotencialidad5}}</w:t>
-            </w:r>
-          </w:p>
-        </w:tc>
-        <w:tc>
-          <w:tcPr>
-            <w:tcW w:w="6169" w:type="dxa"/>
+            <w:tcW w:w="5379" w:type="dxa"/>
             <w:vAlign w:val="center"/>
           </w:tcPr>
           <w:p>
@@ -10924,13 +10914,13 @@
                 <w:szCs w:val="20"/>
                 <w:lang w:val="es-ES_tradnl"/>
               </w:rPr>
-              <w:t>{{situacionsignificativa5}}</w:t>
-            </w:r>
-          </w:p>
-        </w:tc>
-        <w:tc>
-          <w:tcPr>
-            <w:tcW w:w="2015" w:type="dxa"/>
+              <w:t xml:space="preserve">{{situacionsignificativa5}} </w:t>
+            </w:r>
+          </w:p>
+        </w:tc>
+        <w:tc>
+          <w:tcPr>
+            <w:tcW w:w="1984" w:type="dxa"/>
             <w:vAlign w:val="center"/>
           </w:tcPr>
           <w:p>
@@ -10961,7 +10951,7 @@
         </w:tc>
         <w:tc>
           <w:tcPr>
-            <w:tcW w:w="1634" w:type="dxa"/>
+            <w:tcW w:w="2693" w:type="dxa"/>
             <w:vAlign w:val="center"/>
           </w:tcPr>
           <w:p>
@@ -10986,13 +10976,13 @@
                 <w:sz w:val="20"/>
                 <w:szCs w:val="20"/>
               </w:rPr>
-              <w:t>{{competencias5}}</w:t>
-            </w:r>
-          </w:p>
-        </w:tc>
-        <w:tc>
-          <w:tcPr>
-            <w:tcW w:w="1337" w:type="dxa"/>
+              <w:t>{{campotematico5}}</w:t>
+            </w:r>
+          </w:p>
+        </w:tc>
+        <w:tc>
+          <w:tcPr>
+            <w:tcW w:w="1560" w:type="dxa"/>
             <w:vAlign w:val="center"/>
           </w:tcPr>
           <w:p>
@@ -11000,7 +10990,38 @@
               <w:autoSpaceDE w:val="0"/>
               <w:autoSpaceDN w:val="0"/>
               <w:adjustRightInd w:val="0"/>
-              <w:jc w:val="center"/>
+              <w:jc w:val="both"/>
+              <w:rPr>
+                <w:rFonts w:ascii="Arial Nova Cond" w:hAnsi="Arial Nova Cond" w:cs="Arial"/>
+                <w:color w:val="000000"/>
+                <w:kern w:val="0"/>
+                <w:sz w:val="20"/>
+                <w:szCs w:val="20"/>
+              </w:rPr>
+            </w:pPr>
+            <w:r>
+              <w:rPr>
+                <w:rFonts w:ascii="Arial Nova Cond" w:hAnsi="Arial Nova Cond" w:cs="Arial"/>
+                <w:color w:val="000000"/>
+                <w:kern w:val="0"/>
+                <w:sz w:val="20"/>
+                <w:szCs w:val="20"/>
+              </w:rPr>
+              <w:t>{{competencias5}}</w:t>
+            </w:r>
+          </w:p>
+        </w:tc>
+        <w:tc>
+          <w:tcPr>
+            <w:tcW w:w="1399" w:type="dxa"/>
+            <w:vAlign w:val="center"/>
+          </w:tcPr>
+          <w:p>
+            <w:pPr>
+              <w:autoSpaceDE w:val="0"/>
+              <w:autoSpaceDN w:val="0"/>
+              <w:adjustRightInd w:val="0"/>
+              <w:jc w:val="both"/>
               <w:rPr>
                 <w:rFonts w:ascii="Arial Nova Cond" w:hAnsi="Arial Nova Cond" w:cs="Arial"/>
                 <w:color w:val="000000"/>
@@ -11029,7 +11050,7 @@
         </w:trPr>
         <w:tc>
           <w:tcPr>
-            <w:tcW w:w="875" w:type="dxa"/>
+            <w:tcW w:w="818" w:type="dxa"/>
             <w:vMerge/>
             <w:vAlign w:val="center"/>
           </w:tcPr>
@@ -11057,7 +11078,7 @@
         </w:tc>
         <w:tc>
           <w:tcPr>
-            <w:tcW w:w="1095" w:type="dxa"/>
+            <w:tcW w:w="1018" w:type="dxa"/>
             <w:vAlign w:val="center"/>
           </w:tcPr>
           <w:p>
@@ -11095,33 +11116,7 @@
         </w:tc>
         <w:tc>
           <w:tcPr>
-            <w:tcW w:w="1726" w:type="dxa"/>
-            <w:vAlign w:val="center"/>
-          </w:tcPr>
-          <w:p>
-            <w:pPr>
-              <w:pStyle w:val="Sinespaciado"/>
-              <w:jc w:val="both"/>
-              <w:rPr>
-                <w:rFonts w:ascii="Arial Nova Cond" w:hAnsi="Arial Nova Cond"/>
-                <w:sz w:val="20"/>
-                <w:szCs w:val="20"/>
-              </w:rPr>
-            </w:pPr>
-            <w:r>
-              <w:rPr>
-                <w:rFonts w:ascii="Arial Nova Cond" w:eastAsia="Calibri" w:hAnsi="Arial Nova Cond" w:cs="Times New Roman"/>
-                <w:sz w:val="20"/>
-                <w:szCs w:val="20"/>
-                <w:lang w:val="es-ES_tradnl"/>
-              </w:rPr>
-              <w:t>{{problemapotencialidad6}}</w:t>
-            </w:r>
-          </w:p>
-        </w:tc>
-        <w:tc>
-          <w:tcPr>
-            <w:tcW w:w="6169" w:type="dxa"/>
+            <w:tcW w:w="5379" w:type="dxa"/>
             <w:vAlign w:val="center"/>
           </w:tcPr>
           <w:p>
@@ -11155,7 +11150,7 @@
         </w:tc>
         <w:tc>
           <w:tcPr>
-            <w:tcW w:w="2015" w:type="dxa"/>
+            <w:tcW w:w="1984" w:type="dxa"/>
             <w:vAlign w:val="center"/>
           </w:tcPr>
           <w:p>
@@ -11186,7 +11181,7 @@
         </w:tc>
         <w:tc>
           <w:tcPr>
-            <w:tcW w:w="1634" w:type="dxa"/>
+            <w:tcW w:w="2693" w:type="dxa"/>
             <w:vAlign w:val="center"/>
           </w:tcPr>
           <w:p>
@@ -11211,13 +11206,13 @@
                 <w:sz w:val="20"/>
                 <w:szCs w:val="20"/>
               </w:rPr>
-              <w:t>{{competencias6}}</w:t>
-            </w:r>
-          </w:p>
-        </w:tc>
-        <w:tc>
-          <w:tcPr>
-            <w:tcW w:w="1337" w:type="dxa"/>
+              <w:t>{{campotematico6}}</w:t>
+            </w:r>
+          </w:p>
+        </w:tc>
+        <w:tc>
+          <w:tcPr>
+            <w:tcW w:w="1560" w:type="dxa"/>
             <w:vAlign w:val="center"/>
           </w:tcPr>
           <w:p>
@@ -11225,7 +11220,38 @@
               <w:autoSpaceDE w:val="0"/>
               <w:autoSpaceDN w:val="0"/>
               <w:adjustRightInd w:val="0"/>
-              <w:jc w:val="center"/>
+              <w:jc w:val="both"/>
+              <w:rPr>
+                <w:rFonts w:ascii="Arial Nova Cond" w:hAnsi="Arial Nova Cond" w:cs="Arial"/>
+                <w:color w:val="000000"/>
+                <w:kern w:val="0"/>
+                <w:sz w:val="20"/>
+                <w:szCs w:val="20"/>
+              </w:rPr>
+            </w:pPr>
+            <w:r>
+              <w:rPr>
+                <w:rFonts w:ascii="Arial Nova Cond" w:hAnsi="Arial Nova Cond" w:cs="Arial"/>
+                <w:color w:val="000000"/>
+                <w:kern w:val="0"/>
+                <w:sz w:val="20"/>
+                <w:szCs w:val="20"/>
+              </w:rPr>
+              <w:t>{{competencias6}}</w:t>
+            </w:r>
+          </w:p>
+        </w:tc>
+        <w:tc>
+          <w:tcPr>
+            <w:tcW w:w="1399" w:type="dxa"/>
+            <w:vAlign w:val="center"/>
+          </w:tcPr>
+          <w:p>
+            <w:pPr>
+              <w:autoSpaceDE w:val="0"/>
+              <w:autoSpaceDN w:val="0"/>
+              <w:adjustRightInd w:val="0"/>
+              <w:jc w:val="both"/>
               <w:rPr>
                 <w:rFonts w:ascii="Arial Nova Cond" w:hAnsi="Arial Nova Cond" w:cs="Arial"/>
                 <w:color w:val="000000"/>
@@ -11254,7 +11280,7 @@
         </w:trPr>
         <w:tc>
           <w:tcPr>
-            <w:tcW w:w="875" w:type="dxa"/>
+            <w:tcW w:w="818" w:type="dxa"/>
             <w:vMerge w:val="restart"/>
             <w:vAlign w:val="center"/>
           </w:tcPr>
@@ -11293,7 +11319,7 @@
         </w:tc>
         <w:tc>
           <w:tcPr>
-            <w:tcW w:w="1095" w:type="dxa"/>
+            <w:tcW w:w="1018" w:type="dxa"/>
             <w:vAlign w:val="center"/>
           </w:tcPr>
           <w:p>
@@ -11331,7 +11357,7 @@
         </w:tc>
         <w:tc>
           <w:tcPr>
-            <w:tcW w:w="1726" w:type="dxa"/>
+            <w:tcW w:w="5379" w:type="dxa"/>
             <w:vAlign w:val="center"/>
           </w:tcPr>
           <w:p>
@@ -11344,62 +11370,28 @@
               </w:tabs>
               <w:spacing w:line="276" w:lineRule="auto"/>
               <w:ind w:left="0"/>
+              <w:jc w:val="both"/>
+              <w:rPr>
+                <w:rFonts w:ascii="Arial Nova Cond" w:hAnsi="Arial Nova Cond"/>
+                <w:color w:val="000000" w:themeColor="text1"/>
+                <w:sz w:val="20"/>
+                <w:szCs w:val="20"/>
+              </w:rPr>
+            </w:pPr>
+            <w:r>
               <w:rPr>
                 <w:rFonts w:ascii="Arial Nova Cond" w:eastAsia="Calibri" w:hAnsi="Arial Nova Cond" w:cs="Times New Roman"/>
-                <w:color w:val="000000" w:themeColor="text1"/>
                 <w:sz w:val="20"/>
                 <w:szCs w:val="20"/>
                 <w:lang w:val="es-ES_tradnl"/>
               </w:rPr>
-            </w:pPr>
-            <w:r>
-              <w:rPr>
-                <w:rFonts w:ascii="Arial Nova Cond" w:eastAsia="Calibri" w:hAnsi="Arial Nova Cond" w:cs="Times New Roman"/>
-                <w:sz w:val="20"/>
-                <w:szCs w:val="20"/>
-                <w:lang w:val="es-ES_tradnl"/>
-              </w:rPr>
-              <w:t>{{problemapotencialidad7}}</w:t>
-            </w:r>
-          </w:p>
-        </w:tc>
-        <w:tc>
-          <w:tcPr>
-            <w:tcW w:w="6169" w:type="dxa"/>
-            <w:vAlign w:val="center"/>
-          </w:tcPr>
-          <w:p>
-            <w:pPr>
-              <w:pStyle w:val="Prrafodelista"/>
-              <w:tabs>
-                <w:tab w:val="left" w:pos="0"/>
-                <w:tab w:val="left" w:pos="142"/>
-                <w:tab w:val="left" w:pos="284"/>
-              </w:tabs>
-              <w:spacing w:line="276" w:lineRule="auto"/>
-              <w:ind w:left="0"/>
-              <w:jc w:val="both"/>
-              <w:rPr>
-                <w:rFonts w:ascii="Arial Nova Cond" w:hAnsi="Arial Nova Cond"/>
-                <w:color w:val="000000" w:themeColor="text1"/>
-                <w:sz w:val="20"/>
-                <w:szCs w:val="20"/>
-              </w:rPr>
-            </w:pPr>
-            <w:r>
-              <w:rPr>
-                <w:rFonts w:ascii="Arial Nova Cond" w:eastAsia="Calibri" w:hAnsi="Arial Nova Cond" w:cs="Times New Roman"/>
-                <w:sz w:val="20"/>
-                <w:szCs w:val="20"/>
-                <w:lang w:val="es-ES_tradnl"/>
-              </w:rPr>
               <w:t>{{situacionsignificativa7}}</w:t>
             </w:r>
           </w:p>
         </w:tc>
         <w:tc>
           <w:tcPr>
-            <w:tcW w:w="2015" w:type="dxa"/>
+            <w:tcW w:w="1984" w:type="dxa"/>
             <w:vAlign w:val="center"/>
           </w:tcPr>
           <w:p>
@@ -11430,7 +11422,7 @@
         </w:tc>
         <w:tc>
           <w:tcPr>
-            <w:tcW w:w="1634" w:type="dxa"/>
+            <w:tcW w:w="2693" w:type="dxa"/>
             <w:vAlign w:val="center"/>
           </w:tcPr>
           <w:p>
@@ -11455,13 +11447,13 @@
                 <w:sz w:val="20"/>
                 <w:szCs w:val="20"/>
               </w:rPr>
-              <w:t>{{competencias7}}</w:t>
-            </w:r>
-          </w:p>
-        </w:tc>
-        <w:tc>
-          <w:tcPr>
-            <w:tcW w:w="1337" w:type="dxa"/>
+              <w:t>{{campotematico7}}</w:t>
+            </w:r>
+          </w:p>
+        </w:tc>
+        <w:tc>
+          <w:tcPr>
+            <w:tcW w:w="1560" w:type="dxa"/>
             <w:vAlign w:val="center"/>
           </w:tcPr>
           <w:p>
@@ -11469,7 +11461,38 @@
               <w:autoSpaceDE w:val="0"/>
               <w:autoSpaceDN w:val="0"/>
               <w:adjustRightInd w:val="0"/>
-              <w:jc w:val="center"/>
+              <w:jc w:val="both"/>
+              <w:rPr>
+                <w:rFonts w:ascii="Arial Nova Cond" w:hAnsi="Arial Nova Cond" w:cs="Arial"/>
+                <w:color w:val="000000"/>
+                <w:kern w:val="0"/>
+                <w:sz w:val="20"/>
+                <w:szCs w:val="20"/>
+              </w:rPr>
+            </w:pPr>
+            <w:r>
+              <w:rPr>
+                <w:rFonts w:ascii="Arial Nova Cond" w:hAnsi="Arial Nova Cond" w:cs="Arial"/>
+                <w:color w:val="000000"/>
+                <w:kern w:val="0"/>
+                <w:sz w:val="20"/>
+                <w:szCs w:val="20"/>
+              </w:rPr>
+              <w:t>{{competencias7}}</w:t>
+            </w:r>
+          </w:p>
+        </w:tc>
+        <w:tc>
+          <w:tcPr>
+            <w:tcW w:w="1399" w:type="dxa"/>
+            <w:vAlign w:val="center"/>
+          </w:tcPr>
+          <w:p>
+            <w:pPr>
+              <w:autoSpaceDE w:val="0"/>
+              <w:autoSpaceDN w:val="0"/>
+              <w:adjustRightInd w:val="0"/>
+              <w:jc w:val="both"/>
               <w:rPr>
                 <w:rFonts w:ascii="Arial Nova Cond" w:hAnsi="Arial Nova Cond" w:cs="Arial"/>
                 <w:color w:val="000000"/>
@@ -11498,7 +11521,7 @@
         </w:trPr>
         <w:tc>
           <w:tcPr>
-            <w:tcW w:w="875" w:type="dxa"/>
+            <w:tcW w:w="818" w:type="dxa"/>
             <w:vMerge/>
             <w:vAlign w:val="center"/>
           </w:tcPr>
@@ -11526,7 +11549,7 @@
         </w:tc>
         <w:tc>
           <w:tcPr>
-            <w:tcW w:w="1095" w:type="dxa"/>
+            <w:tcW w:w="1018" w:type="dxa"/>
             <w:vAlign w:val="center"/>
           </w:tcPr>
           <w:p>
@@ -11564,7 +11587,7 @@
         </w:tc>
         <w:tc>
           <w:tcPr>
-            <w:tcW w:w="1726" w:type="dxa"/>
+            <w:tcW w:w="5379" w:type="dxa"/>
             <w:vAlign w:val="center"/>
           </w:tcPr>
           <w:p>
@@ -11577,6 +11600,7 @@
               </w:tabs>
               <w:spacing w:line="276" w:lineRule="auto"/>
               <w:ind w:left="0"/>
+              <w:jc w:val="both"/>
               <w:rPr>
                 <w:rFonts w:ascii="Arial Nova Cond" w:eastAsia="Calibri" w:hAnsi="Arial Nova Cond" w:cs="Times New Roman"/>
                 <w:color w:val="000000" w:themeColor="text1"/>
@@ -11592,48 +11616,13 @@
                 <w:szCs w:val="20"/>
                 <w:lang w:val="es-ES_tradnl"/>
               </w:rPr>
-              <w:t>{{problemapotencialidad8}}</w:t>
-            </w:r>
-          </w:p>
-        </w:tc>
-        <w:tc>
-          <w:tcPr>
-            <w:tcW w:w="6169" w:type="dxa"/>
-            <w:vAlign w:val="center"/>
-          </w:tcPr>
-          <w:p>
-            <w:pPr>
-              <w:pStyle w:val="Prrafodelista"/>
-              <w:tabs>
-                <w:tab w:val="left" w:pos="0"/>
-                <w:tab w:val="left" w:pos="142"/>
-                <w:tab w:val="left" w:pos="284"/>
-              </w:tabs>
-              <w:spacing w:line="276" w:lineRule="auto"/>
-              <w:ind w:left="0"/>
-              <w:jc w:val="both"/>
-              <w:rPr>
-                <w:rFonts w:ascii="Arial Nova Cond" w:eastAsia="Calibri" w:hAnsi="Arial Nova Cond" w:cs="Times New Roman"/>
-                <w:color w:val="000000" w:themeColor="text1"/>
-                <w:sz w:val="20"/>
-                <w:szCs w:val="20"/>
-                <w:lang w:val="es-ES_tradnl"/>
-              </w:rPr>
-            </w:pPr>
-            <w:r>
-              <w:rPr>
-                <w:rFonts w:ascii="Arial Nova Cond" w:eastAsia="Calibri" w:hAnsi="Arial Nova Cond" w:cs="Times New Roman"/>
-                <w:sz w:val="20"/>
-                <w:szCs w:val="20"/>
-                <w:lang w:val="es-ES_tradnl"/>
-              </w:rPr>
               <w:t>{{situacionsignificativa8}}</w:t>
             </w:r>
           </w:p>
         </w:tc>
         <w:tc>
           <w:tcPr>
-            <w:tcW w:w="2015" w:type="dxa"/>
+            <w:tcW w:w="1984" w:type="dxa"/>
             <w:vAlign w:val="center"/>
           </w:tcPr>
           <w:p>
@@ -11663,7 +11652,7 @@
         </w:tc>
         <w:tc>
           <w:tcPr>
-            <w:tcW w:w="1634" w:type="dxa"/>
+            <w:tcW w:w="2693" w:type="dxa"/>
             <w:vAlign w:val="center"/>
           </w:tcPr>
           <w:p>
@@ -11688,13 +11677,13 @@
                 <w:sz w:val="20"/>
                 <w:szCs w:val="20"/>
               </w:rPr>
-              <w:t>{{competencias8}}</w:t>
-            </w:r>
-          </w:p>
-        </w:tc>
-        <w:tc>
-          <w:tcPr>
-            <w:tcW w:w="1337" w:type="dxa"/>
+              <w:t>{{campotematico8}}</w:t>
+            </w:r>
+          </w:p>
+        </w:tc>
+        <w:tc>
+          <w:tcPr>
+            <w:tcW w:w="1560" w:type="dxa"/>
             <w:vAlign w:val="center"/>
           </w:tcPr>
           <w:p>
@@ -11702,7 +11691,38 @@
               <w:autoSpaceDE w:val="0"/>
               <w:autoSpaceDN w:val="0"/>
               <w:adjustRightInd w:val="0"/>
-              <w:jc w:val="center"/>
+              <w:jc w:val="both"/>
+              <w:rPr>
+                <w:rFonts w:ascii="Arial Nova Cond" w:hAnsi="Arial Nova Cond" w:cs="Arial"/>
+                <w:color w:val="000000"/>
+                <w:kern w:val="0"/>
+                <w:sz w:val="20"/>
+                <w:szCs w:val="20"/>
+              </w:rPr>
+            </w:pPr>
+            <w:r>
+              <w:rPr>
+                <w:rFonts w:ascii="Arial Nova Cond" w:hAnsi="Arial Nova Cond" w:cs="Arial"/>
+                <w:color w:val="000000"/>
+                <w:kern w:val="0"/>
+                <w:sz w:val="20"/>
+                <w:szCs w:val="20"/>
+              </w:rPr>
+              <w:t>{{competencias8}}</w:t>
+            </w:r>
+          </w:p>
+        </w:tc>
+        <w:tc>
+          <w:tcPr>
+            <w:tcW w:w="1399" w:type="dxa"/>
+            <w:vAlign w:val="center"/>
+          </w:tcPr>
+          <w:p>
+            <w:pPr>
+              <w:autoSpaceDE w:val="0"/>
+              <w:autoSpaceDN w:val="0"/>
+              <w:adjustRightInd w:val="0"/>
+              <w:jc w:val="both"/>
               <w:rPr>
                 <w:rFonts w:ascii="Arial Nova Cond" w:hAnsi="Arial Nova Cond" w:cs="Arial"/>
                 <w:color w:val="000000"/>
@@ -24397,7 +24417,7 @@
 </file>
 
 <file path=word/endnotes.xml><?xml version="1.0" encoding="utf-8"?>
-<w:endnotes xmlns:wpc="http://schemas.microsoft.com/office/word/2010/wordprocessingCanvas" xmlns:cx="http://schemas.microsoft.com/office/drawing/2014/chartex" xmlns:cx1="http://schemas.microsoft.com/office/drawing/2015/9/8/chartex" xmlns:cx2="http://schemas.microsoft.com/office/drawing/2015/10/21/chartex" xmlns:cx3="http://schemas.microsoft.com/office/drawing/2016/5/9/chartex" xmlns:cx4="http://schemas.microsoft.com/office/drawing/2016/5/10/chartex" xmlns:cx5="http://schemas.microsoft.com/office/drawing/2016/5/11/chartex" xmlns:cx6="http://schemas.microsoft.com/office/drawing/2016/5/12/chartex" xmlns:cx7="http://schemas.microsoft.com/office/drawing/2016/5/13/chartex" xmlns:cx8="http://schemas.microsoft.com/office/drawing/2016/5/14/chartex" xmlns:mc="http://schemas.openxmlformats.org/markup-compatibility/2006" xmlns:aink="http://schemas.microsoft.com/office/drawing/2016/ink" xmlns:am3d="http://schemas.microsoft.com/office/drawing/2017/model3d" xmlns:o="urn:schemas-microsoft-com:office:office" xmlns:oel="http://schemas.microsoft.com/office/2019/extlst" xmlns:r="http://schemas.openxmlformats.org/officeDocument/2006/relationships" xmlns:m="http://schemas.openxmlformats.org/officeDocument/2006/math" xmlns:v="urn:schemas-microsoft-com:vml" xmlns:wp14="http://schemas.microsoft.com/office/word/2010/wordprocessingDrawing" xmlns:wp="http://schemas.openxmlformats.org/drawingml/2006/wordprocessingDrawing" xmlns:w10="urn:schemas-microsoft-com:office:word" xmlns:w="http://schemas.openxmlformats.org/wordprocessingml/2006/main" xmlns:w14="http://schemas.microsoft.com/office/word/2010/wordml" xmlns:w15="http://schemas.microsoft.com/office/word/2012/wordml" xmlns:w16cex="http://schemas.microsoft.com/office/word/2018/wordml/cex" xmlns:w16cid="http://schemas.microsoft.com/office/word/2016/wordml/cid" xmlns:w16="http://schemas.microsoft.com/office/word/2018/wordml" xmlns:w16du="http://schemas.microsoft.com/office/word/2023/wordml/word16du" xmlns:w16sdtdh="http://schemas.microsoft.com/office/word/2020/wordml/sdtdatahash" xmlns:w16se="http://schemas.microsoft.com/office/word/2015/wordml/symex" xmlns:wpg="http://schemas.microsoft.com/office/word/2010/wordprocessingGroup" xmlns:wpi="http://schemas.microsoft.com/office/word/2010/wordprocessingInk" xmlns:wne="http://schemas.microsoft.com/office/word/2006/wordml" xmlns:wps="http://schemas.microsoft.com/office/word/2010/wordprocessingShape" mc:Ignorable="w14 w15 w16se w16cid w16 w16cex w16sdtdh w16du wp14">
+<w:endnotes xmlns:wpc="http://schemas.microsoft.com/office/word/2010/wordprocessingCanvas" xmlns:cx="http://schemas.microsoft.com/office/drawing/2014/chartex" xmlns:cx1="http://schemas.microsoft.com/office/drawing/2015/9/8/chartex" xmlns:cx2="http://schemas.microsoft.com/office/drawing/2015/10/21/chartex" xmlns:cx3="http://schemas.microsoft.com/office/drawing/2016/5/9/chartex" xmlns:cx4="http://schemas.microsoft.com/office/drawing/2016/5/10/chartex" xmlns:cx5="http://schemas.microsoft.com/office/drawing/2016/5/11/chartex" xmlns:cx6="http://schemas.microsoft.com/office/drawing/2016/5/12/chartex" xmlns:cx7="http://schemas.microsoft.com/office/drawing/2016/5/13/chartex" xmlns:cx8="http://schemas.microsoft.com/office/drawing/2016/5/14/chartex" xmlns:mc="http://schemas.openxmlformats.org/markup-compatibility/2006" xmlns:aink="http://schemas.microsoft.com/office/drawing/2016/ink" xmlns:am3d="http://schemas.microsoft.com/office/drawing/2017/model3d" xmlns:o="urn:schemas-microsoft-com:office:office" xmlns:oel="http://schemas.microsoft.com/office/2019/extlst" xmlns:r="http://schemas.openxmlformats.org/officeDocument/2006/relationships" xmlns:m="http://schemas.openxmlformats.org/officeDocument/2006/math" xmlns:v="urn:schemas-microsoft-com:vml" xmlns:wp14="http://schemas.microsoft.com/office/word/2010/wordprocessingDrawing" xmlns:wp="http://schemas.openxmlformats.org/drawingml/2006/wordprocessingDrawing" xmlns:w10="urn:schemas-microsoft-com:office:word" xmlns:w="http://schemas.openxmlformats.org/wordprocessingml/2006/main" xmlns:w14="http://schemas.microsoft.com/office/word/2010/wordml" xmlns:w15="http://schemas.microsoft.com/office/word/2012/wordml" xmlns:w16cex="http://schemas.microsoft.com/office/word/2018/wordml/cex" xmlns:w16cid="http://schemas.microsoft.com/office/word/2016/wordml/cid" xmlns:w16="http://schemas.microsoft.com/office/word/2018/wordml" xmlns:w16du="http://schemas.microsoft.com/office/word/2023/wordml/word16du" xmlns:w16sdtdh="http://schemas.microsoft.com/office/word/2020/wordml/sdtdatahash" xmlns:w16sdtfl="http://schemas.microsoft.com/office/word/2024/wordml/sdtformatlock" xmlns:w16se="http://schemas.microsoft.com/office/word/2015/wordml/symex" xmlns:wpg="http://schemas.microsoft.com/office/word/2010/wordprocessingGroup" xmlns:wpi="http://schemas.microsoft.com/office/word/2010/wordprocessingInk" xmlns:wne="http://schemas.microsoft.com/office/word/2006/wordml" xmlns:wps="http://schemas.microsoft.com/office/word/2010/wordprocessingShape" mc:Ignorable="w14 w15 w16se w16cid w16 w16cex w16sdtdh w16sdtfl w16du wp14">
   <w:endnote w:type="separator" w:id="-1">
     <w:p>
       <w:pPr>
@@ -24422,7 +24442,7 @@
 </file>
 
 <file path=word/footer1.xml><?xml version="1.0" encoding="utf-8"?>
-<w:ftr xmlns:wpc="http://schemas.microsoft.com/office/word/2010/wordprocessingCanvas" xmlns:cx="http://schemas.microsoft.com/office/drawing/2014/chartex" xmlns:cx1="http://schemas.microsoft.com/office/drawing/2015/9/8/chartex" xmlns:cx2="http://schemas.microsoft.com/office/drawing/2015/10/21/chartex" xmlns:cx3="http://schemas.microsoft.com/office/drawing/2016/5/9/chartex" xmlns:cx4="http://schemas.microsoft.com/office/drawing/2016/5/10/chartex" xmlns:cx5="http://schemas.microsoft.com/office/drawing/2016/5/11/chartex" xmlns:cx6="http://schemas.microsoft.com/office/drawing/2016/5/12/chartex" xmlns:cx7="http://schemas.microsoft.com/office/drawing/2016/5/13/chartex" xmlns:cx8="http://schemas.microsoft.com/office/drawing/2016/5/14/chartex" xmlns:mc="http://schemas.openxmlformats.org/markup-compatibility/2006" xmlns:aink="http://schemas.microsoft.com/office/drawing/2016/ink" xmlns:am3d="http://schemas.microsoft.com/office/drawing/2017/model3d" xmlns:o="urn:schemas-microsoft-com:office:office" xmlns:oel="http://schemas.microsoft.com/office/2019/extlst" xmlns:r="http://schemas.openxmlformats.org/officeDocument/2006/relationships" xmlns:m="http://schemas.openxmlformats.org/officeDocument/2006/math" xmlns:v="urn:schemas-microsoft-com:vml" xmlns:wp14="http://schemas.microsoft.com/office/word/2010/wordprocessingDrawing" xmlns:wp="http://schemas.openxmlformats.org/drawingml/2006/wordprocessingDrawing" xmlns:w10="urn:schemas-microsoft-com:office:word" xmlns:w="http://schemas.openxmlformats.org/wordprocessingml/2006/main" xmlns:w14="http://schemas.microsoft.com/office/word/2010/wordml" xmlns:w15="http://schemas.microsoft.com/office/word/2012/wordml" xmlns:w16cex="http://schemas.microsoft.com/office/word/2018/wordml/cex" xmlns:w16cid="http://schemas.microsoft.com/office/word/2016/wordml/cid" xmlns:w16="http://schemas.microsoft.com/office/word/2018/wordml" xmlns:w16du="http://schemas.microsoft.com/office/word/2023/wordml/word16du" xmlns:w16sdtdh="http://schemas.microsoft.com/office/word/2020/wordml/sdtdatahash" xmlns:w16se="http://schemas.microsoft.com/office/word/2015/wordml/symex" xmlns:wpg="http://schemas.microsoft.com/office/word/2010/wordprocessingGroup" xmlns:wpi="http://schemas.microsoft.com/office/word/2010/wordprocessingInk" xmlns:wne="http://schemas.microsoft.com/office/word/2006/wordml" xmlns:wps="http://schemas.microsoft.com/office/word/2010/wordprocessingShape" mc:Ignorable="w14 w15 w16se w16cid w16 w16cex w16sdtdh w16du wp14">
+<w:ftr xmlns:wpc="http://schemas.microsoft.com/office/word/2010/wordprocessingCanvas" xmlns:cx="http://schemas.microsoft.com/office/drawing/2014/chartex" xmlns:cx1="http://schemas.microsoft.com/office/drawing/2015/9/8/chartex" xmlns:cx2="http://schemas.microsoft.com/office/drawing/2015/10/21/chartex" xmlns:cx3="http://schemas.microsoft.com/office/drawing/2016/5/9/chartex" xmlns:cx4="http://schemas.microsoft.com/office/drawing/2016/5/10/chartex" xmlns:cx5="http://schemas.microsoft.com/office/drawing/2016/5/11/chartex" xmlns:cx6="http://schemas.microsoft.com/office/drawing/2016/5/12/chartex" xmlns:cx7="http://schemas.microsoft.com/office/drawing/2016/5/13/chartex" xmlns:cx8="http://schemas.microsoft.com/office/drawing/2016/5/14/chartex" xmlns:mc="http://schemas.openxmlformats.org/markup-compatibility/2006" xmlns:aink="http://schemas.microsoft.com/office/drawing/2016/ink" xmlns:am3d="http://schemas.microsoft.com/office/drawing/2017/model3d" xmlns:o="urn:schemas-microsoft-com:office:office" xmlns:oel="http://schemas.microsoft.com/office/2019/extlst" xmlns:r="http://schemas.openxmlformats.org/officeDocument/2006/relationships" xmlns:m="http://schemas.openxmlformats.org/officeDocument/2006/math" xmlns:v="urn:schemas-microsoft-com:vml" xmlns:wp14="http://schemas.microsoft.com/office/word/2010/wordprocessingDrawing" xmlns:wp="http://schemas.openxmlformats.org/drawingml/2006/wordprocessingDrawing" xmlns:w10="urn:schemas-microsoft-com:office:word" xmlns:w="http://schemas.openxmlformats.org/wordprocessingml/2006/main" xmlns:w14="http://schemas.microsoft.com/office/word/2010/wordml" xmlns:w15="http://schemas.microsoft.com/office/word/2012/wordml" xmlns:w16cex="http://schemas.microsoft.com/office/word/2018/wordml/cex" xmlns:w16cid="http://schemas.microsoft.com/office/word/2016/wordml/cid" xmlns:w16="http://schemas.microsoft.com/office/word/2018/wordml" xmlns:w16du="http://schemas.microsoft.com/office/word/2023/wordml/word16du" xmlns:w16sdtdh="http://schemas.microsoft.com/office/word/2020/wordml/sdtdatahash" xmlns:w16sdtfl="http://schemas.microsoft.com/office/word/2024/wordml/sdtformatlock" xmlns:w16se="http://schemas.microsoft.com/office/word/2015/wordml/symex" xmlns:wpg="http://schemas.microsoft.com/office/word/2010/wordprocessingGroup" xmlns:wpi="http://schemas.microsoft.com/office/word/2010/wordprocessingInk" xmlns:wne="http://schemas.microsoft.com/office/word/2006/wordml" xmlns:wps="http://schemas.microsoft.com/office/word/2010/wordprocessingShape" mc:Ignorable="w14 w15 w16se w16cid w16 w16cex w16sdtdh w16sdtfl w16du wp14">
   <w:p>
     <w:pPr>
       <w:pStyle w:val="Piedepgina"/>
@@ -24887,7 +24907,7 @@
 </file>
 
 <file path=word/footnotes.xml><?xml version="1.0" encoding="utf-8"?>
-<w:footnotes xmlns:wpc="http://schemas.microsoft.com/office/word/2010/wordprocessingCanvas" xmlns:cx="http://schemas.microsoft.com/office/drawing/2014/chartex" xmlns:cx1="http://schemas.microsoft.com/office/drawing/2015/9/8/chartex" xmlns:cx2="http://schemas.microsoft.com/office/drawing/2015/10/21/chartex" xmlns:cx3="http://schemas.microsoft.com/office/drawing/2016/5/9/chartex" xmlns:cx4="http://schemas.microsoft.com/office/drawing/2016/5/10/chartex" xmlns:cx5="http://schemas.microsoft.com/office/drawing/2016/5/11/chartex" xmlns:cx6="http://schemas.microsoft.com/office/drawing/2016/5/12/chartex" xmlns:cx7="http://schemas.microsoft.com/office/drawing/2016/5/13/chartex" xmlns:cx8="http://schemas.microsoft.com/office/drawing/2016/5/14/chartex" xmlns:mc="http://schemas.openxmlformats.org/markup-compatibility/2006" xmlns:aink="http://schemas.microsoft.com/office/drawing/2016/ink" xmlns:am3d="http://schemas.microsoft.com/office/drawing/2017/model3d" xmlns:o="urn:schemas-microsoft-com:office:office" xmlns:oel="http://schemas.microsoft.com/office/2019/extlst" xmlns:r="http://schemas.openxmlformats.org/officeDocument/2006/relationships" xmlns:m="http://schemas.openxmlformats.org/officeDocument/2006/math" xmlns:v="urn:schemas-microsoft-com:vml" xmlns:wp14="http://schemas.microsoft.com/office/word/2010/wordprocessingDrawing" xmlns:wp="http://schemas.openxmlformats.org/drawingml/2006/wordprocessingDrawing" xmlns:w10="urn:schemas-microsoft-com:office:word" xmlns:w="http://schemas.openxmlformats.org/wordprocessingml/2006/main" xmlns:w14="http://schemas.microsoft.com/office/word/2010/wordml" xmlns:w15="http://schemas.microsoft.com/office/word/2012/wordml" xmlns:w16cex="http://schemas.microsoft.com/office/word/2018/wordml/cex" xmlns:w16cid="http://schemas.microsoft.com/office/word/2016/wordml/cid" xmlns:w16="http://schemas.microsoft.com/office/word/2018/wordml" xmlns:w16du="http://schemas.microsoft.com/office/word/2023/wordml/word16du" xmlns:w16sdtdh="http://schemas.microsoft.com/office/word/2020/wordml/sdtdatahash" xmlns:w16se="http://schemas.microsoft.com/office/word/2015/wordml/symex" xmlns:wpg="http://schemas.microsoft.com/office/word/2010/wordprocessingGroup" xmlns:wpi="http://schemas.microsoft.com/office/word/2010/wordprocessingInk" xmlns:wne="http://schemas.microsoft.com/office/word/2006/wordml" xmlns:wps="http://schemas.microsoft.com/office/word/2010/wordprocessingShape" mc:Ignorable="w14 w15 w16se w16cid w16 w16cex w16sdtdh w16du wp14">
+<w:footnotes xmlns:wpc="http://schemas.microsoft.com/office/word/2010/wordprocessingCanvas" xmlns:cx="http://schemas.microsoft.com/office/drawing/2014/chartex" xmlns:cx1="http://schemas.microsoft.com/office/drawing/2015/9/8/chartex" xmlns:cx2="http://schemas.microsoft.com/office/drawing/2015/10/21/chartex" xmlns:cx3="http://schemas.microsoft.com/office/drawing/2016/5/9/chartex" xmlns:cx4="http://schemas.microsoft.com/office/drawing/2016/5/10/chartex" xmlns:cx5="http://schemas.microsoft.com/office/drawing/2016/5/11/chartex" xmlns:cx6="http://schemas.microsoft.com/office/drawing/2016/5/12/chartex" xmlns:cx7="http://schemas.microsoft.com/office/drawing/2016/5/13/chartex" xmlns:cx8="http://schemas.microsoft.com/office/drawing/2016/5/14/chartex" xmlns:mc="http://schemas.openxmlformats.org/markup-compatibility/2006" xmlns:aink="http://schemas.microsoft.com/office/drawing/2016/ink" xmlns:am3d="http://schemas.microsoft.com/office/drawing/2017/model3d" xmlns:o="urn:schemas-microsoft-com:office:office" xmlns:oel="http://schemas.microsoft.com/office/2019/extlst" xmlns:r="http://schemas.openxmlformats.org/officeDocument/2006/relationships" xmlns:m="http://schemas.openxmlformats.org/officeDocument/2006/math" xmlns:v="urn:schemas-microsoft-com:vml" xmlns:wp14="http://schemas.microsoft.com/office/word/2010/wordprocessingDrawing" xmlns:wp="http://schemas.openxmlformats.org/drawingml/2006/wordprocessingDrawing" xmlns:w10="urn:schemas-microsoft-com:office:word" xmlns:w="http://schemas.openxmlformats.org/wordprocessingml/2006/main" xmlns:w14="http://schemas.microsoft.com/office/word/2010/wordml" xmlns:w15="http://schemas.microsoft.com/office/word/2012/wordml" xmlns:w16cex="http://schemas.microsoft.com/office/word/2018/wordml/cex" xmlns:w16cid="http://schemas.microsoft.com/office/word/2016/wordml/cid" xmlns:w16="http://schemas.microsoft.com/office/word/2018/wordml" xmlns:w16du="http://schemas.microsoft.com/office/word/2023/wordml/word16du" xmlns:w16sdtdh="http://schemas.microsoft.com/office/word/2020/wordml/sdtdatahash" xmlns:w16sdtfl="http://schemas.microsoft.com/office/word/2024/wordml/sdtformatlock" xmlns:w16se="http://schemas.microsoft.com/office/word/2015/wordml/symex" xmlns:wpg="http://schemas.microsoft.com/office/word/2010/wordprocessingGroup" xmlns:wpi="http://schemas.microsoft.com/office/word/2010/wordprocessingInk" xmlns:wne="http://schemas.microsoft.com/office/word/2006/wordml" xmlns:wps="http://schemas.microsoft.com/office/word/2010/wordprocessingShape" mc:Ignorable="w14 w15 w16se w16cid w16 w16cex w16sdtdh w16sdtfl w16du wp14">
   <w:footnote w:type="separator" w:id="-1">
     <w:p>
       <w:pPr>
@@ -24912,7 +24932,7 @@
 </file>
 
 <file path=word/header1.xml><?xml version="1.0" encoding="utf-8"?>
-<w:hdr xmlns:wpc="http://schemas.microsoft.com/office/word/2010/wordprocessingCanvas" xmlns:cx="http://schemas.microsoft.com/office/drawing/2014/chartex" xmlns:cx1="http://schemas.microsoft.com/office/drawing/2015/9/8/chartex" xmlns:cx2="http://schemas.microsoft.com/office/drawing/2015/10/21/chartex" xmlns:cx3="http://schemas.microsoft.com/office/drawing/2016/5/9/chartex" xmlns:cx4="http://schemas.microsoft.com/office/drawing/2016/5/10/chartex" xmlns:cx5="http://schemas.microsoft.com/office/drawing/2016/5/11/chartex" xmlns:cx6="http://schemas.microsoft.com/office/drawing/2016/5/12/chartex" xmlns:cx7="http://schemas.microsoft.com/office/drawing/2016/5/13/chartex" xmlns:cx8="http://schemas.microsoft.com/office/drawing/2016/5/14/chartex" xmlns:mc="http://schemas.openxmlformats.org/markup-compatibility/2006" xmlns:aink="http://schemas.microsoft.com/office/drawing/2016/ink" xmlns:am3d="http://schemas.microsoft.com/office/drawing/2017/model3d" xmlns:o="urn:schemas-microsoft-com:office:office" xmlns:oel="http://schemas.microsoft.com/office/2019/extlst" xmlns:r="http://schemas.openxmlformats.org/officeDocument/2006/relationships" xmlns:m="http://schemas.openxmlformats.org/officeDocument/2006/math" xmlns:v="urn:schemas-microsoft-com:vml" xmlns:wp14="http://schemas.microsoft.com/office/word/2010/wordprocessingDrawing" xmlns:wp="http://schemas.openxmlformats.org/drawingml/2006/wordprocessingDrawing" xmlns:w10="urn:schemas-microsoft-com:office:word" xmlns:w="http://schemas.openxmlformats.org/wordprocessingml/2006/main" xmlns:w14="http://schemas.microsoft.com/office/word/2010/wordml" xmlns:w15="http://schemas.microsoft.com/office/word/2012/wordml" xmlns:w16cex="http://schemas.microsoft.com/office/word/2018/wordml/cex" xmlns:w16cid="http://schemas.microsoft.com/office/word/2016/wordml/cid" xmlns:w16="http://schemas.microsoft.com/office/word/2018/wordml" xmlns:w16du="http://schemas.microsoft.com/office/word/2023/wordml/word16du" xmlns:w16sdtdh="http://schemas.microsoft.com/office/word/2020/wordml/sdtdatahash" xmlns:w16se="http://schemas.microsoft.com/office/word/2015/wordml/symex" xmlns:wpg="http://schemas.microsoft.com/office/word/2010/wordprocessingGroup" xmlns:wpi="http://schemas.microsoft.com/office/word/2010/wordprocessingInk" xmlns:wne="http://schemas.microsoft.com/office/word/2006/wordml" xmlns:wps="http://schemas.microsoft.com/office/word/2010/wordprocessingShape" mc:Ignorable="w14 w15 w16se w16cid w16 w16cex w16sdtdh w16du wp14">
+<w:hdr xmlns:wpc="http://schemas.microsoft.com/office/word/2010/wordprocessingCanvas" xmlns:cx="http://schemas.microsoft.com/office/drawing/2014/chartex" xmlns:cx1="http://schemas.microsoft.com/office/drawing/2015/9/8/chartex" xmlns:cx2="http://schemas.microsoft.com/office/drawing/2015/10/21/chartex" xmlns:cx3="http://schemas.microsoft.com/office/drawing/2016/5/9/chartex" xmlns:cx4="http://schemas.microsoft.com/office/drawing/2016/5/10/chartex" xmlns:cx5="http://schemas.microsoft.com/office/drawing/2016/5/11/chartex" xmlns:cx6="http://schemas.microsoft.com/office/drawing/2016/5/12/chartex" xmlns:cx7="http://schemas.microsoft.com/office/drawing/2016/5/13/chartex" xmlns:cx8="http://schemas.microsoft.com/office/drawing/2016/5/14/chartex" xmlns:mc="http://schemas.openxmlformats.org/markup-compatibility/2006" xmlns:aink="http://schemas.microsoft.com/office/drawing/2016/ink" xmlns:am3d="http://schemas.microsoft.com/office/drawing/2017/model3d" xmlns:o="urn:schemas-microsoft-com:office:office" xmlns:oel="http://schemas.microsoft.com/office/2019/extlst" xmlns:r="http://schemas.openxmlformats.org/officeDocument/2006/relationships" xmlns:m="http://schemas.openxmlformats.org/officeDocument/2006/math" xmlns:v="urn:schemas-microsoft-com:vml" xmlns:wp14="http://schemas.microsoft.com/office/word/2010/wordprocessingDrawing" xmlns:wp="http://schemas.openxmlformats.org/drawingml/2006/wordprocessingDrawing" xmlns:w10="urn:schemas-microsoft-com:office:word" xmlns:w="http://schemas.openxmlformats.org/wordprocessingml/2006/main" xmlns:w14="http://schemas.microsoft.com/office/word/2010/wordml" xmlns:w15="http://schemas.microsoft.com/office/word/2012/wordml" xmlns:w16cex="http://schemas.microsoft.com/office/word/2018/wordml/cex" xmlns:w16cid="http://schemas.microsoft.com/office/word/2016/wordml/cid" xmlns:w16="http://schemas.microsoft.com/office/word/2018/wordml" xmlns:w16du="http://schemas.microsoft.com/office/word/2023/wordml/word16du" xmlns:w16sdtdh="http://schemas.microsoft.com/office/word/2020/wordml/sdtdatahash" xmlns:w16sdtfl="http://schemas.microsoft.com/office/word/2024/wordml/sdtformatlock" xmlns:w16se="http://schemas.microsoft.com/office/word/2015/wordml/symex" xmlns:wpg="http://schemas.microsoft.com/office/word/2010/wordprocessingGroup" xmlns:wpi="http://schemas.microsoft.com/office/word/2010/wordprocessingInk" xmlns:wne="http://schemas.microsoft.com/office/word/2006/wordml" xmlns:wps="http://schemas.microsoft.com/office/word/2010/wordprocessingShape" mc:Ignorable="w14 w15 w16se w16cid w16 w16cex w16sdtdh w16sdtfl w16du wp14">
   <w:tbl>
     <w:tblPr>
       <w:tblStyle w:val="Tablaconcuadrcula"/>
@@ -25202,7 +25222,7 @@
 </file>
 
 <file path=word/numbering.xml><?xml version="1.0" encoding="utf-8"?>
-<w:numbering xmlns:wpc="http://schemas.microsoft.com/office/word/2010/wordprocessingCanvas" xmlns:cx="http://schemas.microsoft.com/office/drawing/2014/chartex" xmlns:cx1="http://schemas.microsoft.com/office/drawing/2015/9/8/chartex" xmlns:cx2="http://schemas.microsoft.com/office/drawing/2015/10/21/chartex" xmlns:cx3="http://schemas.microsoft.com/office/drawing/2016/5/9/chartex" xmlns:cx4="http://schemas.microsoft.com/office/drawing/2016/5/10/chartex" xmlns:cx5="http://schemas.microsoft.com/office/drawing/2016/5/11/chartex" xmlns:cx6="http://schemas.microsoft.com/office/drawing/2016/5/12/chartex" xmlns:cx7="http://schemas.microsoft.com/office/drawing/2016/5/13/chartex" xmlns:cx8="http://schemas.microsoft.com/office/drawing/2016/5/14/chartex" xmlns:mc="http://schemas.openxmlformats.org/markup-compatibility/2006" xmlns:aink="http://schemas.microsoft.com/office/drawing/2016/ink" xmlns:am3d="http://schemas.microsoft.com/office/drawing/2017/model3d" xmlns:o="urn:schemas-microsoft-com:office:office" xmlns:oel="http://schemas.microsoft.com/office/2019/extlst" xmlns:r="http://schemas.openxmlformats.org/officeDocument/2006/relationships" xmlns:m="http://schemas.openxmlformats.org/officeDocument/2006/math" xmlns:v="urn:schemas-microsoft-com:vml" xmlns:wp14="http://schemas.microsoft.com/office/word/2010/wordprocessingDrawing" xmlns:wp="http://schemas.openxmlformats.org/drawingml/2006/wordprocessingDrawing" xmlns:w10="urn:schemas-microsoft-com:office:word" xmlns:w="http://schemas.openxmlformats.org/wordprocessingml/2006/main" xmlns:w14="http://schemas.microsoft.com/office/word/2010/wordml" xmlns:w15="http://schemas.microsoft.com/office/word/2012/wordml" xmlns:w16cex="http://schemas.microsoft.com/office/word/2018/wordml/cex" xmlns:w16cid="http://schemas.microsoft.com/office/word/2016/wordml/cid" xmlns:w16="http://schemas.microsoft.com/office/word/2018/wordml" xmlns:w16du="http://schemas.microsoft.com/office/word/2023/wordml/word16du" xmlns:w16sdtdh="http://schemas.microsoft.com/office/word/2020/wordml/sdtdatahash" xmlns:w16se="http://schemas.microsoft.com/office/word/2015/wordml/symex" xmlns:wpg="http://schemas.microsoft.com/office/word/2010/wordprocessingGroup" xmlns:wpi="http://schemas.microsoft.com/office/word/2010/wordprocessingInk" xmlns:wne="http://schemas.microsoft.com/office/word/2006/wordml" xmlns:wps="http://schemas.microsoft.com/office/word/2010/wordprocessingShape" mc:Ignorable="w14 w15 w16se w16cid w16 w16cex w16sdtdh w16du wp14">
+<w:numbering xmlns:wpc="http://schemas.microsoft.com/office/word/2010/wordprocessingCanvas" xmlns:cx="http://schemas.microsoft.com/office/drawing/2014/chartex" xmlns:cx1="http://schemas.microsoft.com/office/drawing/2015/9/8/chartex" xmlns:cx2="http://schemas.microsoft.com/office/drawing/2015/10/21/chartex" xmlns:cx3="http://schemas.microsoft.com/office/drawing/2016/5/9/chartex" xmlns:cx4="http://schemas.microsoft.com/office/drawing/2016/5/10/chartex" xmlns:cx5="http://schemas.microsoft.com/office/drawing/2016/5/11/chartex" xmlns:cx6="http://schemas.microsoft.com/office/drawing/2016/5/12/chartex" xmlns:cx7="http://schemas.microsoft.com/office/drawing/2016/5/13/chartex" xmlns:cx8="http://schemas.microsoft.com/office/drawing/2016/5/14/chartex" xmlns:mc="http://schemas.openxmlformats.org/markup-compatibility/2006" xmlns:aink="http://schemas.microsoft.com/office/drawing/2016/ink" xmlns:am3d="http://schemas.microsoft.com/office/drawing/2017/model3d" xmlns:o="urn:schemas-microsoft-com:office:office" xmlns:oel="http://schemas.microsoft.com/office/2019/extlst" xmlns:r="http://schemas.openxmlformats.org/officeDocument/2006/relationships" xmlns:m="http://schemas.openxmlformats.org/officeDocument/2006/math" xmlns:v="urn:schemas-microsoft-com:vml" xmlns:wp14="http://schemas.microsoft.com/office/word/2010/wordprocessingDrawing" xmlns:wp="http://schemas.openxmlformats.org/drawingml/2006/wordprocessingDrawing" xmlns:w10="urn:schemas-microsoft-com:office:word" xmlns:w="http://schemas.openxmlformats.org/wordprocessingml/2006/main" xmlns:w14="http://schemas.microsoft.com/office/word/2010/wordml" xmlns:w15="http://schemas.microsoft.com/office/word/2012/wordml" xmlns:w16cex="http://schemas.microsoft.com/office/word/2018/wordml/cex" xmlns:w16cid="http://schemas.microsoft.com/office/word/2016/wordml/cid" xmlns:w16="http://schemas.microsoft.com/office/word/2018/wordml" xmlns:w16du="http://schemas.microsoft.com/office/word/2023/wordml/word16du" xmlns:w16sdtdh="http://schemas.microsoft.com/office/word/2020/wordml/sdtdatahash" xmlns:w16sdtfl="http://schemas.microsoft.com/office/word/2024/wordml/sdtformatlock" xmlns:w16se="http://schemas.microsoft.com/office/word/2015/wordml/symex" xmlns:wpg="http://schemas.microsoft.com/office/word/2010/wordprocessingGroup" xmlns:wpi="http://schemas.microsoft.com/office/word/2010/wordprocessingInk" xmlns:wne="http://schemas.microsoft.com/office/word/2006/wordml" xmlns:wps="http://schemas.microsoft.com/office/word/2010/wordprocessingShape" mc:Ignorable="w14 w15 w16se w16cid w16 w16cex w16sdtdh w16sdtfl w16du wp14">
   <w:abstractNum w:abstractNumId="0" w15:restartNumberingAfterBreak="0">
     <w:nsid w:val="0194347D"/>
     <w:multiLevelType w:val="multilevel"/>
@@ -29148,7 +29168,7 @@
 </file>
 
 <file path=word/styles.xml><?xml version="1.0" encoding="utf-8"?>
-<w:styles xmlns:mc="http://schemas.openxmlformats.org/markup-compatibility/2006" xmlns:r="http://schemas.openxmlformats.org/officeDocument/2006/relationships" xmlns:w="http://schemas.openxmlformats.org/wordprocessingml/2006/main" xmlns:w14="http://schemas.microsoft.com/office/word/2010/wordml" xmlns:w15="http://schemas.microsoft.com/office/word/2012/wordml" xmlns:w16cex="http://schemas.microsoft.com/office/word/2018/wordml/cex" xmlns:w16cid="http://schemas.microsoft.com/office/word/2016/wordml/cid" xmlns:w16="http://schemas.microsoft.com/office/word/2018/wordml" xmlns:w16du="http://schemas.microsoft.com/office/word/2023/wordml/word16du" xmlns:w16sdtdh="http://schemas.microsoft.com/office/word/2020/wordml/sdtdatahash" xmlns:w16se="http://schemas.microsoft.com/office/word/2015/wordml/symex" mc:Ignorable="w14 w15 w16se w16cid w16 w16cex w16sdtdh w16du">
+<w:styles xmlns:mc="http://schemas.openxmlformats.org/markup-compatibility/2006" xmlns:r="http://schemas.openxmlformats.org/officeDocument/2006/relationships" xmlns:w="http://schemas.openxmlformats.org/wordprocessingml/2006/main" xmlns:w14="http://schemas.microsoft.com/office/word/2010/wordml" xmlns:w15="http://schemas.microsoft.com/office/word/2012/wordml" xmlns:w16cex="http://schemas.microsoft.com/office/word/2018/wordml/cex" xmlns:w16cid="http://schemas.microsoft.com/office/word/2016/wordml/cid" xmlns:w16="http://schemas.microsoft.com/office/word/2018/wordml" xmlns:w16du="http://schemas.microsoft.com/office/word/2023/wordml/word16du" xmlns:w16sdtdh="http://schemas.microsoft.com/office/word/2020/wordml/sdtdatahash" xmlns:w16sdtfl="http://schemas.microsoft.com/office/word/2024/wordml/sdtformatlock" xmlns:w16se="http://schemas.microsoft.com/office/word/2015/wordml/symex" mc:Ignorable="w14 w15 w16se w16cid w16 w16cex w16sdtdh w16sdtfl w16du">
   <w:docDefaults>
     <w:rPrDefault>
       <w:rPr>
@@ -30166,7 +30186,7 @@
       </w:tblBorders>
     </w:tblPr>
   </w:style>
-  <w:style w:type="character" w:styleId="Textoennegrita">
+  <w:style w:type="character" w:styleId="Fuerte">
     <w:name w:val="Strong"/>
     <w:basedOn w:val="Fuentedeprrafopredeter"/>
     <w:uiPriority w:val="22"/>
